--- a/annotation_folder/Natalie 100 sample log.docx
+++ b/annotation_folder/Natalie 100 sample log.docx
@@ -12065,23 +12065,7 @@
           <w:rFonts w:ascii="Aptos Narrow" w:hAnsi="Aptos Narrow"/>
           <w:color w:val="000000"/>
         </w:rPr>
-        <w:t xml:space="preserve"> also received a couple of emails from </w:t>
-      </w:r>
-      <w:proofErr w:type="spellStart"/>
-      <w:r>
-        <w:rPr>
-          <w:rFonts w:ascii="Aptos Narrow" w:hAnsi="Aptos Narrow"/>
-          <w:color w:val="000000"/>
-        </w:rPr>
-        <w:t>Cashapp</w:t>
-      </w:r>
-      <w:proofErr w:type="spellEnd"/>
-      <w:r>
-        <w:rPr>
-          <w:rFonts w:ascii="Aptos Narrow" w:hAnsi="Aptos Narrow"/>
-          <w:color w:val="000000"/>
-        </w:rPr>
-        <w:t xml:space="preserve">, one at XXXX </w:t>
+        <w:t xml:space="preserve"> also received a couple of emails from Cashapp, one at XXXX </w:t>
       </w:r>
       <w:proofErr w:type="spellStart"/>
       <w:r>
@@ -27145,6 +27129,5885 @@
           <w:color w:val="000000"/>
         </w:rPr>
         <w:t xml:space="preserve"> for any additional information.</w:t>
+      </w:r>
+    </w:p>
+    <w:p>
+      <w:pPr>
+        <w:rPr>
+          <w:rFonts w:ascii="Aptos Narrow" w:hAnsi="Aptos Narrow"/>
+          <w:color w:val="000000"/>
+        </w:rPr>
+      </w:pPr>
+    </w:p>
+    <w:p>
+      <w:pPr>
+        <w:spacing w:after="160" w:line="278" w:lineRule="auto"/>
+        <w:rPr>
+          <w:rFonts w:ascii="Aptos Narrow" w:hAnsi="Aptos Narrow"/>
+          <w:color w:val="000000"/>
+        </w:rPr>
+      </w:pPr>
+      <w:r>
+        <w:rPr>
+          <w:rFonts w:ascii="Aptos Narrow" w:hAnsi="Aptos Narrow"/>
+          <w:color w:val="000000"/>
+        </w:rPr>
+        <w:br w:type="page"/>
+      </w:r>
+    </w:p>
+    <w:p>
+      <w:pPr>
+        <w:rPr>
+          <w:rFonts w:ascii="Aptos Narrow" w:hAnsi="Aptos Narrow"/>
+          <w:color w:val="000000"/>
+        </w:rPr>
+      </w:pPr>
+      <w:r>
+        <w:rPr>
+          <w:rFonts w:ascii="Aptos Narrow" w:hAnsi="Aptos Narrow"/>
+          <w:color w:val="000000"/>
+        </w:rPr>
+        <w:lastRenderedPageBreak/>
+        <w:t xml:space="preserve">I made a money transfer on XX/XX/XXXX for the purchase of security cameras. I never received the cameras. I spoke with the seller multiple times and there was always some excuse for why I </w:t>
+      </w:r>
+      <w:proofErr w:type="spellStart"/>
+      <w:r>
+        <w:rPr>
+          <w:rFonts w:ascii="Aptos Narrow" w:hAnsi="Aptos Narrow"/>
+          <w:color w:val="000000"/>
+        </w:rPr>
+        <w:t>hadnt</w:t>
+      </w:r>
+      <w:proofErr w:type="spellEnd"/>
+      <w:r>
+        <w:rPr>
+          <w:rFonts w:ascii="Aptos Narrow" w:hAnsi="Aptos Narrow"/>
+          <w:color w:val="000000"/>
+        </w:rPr>
+        <w:t xml:space="preserve"> received them. </w:t>
+      </w:r>
+      <w:proofErr w:type="gramStart"/>
+      <w:r>
+        <w:rPr>
+          <w:rFonts w:ascii="Aptos Narrow" w:hAnsi="Aptos Narrow"/>
+          <w:color w:val="000000"/>
+        </w:rPr>
+        <w:t>Finally</w:t>
+      </w:r>
+      <w:proofErr w:type="gramEnd"/>
+      <w:r>
+        <w:rPr>
+          <w:rFonts w:ascii="Aptos Narrow" w:hAnsi="Aptos Narrow"/>
+          <w:color w:val="000000"/>
+        </w:rPr>
+        <w:t xml:space="preserve"> they blocked me on </w:t>
+      </w:r>
+      <w:proofErr w:type="gramStart"/>
+      <w:r>
+        <w:rPr>
+          <w:rFonts w:ascii="Aptos Narrow" w:hAnsi="Aptos Narrow"/>
+          <w:color w:val="000000"/>
+        </w:rPr>
+        <w:t>everything</w:t>
+      </w:r>
+      <w:proofErr w:type="gramEnd"/>
+      <w:r>
+        <w:rPr>
+          <w:rFonts w:ascii="Aptos Narrow" w:hAnsi="Aptos Narrow"/>
+          <w:color w:val="000000"/>
+        </w:rPr>
+        <w:t xml:space="preserve"> and I realized they did not intend to provide what I paid for. I then dispute the transaction with </w:t>
+      </w:r>
+      <w:proofErr w:type="spellStart"/>
+      <w:r>
+        <w:rPr>
+          <w:rFonts w:ascii="Aptos Narrow" w:hAnsi="Aptos Narrow"/>
+          <w:color w:val="000000"/>
+        </w:rPr>
+        <w:t>Cashapp</w:t>
+      </w:r>
+      <w:proofErr w:type="spellEnd"/>
+      <w:r>
+        <w:rPr>
+          <w:rFonts w:ascii="Aptos Narrow" w:hAnsi="Aptos Narrow"/>
+          <w:color w:val="000000"/>
+        </w:rPr>
+        <w:t xml:space="preserve"> on XX/XX/XXXX. When creating the dispute there was not an option to provide evidence so I wrote in to customer service and was told there is no process to provide evidence and to wait for the resolution. Today XX/XX/XXXX I get an email that my dispute was denied because I had possession of the device at the time of the transaction. I never said I </w:t>
+      </w:r>
+      <w:proofErr w:type="spellStart"/>
+      <w:r>
+        <w:rPr>
+          <w:rFonts w:ascii="Aptos Narrow" w:hAnsi="Aptos Narrow"/>
+          <w:color w:val="000000"/>
+        </w:rPr>
+        <w:t>didnt</w:t>
+      </w:r>
+      <w:proofErr w:type="spellEnd"/>
+      <w:r>
+        <w:rPr>
+          <w:rFonts w:ascii="Aptos Narrow" w:hAnsi="Aptos Narrow"/>
+          <w:color w:val="000000"/>
+        </w:rPr>
+        <w:t xml:space="preserve"> make the transaction, I said that I made the purchase and </w:t>
+      </w:r>
+      <w:proofErr w:type="spellStart"/>
+      <w:r>
+        <w:rPr>
+          <w:rFonts w:ascii="Aptos Narrow" w:hAnsi="Aptos Narrow"/>
+          <w:color w:val="000000"/>
+        </w:rPr>
+        <w:t>didnt</w:t>
+      </w:r>
+      <w:proofErr w:type="spellEnd"/>
+      <w:r>
+        <w:rPr>
+          <w:rFonts w:ascii="Aptos Narrow" w:hAnsi="Aptos Narrow"/>
+          <w:color w:val="000000"/>
+        </w:rPr>
+        <w:t xml:space="preserve"> receive the item. I wrote in again to inquire about why I </w:t>
+      </w:r>
+      <w:proofErr w:type="spellStart"/>
+      <w:r>
+        <w:rPr>
+          <w:rFonts w:ascii="Aptos Narrow" w:hAnsi="Aptos Narrow"/>
+          <w:color w:val="000000"/>
+        </w:rPr>
+        <w:t>wasnt</w:t>
+      </w:r>
+      <w:proofErr w:type="spellEnd"/>
+      <w:r>
+        <w:rPr>
+          <w:rFonts w:ascii="Aptos Narrow" w:hAnsi="Aptos Narrow"/>
+          <w:color w:val="000000"/>
+        </w:rPr>
+        <w:t xml:space="preserve"> given the option to provide evidence and was told to resubmit the dispute where I still do not have the option to submit evidence. They said they would submit a complaint but since I </w:t>
+      </w:r>
+      <w:proofErr w:type="spellStart"/>
+      <w:r>
+        <w:rPr>
+          <w:rFonts w:ascii="Aptos Narrow" w:hAnsi="Aptos Narrow"/>
+          <w:color w:val="000000"/>
+        </w:rPr>
+        <w:t>didnt</w:t>
+      </w:r>
+      <w:proofErr w:type="spellEnd"/>
+      <w:r>
+        <w:rPr>
+          <w:rFonts w:ascii="Aptos Narrow" w:hAnsi="Aptos Narrow"/>
+          <w:color w:val="000000"/>
+        </w:rPr>
+        <w:t xml:space="preserve"> provide new information, they </w:t>
+      </w:r>
+      <w:proofErr w:type="spellStart"/>
+      <w:r>
+        <w:rPr>
+          <w:rFonts w:ascii="Aptos Narrow" w:hAnsi="Aptos Narrow"/>
+          <w:color w:val="000000"/>
+        </w:rPr>
+        <w:t>couldnt</w:t>
+      </w:r>
+      <w:proofErr w:type="spellEnd"/>
+      <w:r>
+        <w:rPr>
+          <w:rFonts w:ascii="Aptos Narrow" w:hAnsi="Aptos Narrow"/>
+          <w:color w:val="000000"/>
+        </w:rPr>
+        <w:t xml:space="preserve"> do anything about it. I </w:t>
+      </w:r>
+      <w:proofErr w:type="spellStart"/>
+      <w:r>
+        <w:rPr>
+          <w:rFonts w:ascii="Aptos Narrow" w:hAnsi="Aptos Narrow"/>
+          <w:color w:val="000000"/>
+        </w:rPr>
+        <w:t>dont</w:t>
+      </w:r>
+      <w:proofErr w:type="spellEnd"/>
+      <w:r>
+        <w:rPr>
+          <w:rFonts w:ascii="Aptos Narrow" w:hAnsi="Aptos Narrow"/>
+          <w:color w:val="000000"/>
+        </w:rPr>
+        <w:t xml:space="preserve"> understand this because I was never allowed the opportunity to provide the evidence even up until now. I tried to get further understanding and the rep closed the chat on me. I feel </w:t>
+      </w:r>
+      <w:proofErr w:type="spellStart"/>
+      <w:r>
+        <w:rPr>
+          <w:rFonts w:ascii="Aptos Narrow" w:hAnsi="Aptos Narrow"/>
+          <w:color w:val="000000"/>
+        </w:rPr>
+        <w:t>Cashapp</w:t>
+      </w:r>
+      <w:proofErr w:type="spellEnd"/>
+      <w:r>
+        <w:rPr>
+          <w:rFonts w:ascii="Aptos Narrow" w:hAnsi="Aptos Narrow"/>
+          <w:color w:val="000000"/>
+        </w:rPr>
+        <w:t xml:space="preserve"> is complicit in allowing thieves to scam unsuspecting citizens under the guise of running a legitimate business. The dispute process is performative at best. This is not the first time I had an issue. I had an issue in XX/XX/XXXX where a hair stylist never showed up but my card was still </w:t>
+      </w:r>
+      <w:proofErr w:type="gramStart"/>
+      <w:r>
+        <w:rPr>
+          <w:rFonts w:ascii="Aptos Narrow" w:hAnsi="Aptos Narrow"/>
+          <w:color w:val="000000"/>
+        </w:rPr>
+        <w:t>charged</w:t>
+      </w:r>
+      <w:proofErr w:type="gramEnd"/>
+      <w:r>
+        <w:rPr>
+          <w:rFonts w:ascii="Aptos Narrow" w:hAnsi="Aptos Narrow"/>
+          <w:color w:val="000000"/>
+        </w:rPr>
+        <w:t xml:space="preserve"> and I provided the information that the appointment was </w:t>
+      </w:r>
+      <w:proofErr w:type="gramStart"/>
+      <w:r>
+        <w:rPr>
+          <w:rFonts w:ascii="Aptos Narrow" w:hAnsi="Aptos Narrow"/>
+          <w:color w:val="000000"/>
+        </w:rPr>
+        <w:t>missed</w:t>
+      </w:r>
+      <w:proofErr w:type="gramEnd"/>
+      <w:r>
+        <w:rPr>
+          <w:rFonts w:ascii="Aptos Narrow" w:hAnsi="Aptos Narrow"/>
+          <w:color w:val="000000"/>
+        </w:rPr>
+        <w:t xml:space="preserve"> and the dispute was denied because they said the service was </w:t>
+      </w:r>
+      <w:proofErr w:type="gramStart"/>
+      <w:r>
+        <w:rPr>
+          <w:rFonts w:ascii="Aptos Narrow" w:hAnsi="Aptos Narrow"/>
+          <w:color w:val="000000"/>
+        </w:rPr>
+        <w:t>completed???.</w:t>
+      </w:r>
+      <w:proofErr w:type="gramEnd"/>
+      <w:r>
+        <w:rPr>
+          <w:rFonts w:ascii="Aptos Narrow" w:hAnsi="Aptos Narrow"/>
+          <w:color w:val="000000"/>
+        </w:rPr>
+        <w:t xml:space="preserve"> Subsequently, the original biller refunded me. This only worked out because the vendor was honest, but not before I was late on my rent and had to pay extra late fees due to it.</w:t>
+      </w:r>
+    </w:p>
+    <w:p>
+      <w:pPr>
+        <w:rPr>
+          <w:rFonts w:ascii="Aptos Narrow" w:hAnsi="Aptos Narrow"/>
+          <w:color w:val="000000"/>
+        </w:rPr>
+      </w:pPr>
+    </w:p>
+    <w:p>
+      <w:pPr>
+        <w:spacing w:after="160" w:line="278" w:lineRule="auto"/>
+        <w:rPr>
+          <w:rFonts w:ascii="Aptos Narrow" w:hAnsi="Aptos Narrow"/>
+          <w:color w:val="000000"/>
+        </w:rPr>
+      </w:pPr>
+      <w:r>
+        <w:rPr>
+          <w:rFonts w:ascii="Aptos Narrow" w:hAnsi="Aptos Narrow"/>
+          <w:color w:val="000000"/>
+        </w:rPr>
+        <w:br w:type="page"/>
+      </w:r>
+    </w:p>
+    <w:p>
+      <w:pPr>
+        <w:rPr>
+          <w:rFonts w:ascii="Aptos Narrow" w:hAnsi="Aptos Narrow"/>
+          <w:color w:val="000000"/>
+        </w:rPr>
+      </w:pPr>
+      <w:r>
+        <w:rPr>
+          <w:rFonts w:ascii="Aptos Narrow" w:hAnsi="Aptos Narrow"/>
+          <w:color w:val="000000"/>
+        </w:rPr>
+        <w:lastRenderedPageBreak/>
+        <w:t xml:space="preserve">Venmo wasn't allowing my XXXX </w:t>
+      </w:r>
+      <w:proofErr w:type="spellStart"/>
+      <w:r>
+        <w:rPr>
+          <w:rFonts w:ascii="Aptos Narrow" w:hAnsi="Aptos Narrow"/>
+          <w:color w:val="000000"/>
+        </w:rPr>
+        <w:t>XXXX</w:t>
+      </w:r>
+      <w:proofErr w:type="spellEnd"/>
+      <w:r>
+        <w:rPr>
+          <w:rFonts w:ascii="Aptos Narrow" w:hAnsi="Aptos Narrow"/>
+          <w:color w:val="000000"/>
+        </w:rPr>
+        <w:t xml:space="preserve"> </w:t>
+      </w:r>
+      <w:proofErr w:type="spellStart"/>
+      <w:r>
+        <w:rPr>
+          <w:rFonts w:ascii="Aptos Narrow" w:hAnsi="Aptos Narrow"/>
+          <w:color w:val="000000"/>
+        </w:rPr>
+        <w:t>XXXX</w:t>
+      </w:r>
+      <w:proofErr w:type="spellEnd"/>
+      <w:r>
+        <w:rPr>
+          <w:rFonts w:ascii="Aptos Narrow" w:hAnsi="Aptos Narrow"/>
+          <w:color w:val="000000"/>
+        </w:rPr>
+        <w:t xml:space="preserve"> </w:t>
+      </w:r>
+      <w:proofErr w:type="spellStart"/>
+      <w:proofErr w:type="gramStart"/>
+      <w:r>
+        <w:rPr>
+          <w:rFonts w:ascii="Aptos Narrow" w:hAnsi="Aptos Narrow"/>
+          <w:color w:val="000000"/>
+        </w:rPr>
+        <w:t>XXXX</w:t>
+      </w:r>
+      <w:proofErr w:type="spellEnd"/>
+      <w:r>
+        <w:rPr>
+          <w:rFonts w:ascii="Aptos Narrow" w:hAnsi="Aptos Narrow"/>
+          <w:color w:val="000000"/>
+        </w:rPr>
+        <w:t xml:space="preserve">  transfer</w:t>
+      </w:r>
+      <w:proofErr w:type="gramEnd"/>
+      <w:r>
+        <w:rPr>
+          <w:rFonts w:ascii="Aptos Narrow" w:hAnsi="Aptos Narrow"/>
+          <w:color w:val="000000"/>
+        </w:rPr>
+        <w:t xml:space="preserve">, there was an error that said to try again later. I tried to get resolution via the Venmo app to no avail. I could not even get their customer support number through the app. I was forced to look it up online. That's where everything took a turn south. The first link in the XXXX search turned out to be a fraud site. When I called that number the scammers that answered were very convincing. They told me that my account had been locked, and I could not access my XXXX. They had me download </w:t>
+      </w:r>
+      <w:proofErr w:type="gramStart"/>
+      <w:r>
+        <w:rPr>
+          <w:rFonts w:ascii="Aptos Narrow" w:hAnsi="Aptos Narrow"/>
+          <w:color w:val="000000"/>
+        </w:rPr>
+        <w:t>an</w:t>
+      </w:r>
+      <w:proofErr w:type="gramEnd"/>
+      <w:r>
+        <w:rPr>
+          <w:rFonts w:ascii="Aptos Narrow" w:hAnsi="Aptos Narrow"/>
+          <w:color w:val="000000"/>
+        </w:rPr>
+        <w:t xml:space="preserve"> tracking app to watch what I was doing under the guise of helping me to secure my phone that they claimed was infected with malware and that they were receiving login attempts from various locations. I followed the instructions the scammers gave me and converted my crypto back to dollars and made a contact card to their specification, then they had me text numbers to the contact card. The numbers </w:t>
+      </w:r>
+      <w:proofErr w:type="gramStart"/>
+      <w:r>
+        <w:rPr>
+          <w:rFonts w:ascii="Aptos Narrow" w:hAnsi="Aptos Narrow"/>
+          <w:color w:val="000000"/>
+        </w:rPr>
+        <w:t>was</w:t>
+      </w:r>
+      <w:proofErr w:type="gramEnd"/>
+      <w:r>
+        <w:rPr>
+          <w:rFonts w:ascii="Aptos Narrow" w:hAnsi="Aptos Narrow"/>
+          <w:color w:val="000000"/>
+        </w:rPr>
+        <w:t xml:space="preserve"> the money in my Venmo account and went out as XXXX </w:t>
+      </w:r>
+      <w:proofErr w:type="spellStart"/>
+      <w:r>
+        <w:rPr>
+          <w:rFonts w:ascii="Aptos Narrow" w:hAnsi="Aptos Narrow"/>
+          <w:color w:val="000000"/>
+        </w:rPr>
+        <w:t>XXXX</w:t>
+      </w:r>
+      <w:proofErr w:type="spellEnd"/>
+      <w:r>
+        <w:rPr>
+          <w:rFonts w:ascii="Aptos Narrow" w:hAnsi="Aptos Narrow"/>
+          <w:color w:val="000000"/>
+        </w:rPr>
+        <w:t xml:space="preserve"> transactions. XXXX transaction for {$990.00} and another for {$900.00}. I was told this would allow me to recover my money from the " locked '' account. Then the scammers tried to get me to open my other crypto platforms like XXXX and XXXX. When I got suspicious the abruptly claimed I would receive my funds in XXXX and hung up. </w:t>
+      </w:r>
+      <w:r>
+        <w:rPr>
+          <w:rFonts w:ascii="Aptos Narrow" w:hAnsi="Aptos Narrow"/>
+          <w:color w:val="000000"/>
+        </w:rPr>
+        <w:br/>
+        <w:t xml:space="preserve">That's when I did another search to verify the number I called and found the real Venmo XXXX number XXXX to XXXX lines down from the top of the page. I called them to report the fraud that had occurred l recited the whole event and the next day when I got the email from XXXX </w:t>
+      </w:r>
+      <w:proofErr w:type="spellStart"/>
+      <w:r>
+        <w:rPr>
+          <w:rFonts w:ascii="Aptos Narrow" w:hAnsi="Aptos Narrow"/>
+          <w:color w:val="000000"/>
+        </w:rPr>
+        <w:t>XXXX</w:t>
+      </w:r>
+      <w:proofErr w:type="spellEnd"/>
+      <w:r>
+        <w:rPr>
+          <w:rFonts w:ascii="Aptos Narrow" w:hAnsi="Aptos Narrow"/>
+          <w:color w:val="000000"/>
+        </w:rPr>
+        <w:t xml:space="preserve"> I sent in screen shots of all the transactions, the contact card the scammers had me make with the phone number that my money was transferred to, and anything else I found like the web address for the scammers. They refunded my money as a " temporary credit '' and it </w:t>
+      </w:r>
+      <w:proofErr w:type="spellStart"/>
+      <w:r>
+        <w:rPr>
+          <w:rFonts w:ascii="Aptos Narrow" w:hAnsi="Aptos Narrow"/>
+          <w:color w:val="000000"/>
+        </w:rPr>
+        <w:t>seamed</w:t>
+      </w:r>
+      <w:proofErr w:type="spellEnd"/>
+      <w:r>
+        <w:rPr>
+          <w:rFonts w:ascii="Aptos Narrow" w:hAnsi="Aptos Narrow"/>
+          <w:color w:val="000000"/>
+        </w:rPr>
+        <w:t xml:space="preserve"> they would be able to take care of the </w:t>
+      </w:r>
+      <w:proofErr w:type="gramStart"/>
+      <w:r>
+        <w:rPr>
+          <w:rFonts w:ascii="Aptos Narrow" w:hAnsi="Aptos Narrow"/>
+          <w:color w:val="000000"/>
+        </w:rPr>
+        <w:t>situation,</w:t>
+      </w:r>
+      <w:proofErr w:type="gramEnd"/>
+      <w:r>
+        <w:rPr>
+          <w:rFonts w:ascii="Aptos Narrow" w:hAnsi="Aptos Narrow"/>
+          <w:color w:val="000000"/>
+        </w:rPr>
+        <w:t xml:space="preserve"> I mistakenly assumed that they were going to help me. After a week of calling and receiving emails that said things like " Need more information '' and status updates that I had no idea what they mean because I could not get information back from the people making the decisions about the investigation. My emails were ignored, and my phone calls to customer care resulted in me being told I had to talk to the investigators through email. Different names would be on the emails, no XXXX names were the same. It looked like a cluster f. Then the week ended and the decision was made by Venmo XXXX hold me accountable for the money that was stolen from me. They placed my account into a suspended status and made it negative almost XXXX </w:t>
+      </w:r>
+      <w:proofErr w:type="spellStart"/>
+      <w:r>
+        <w:rPr>
+          <w:rFonts w:ascii="Aptos Narrow" w:hAnsi="Aptos Narrow"/>
+          <w:color w:val="000000"/>
+        </w:rPr>
+        <w:t>XXXX</w:t>
+      </w:r>
+      <w:proofErr w:type="spellEnd"/>
+      <w:r>
+        <w:rPr>
+          <w:rFonts w:ascii="Aptos Narrow" w:hAnsi="Aptos Narrow"/>
+          <w:color w:val="000000"/>
+        </w:rPr>
+        <w:t xml:space="preserve"> dollars. My money is gone, I was the victim, they took no accountability for their app not functioning and for the absence of any means of real communication to the company from the app </w:t>
+      </w:r>
+      <w:proofErr w:type="gramStart"/>
+      <w:r>
+        <w:rPr>
+          <w:rFonts w:ascii="Aptos Narrow" w:hAnsi="Aptos Narrow"/>
+          <w:color w:val="000000"/>
+        </w:rPr>
+        <w:t>with the exception of</w:t>
+      </w:r>
+      <w:proofErr w:type="gramEnd"/>
+      <w:r>
+        <w:rPr>
+          <w:rFonts w:ascii="Aptos Narrow" w:hAnsi="Aptos Narrow"/>
+          <w:color w:val="000000"/>
+        </w:rPr>
+        <w:t xml:space="preserve"> a chat bot that was useless. </w:t>
+      </w:r>
+      <w:proofErr w:type="gramStart"/>
+      <w:r>
+        <w:rPr>
+          <w:rFonts w:ascii="Aptos Narrow" w:hAnsi="Aptos Narrow"/>
+          <w:color w:val="000000"/>
+        </w:rPr>
+        <w:t>The</w:t>
+      </w:r>
+      <w:proofErr w:type="gramEnd"/>
+      <w:r>
+        <w:rPr>
+          <w:rFonts w:ascii="Aptos Narrow" w:hAnsi="Aptos Narrow"/>
+          <w:color w:val="000000"/>
+        </w:rPr>
+        <w:t xml:space="preserve"> could not track down my money or reverse it and they stopped trying to pursue the assailants, to the best of my knowledge.</w:t>
+      </w:r>
+    </w:p>
+    <w:p>
+      <w:pPr>
+        <w:rPr>
+          <w:rFonts w:ascii="Aptos Narrow" w:hAnsi="Aptos Narrow"/>
+          <w:color w:val="000000"/>
+        </w:rPr>
+      </w:pPr>
+    </w:p>
+    <w:p>
+      <w:pPr>
+        <w:rPr>
+          <w:rFonts w:ascii="Aptos Narrow" w:hAnsi="Aptos Narrow"/>
+          <w:color w:val="000000"/>
+        </w:rPr>
+      </w:pPr>
+    </w:p>
+    <w:p>
+      <w:pPr>
+        <w:spacing w:after="160" w:line="278" w:lineRule="auto"/>
+        <w:rPr>
+          <w:rFonts w:ascii="Aptos Narrow" w:hAnsi="Aptos Narrow"/>
+          <w:color w:val="000000"/>
+        </w:rPr>
+      </w:pPr>
+      <w:r>
+        <w:rPr>
+          <w:rFonts w:ascii="Aptos Narrow" w:hAnsi="Aptos Narrow"/>
+          <w:color w:val="000000"/>
+        </w:rPr>
+        <w:br w:type="page"/>
+      </w:r>
+    </w:p>
+    <w:p>
+      <w:pPr>
+        <w:rPr>
+          <w:rFonts w:ascii="Aptos Narrow" w:hAnsi="Aptos Narrow"/>
+          <w:color w:val="000000"/>
+        </w:rPr>
+      </w:pPr>
+      <w:r>
+        <w:rPr>
+          <w:rFonts w:ascii="Aptos Narrow" w:hAnsi="Aptos Narrow"/>
+          <w:color w:val="000000"/>
+        </w:rPr>
+        <w:lastRenderedPageBreak/>
+        <w:t xml:space="preserve">I am writing to formally report that I have been a victim of an investment scam, resulting in a substantial financial loss. The scammers, identified as XXXX </w:t>
+      </w:r>
+      <w:proofErr w:type="spellStart"/>
+      <w:r>
+        <w:rPr>
+          <w:rFonts w:ascii="Aptos Narrow" w:hAnsi="Aptos Narrow"/>
+          <w:color w:val="000000"/>
+        </w:rPr>
+        <w:t>XXXX</w:t>
+      </w:r>
+      <w:proofErr w:type="spellEnd"/>
+      <w:r>
+        <w:rPr>
+          <w:rFonts w:ascii="Aptos Narrow" w:hAnsi="Aptos Narrow"/>
+          <w:color w:val="000000"/>
+        </w:rPr>
+        <w:t xml:space="preserve"> and XXXX, stole my money through XXXX transactions on the fraudulent platform XXXX. Below, I am providing a detailed account of the incident. </w:t>
+      </w:r>
+      <w:r>
+        <w:rPr>
+          <w:rFonts w:ascii="Aptos Narrow" w:hAnsi="Aptos Narrow"/>
+          <w:color w:val="000000"/>
+        </w:rPr>
+        <w:br/>
+      </w:r>
+      <w:r>
+        <w:rPr>
+          <w:rFonts w:ascii="Aptos Narrow" w:hAnsi="Aptos Narrow"/>
+          <w:color w:val="000000"/>
+        </w:rPr>
+        <w:br/>
+        <w:t xml:space="preserve">XXXX. Incident Details Date Scam </w:t>
+      </w:r>
+      <w:proofErr w:type="gramStart"/>
+      <w:r>
+        <w:rPr>
+          <w:rFonts w:ascii="Aptos Narrow" w:hAnsi="Aptos Narrow"/>
+          <w:color w:val="000000"/>
+        </w:rPr>
+        <w:t>Began :</w:t>
+      </w:r>
+      <w:proofErr w:type="gramEnd"/>
+      <w:r>
+        <w:rPr>
+          <w:rFonts w:ascii="Aptos Narrow" w:hAnsi="Aptos Narrow"/>
+          <w:color w:val="000000"/>
+        </w:rPr>
+        <w:t xml:space="preserve"> XX/XX/year&gt; Scammers </w:t>
+      </w:r>
+      <w:proofErr w:type="gramStart"/>
+      <w:r>
+        <w:rPr>
+          <w:rFonts w:ascii="Aptos Narrow" w:hAnsi="Aptos Narrow"/>
+          <w:color w:val="000000"/>
+        </w:rPr>
+        <w:t>Names :</w:t>
+      </w:r>
+      <w:proofErr w:type="gramEnd"/>
+      <w:r>
+        <w:rPr>
+          <w:rFonts w:ascii="Aptos Narrow" w:hAnsi="Aptos Narrow"/>
+          <w:color w:val="000000"/>
+        </w:rPr>
+        <w:t xml:space="preserve"> XXXX </w:t>
+      </w:r>
+      <w:proofErr w:type="spellStart"/>
+      <w:r>
+        <w:rPr>
+          <w:rFonts w:ascii="Aptos Narrow" w:hAnsi="Aptos Narrow"/>
+          <w:color w:val="000000"/>
+        </w:rPr>
+        <w:t>XXXX</w:t>
+      </w:r>
+      <w:proofErr w:type="spellEnd"/>
+      <w:r>
+        <w:rPr>
+          <w:rFonts w:ascii="Aptos Narrow" w:hAnsi="Aptos Narrow"/>
+          <w:color w:val="000000"/>
+        </w:rPr>
+        <w:t xml:space="preserve"> and XXXX Fraudulent </w:t>
+      </w:r>
+      <w:proofErr w:type="gramStart"/>
+      <w:r>
+        <w:rPr>
+          <w:rFonts w:ascii="Aptos Narrow" w:hAnsi="Aptos Narrow"/>
+          <w:color w:val="000000"/>
+        </w:rPr>
+        <w:t>Platform :</w:t>
+      </w:r>
+      <w:proofErr w:type="gramEnd"/>
+      <w:r>
+        <w:rPr>
+          <w:rFonts w:ascii="Aptos Narrow" w:hAnsi="Aptos Narrow"/>
+          <w:color w:val="000000"/>
+        </w:rPr>
+        <w:t xml:space="preserve"> </w:t>
+      </w:r>
+      <w:proofErr w:type="gramStart"/>
+      <w:r>
+        <w:rPr>
+          <w:rFonts w:ascii="Aptos Narrow" w:hAnsi="Aptos Narrow"/>
+          <w:color w:val="000000"/>
+        </w:rPr>
+        <w:t>XXXX  Method</w:t>
+      </w:r>
+      <w:proofErr w:type="gramEnd"/>
+      <w:r>
+        <w:rPr>
+          <w:rFonts w:ascii="Aptos Narrow" w:hAnsi="Aptos Narrow"/>
+          <w:color w:val="000000"/>
+        </w:rPr>
+        <w:t xml:space="preserve"> of </w:t>
+      </w:r>
+      <w:proofErr w:type="gramStart"/>
+      <w:r>
+        <w:rPr>
+          <w:rFonts w:ascii="Aptos Narrow" w:hAnsi="Aptos Narrow"/>
+          <w:color w:val="000000"/>
+        </w:rPr>
+        <w:t>Fraud :</w:t>
+      </w:r>
+      <w:proofErr w:type="gramEnd"/>
+      <w:r>
+        <w:rPr>
+          <w:rFonts w:ascii="Aptos Narrow" w:hAnsi="Aptos Narrow"/>
+          <w:color w:val="000000"/>
+        </w:rPr>
+        <w:t xml:space="preserve"> </w:t>
+      </w:r>
+      <w:proofErr w:type="gramStart"/>
+      <w:r>
+        <w:rPr>
+          <w:rFonts w:ascii="Aptos Narrow" w:hAnsi="Aptos Narrow"/>
+          <w:color w:val="000000"/>
+        </w:rPr>
+        <w:t>XXXX  transactions</w:t>
+      </w:r>
+      <w:proofErr w:type="gramEnd"/>
+      <w:r>
+        <w:rPr>
+          <w:rFonts w:ascii="Aptos Narrow" w:hAnsi="Aptos Narrow"/>
+          <w:color w:val="000000"/>
+        </w:rPr>
+        <w:t xml:space="preserve"> </w:t>
+      </w:r>
+      <w:proofErr w:type="gramStart"/>
+      <w:r>
+        <w:rPr>
+          <w:rFonts w:ascii="Aptos Narrow" w:hAnsi="Aptos Narrow"/>
+          <w:color w:val="000000"/>
+        </w:rPr>
+        <w:t>( XXXX</w:t>
+      </w:r>
+      <w:proofErr w:type="gramEnd"/>
+      <w:r>
+        <w:rPr>
+          <w:rFonts w:ascii="Aptos Narrow" w:hAnsi="Aptos Narrow"/>
+          <w:color w:val="000000"/>
+        </w:rPr>
+        <w:t xml:space="preserve"> ) XXXX. Breakdown of Stolen Funds XX/XX/year&gt; {$1000.00} transferred from Bank of America to XXXX </w:t>
+      </w:r>
+      <w:proofErr w:type="spellStart"/>
+      <w:r>
+        <w:rPr>
+          <w:rFonts w:ascii="Aptos Narrow" w:hAnsi="Aptos Narrow"/>
+          <w:color w:val="000000"/>
+        </w:rPr>
+        <w:t>XXXX</w:t>
+      </w:r>
+      <w:proofErr w:type="spellEnd"/>
+      <w:r>
+        <w:rPr>
+          <w:rFonts w:ascii="Aptos Narrow" w:hAnsi="Aptos Narrow"/>
+          <w:color w:val="000000"/>
+        </w:rPr>
+        <w:t xml:space="preserve">, then to XXXX XX/XX/year&gt; {$5000.00} transferred from Bank of America XXXX </w:t>
+      </w:r>
+      <w:proofErr w:type="spellStart"/>
+      <w:r>
+        <w:rPr>
+          <w:rFonts w:ascii="Aptos Narrow" w:hAnsi="Aptos Narrow"/>
+          <w:color w:val="000000"/>
+        </w:rPr>
+        <w:t>XXXX</w:t>
+      </w:r>
+      <w:proofErr w:type="spellEnd"/>
+      <w:r>
+        <w:rPr>
+          <w:rFonts w:ascii="Aptos Narrow" w:hAnsi="Aptos Narrow"/>
+          <w:color w:val="000000"/>
+        </w:rPr>
+        <w:t xml:space="preserve">, XXXX to XXXX XX/XX/year&gt; {$16000.00} wire transfer from Bank of America to XXXX </w:t>
+      </w:r>
+      <w:proofErr w:type="spellStart"/>
+      <w:r>
+        <w:rPr>
+          <w:rFonts w:ascii="Aptos Narrow" w:hAnsi="Aptos Narrow"/>
+          <w:color w:val="000000"/>
+        </w:rPr>
+        <w:t>XXXX</w:t>
+      </w:r>
+      <w:proofErr w:type="spellEnd"/>
+      <w:r>
+        <w:rPr>
+          <w:rFonts w:ascii="Aptos Narrow" w:hAnsi="Aptos Narrow"/>
+          <w:color w:val="000000"/>
+        </w:rPr>
+        <w:t xml:space="preserve"> </w:t>
+      </w:r>
+      <w:proofErr w:type="spellStart"/>
+      <w:r>
+        <w:rPr>
+          <w:rFonts w:ascii="Aptos Narrow" w:hAnsi="Aptos Narrow"/>
+          <w:color w:val="000000"/>
+        </w:rPr>
+        <w:t>XXXX</w:t>
+      </w:r>
+      <w:proofErr w:type="spellEnd"/>
+      <w:r>
+        <w:rPr>
+          <w:rFonts w:ascii="Aptos Narrow" w:hAnsi="Aptos Narrow"/>
+          <w:color w:val="000000"/>
+        </w:rPr>
+        <w:t xml:space="preserve"> to XXXX XX/XX/year&gt; {$15000.00} wire transfer from Bank of America to XXXX, XXXX </w:t>
+      </w:r>
+      <w:proofErr w:type="spellStart"/>
+      <w:r>
+        <w:rPr>
+          <w:rFonts w:ascii="Aptos Narrow" w:hAnsi="Aptos Narrow"/>
+          <w:color w:val="000000"/>
+        </w:rPr>
+        <w:t>XXXX</w:t>
+      </w:r>
+      <w:proofErr w:type="spellEnd"/>
+      <w:r>
+        <w:rPr>
+          <w:rFonts w:ascii="Aptos Narrow" w:hAnsi="Aptos Narrow"/>
+          <w:color w:val="000000"/>
+        </w:rPr>
+        <w:t xml:space="preserve"> </w:t>
+      </w:r>
+      <w:proofErr w:type="spellStart"/>
+      <w:r>
+        <w:rPr>
+          <w:rFonts w:ascii="Aptos Narrow" w:hAnsi="Aptos Narrow"/>
+          <w:color w:val="000000"/>
+        </w:rPr>
+        <w:t>XXXX</w:t>
+      </w:r>
+      <w:proofErr w:type="spellEnd"/>
+      <w:r>
+        <w:rPr>
+          <w:rFonts w:ascii="Aptos Narrow" w:hAnsi="Aptos Narrow"/>
+          <w:color w:val="000000"/>
+        </w:rPr>
+        <w:t xml:space="preserve"> XX/XX/year&gt; {$10000.00} wire transfer from Bank of America to XXXX, then to XXXX XX/XX/year&gt; {$4000.00} wire transfer from Bank of America to XXXX, then to XXXX XX/XX/year&gt; {$5500.00} wire transfer from Bank of America to XXXX, then to XXXX XX/XX/year&gt; {$3600.00} wire transfer from Bank of America to XXXX, then to XXXX </w:t>
+      </w:r>
+      <w:proofErr w:type="spellStart"/>
+      <w:r>
+        <w:rPr>
+          <w:rFonts w:ascii="Aptos Narrow" w:hAnsi="Aptos Narrow"/>
+          <w:color w:val="000000"/>
+        </w:rPr>
+        <w:t>XXXX</w:t>
+      </w:r>
+      <w:proofErr w:type="spellEnd"/>
+      <w:r>
+        <w:rPr>
+          <w:rFonts w:ascii="Aptos Narrow" w:hAnsi="Aptos Narrow"/>
+          <w:color w:val="000000"/>
+        </w:rPr>
+        <w:t xml:space="preserve">. Financial Impact To make these investments, </w:t>
+      </w:r>
+      <w:proofErr w:type="gramStart"/>
+      <w:r>
+        <w:rPr>
+          <w:rFonts w:ascii="Aptos Narrow" w:hAnsi="Aptos Narrow"/>
+          <w:color w:val="000000"/>
+        </w:rPr>
+        <w:t>I :</w:t>
+      </w:r>
+      <w:proofErr w:type="gramEnd"/>
+      <w:r>
+        <w:rPr>
+          <w:rFonts w:ascii="Aptos Narrow" w:hAnsi="Aptos Narrow"/>
+          <w:color w:val="000000"/>
+        </w:rPr>
+        <w:t xml:space="preserve"> Took out a loan from my XXXX </w:t>
+      </w:r>
+      <w:proofErr w:type="gramStart"/>
+      <w:r>
+        <w:rPr>
+          <w:rFonts w:ascii="Aptos Narrow" w:hAnsi="Aptos Narrow"/>
+          <w:color w:val="000000"/>
+        </w:rPr>
+        <w:t>( k</w:t>
+      </w:r>
+      <w:proofErr w:type="gramEnd"/>
+      <w:r>
+        <w:rPr>
+          <w:rFonts w:ascii="Aptos Narrow" w:hAnsi="Aptos Narrow"/>
+          <w:color w:val="000000"/>
+        </w:rPr>
+        <w:t xml:space="preserve"> ). </w:t>
+      </w:r>
+      <w:r>
+        <w:rPr>
+          <w:rFonts w:ascii="Aptos Narrow" w:hAnsi="Aptos Narrow"/>
+          <w:color w:val="000000"/>
+        </w:rPr>
+        <w:br/>
+      </w:r>
+      <w:r>
+        <w:rPr>
+          <w:rFonts w:ascii="Aptos Narrow" w:hAnsi="Aptos Narrow"/>
+          <w:color w:val="000000"/>
+        </w:rPr>
+        <w:br/>
+        <w:t xml:space="preserve">Took a loan from XXXX </w:t>
+      </w:r>
+      <w:proofErr w:type="spellStart"/>
+      <w:r>
+        <w:rPr>
+          <w:rFonts w:ascii="Aptos Narrow" w:hAnsi="Aptos Narrow"/>
+          <w:color w:val="000000"/>
+        </w:rPr>
+        <w:t>XXXX</w:t>
+      </w:r>
+      <w:proofErr w:type="spellEnd"/>
+      <w:r>
+        <w:rPr>
+          <w:rFonts w:ascii="Aptos Narrow" w:hAnsi="Aptos Narrow"/>
+          <w:color w:val="000000"/>
+        </w:rPr>
+        <w:t xml:space="preserve">. </w:t>
+      </w:r>
+      <w:r>
+        <w:rPr>
+          <w:rFonts w:ascii="Aptos Narrow" w:hAnsi="Aptos Narrow"/>
+          <w:color w:val="000000"/>
+        </w:rPr>
+        <w:br/>
+      </w:r>
+      <w:r>
+        <w:rPr>
+          <w:rFonts w:ascii="Aptos Narrow" w:hAnsi="Aptos Narrow"/>
+          <w:color w:val="000000"/>
+        </w:rPr>
+        <w:br/>
+        <w:t xml:space="preserve">XXXX all my investment funds from XXXX. </w:t>
+      </w:r>
+      <w:r>
+        <w:rPr>
+          <w:rFonts w:ascii="Aptos Narrow" w:hAnsi="Aptos Narrow"/>
+          <w:color w:val="000000"/>
+        </w:rPr>
+        <w:br/>
+      </w:r>
+      <w:r>
+        <w:rPr>
+          <w:rFonts w:ascii="Aptos Narrow" w:hAnsi="Aptos Narrow"/>
+          <w:color w:val="000000"/>
+        </w:rPr>
+        <w:br/>
+        <w:t xml:space="preserve">Emptied my </w:t>
+      </w:r>
+      <w:proofErr w:type="gramStart"/>
+      <w:r>
+        <w:rPr>
+          <w:rFonts w:ascii="Aptos Narrow" w:hAnsi="Aptos Narrow"/>
+          <w:color w:val="000000"/>
+        </w:rPr>
+        <w:t>XXXX  account</w:t>
+      </w:r>
+      <w:proofErr w:type="gramEnd"/>
+      <w:r>
+        <w:rPr>
+          <w:rFonts w:ascii="Aptos Narrow" w:hAnsi="Aptos Narrow"/>
+          <w:color w:val="000000"/>
+        </w:rPr>
+        <w:t xml:space="preserve">. </w:t>
+      </w:r>
+      <w:r>
+        <w:rPr>
+          <w:rFonts w:ascii="Aptos Narrow" w:hAnsi="Aptos Narrow"/>
+          <w:color w:val="000000"/>
+        </w:rPr>
+        <w:br/>
+      </w:r>
+      <w:r>
+        <w:rPr>
+          <w:rFonts w:ascii="Aptos Narrow" w:hAnsi="Aptos Narrow"/>
+          <w:color w:val="000000"/>
+        </w:rPr>
+        <w:br/>
+        <w:t xml:space="preserve">XXXX. Reports Filed I have already reported this fraud </w:t>
+      </w:r>
+      <w:proofErr w:type="gramStart"/>
+      <w:r>
+        <w:rPr>
+          <w:rFonts w:ascii="Aptos Narrow" w:hAnsi="Aptos Narrow"/>
+          <w:color w:val="000000"/>
+        </w:rPr>
+        <w:t>to :</w:t>
+      </w:r>
+      <w:proofErr w:type="gramEnd"/>
+      <w:r>
+        <w:rPr>
+          <w:rFonts w:ascii="Aptos Narrow" w:hAnsi="Aptos Narrow"/>
+          <w:color w:val="000000"/>
+        </w:rPr>
+        <w:t xml:space="preserve"> XXXX, but they have not </w:t>
+      </w:r>
+      <w:proofErr w:type="gramStart"/>
+      <w:r>
+        <w:rPr>
+          <w:rFonts w:ascii="Aptos Narrow" w:hAnsi="Aptos Narrow"/>
+          <w:color w:val="000000"/>
+        </w:rPr>
+        <w:t>taken action</w:t>
+      </w:r>
+      <w:proofErr w:type="gramEnd"/>
+      <w:r>
+        <w:rPr>
+          <w:rFonts w:ascii="Aptos Narrow" w:hAnsi="Aptos Narrow"/>
+          <w:color w:val="000000"/>
+        </w:rPr>
+        <w:t xml:space="preserve">. </w:t>
+      </w:r>
+      <w:r>
+        <w:rPr>
+          <w:rFonts w:ascii="Aptos Narrow" w:hAnsi="Aptos Narrow"/>
+          <w:color w:val="000000"/>
+        </w:rPr>
+        <w:br/>
+      </w:r>
+      <w:r>
+        <w:rPr>
+          <w:rFonts w:ascii="Aptos Narrow" w:hAnsi="Aptos Narrow"/>
+          <w:color w:val="000000"/>
+        </w:rPr>
+        <w:br/>
+        <w:t xml:space="preserve">Bank of America, requesting an investigation. </w:t>
+      </w:r>
+      <w:r>
+        <w:rPr>
+          <w:rFonts w:ascii="Aptos Narrow" w:hAnsi="Aptos Narrow"/>
+          <w:color w:val="000000"/>
+        </w:rPr>
+        <w:br/>
+      </w:r>
+      <w:r>
+        <w:rPr>
+          <w:rFonts w:ascii="Aptos Narrow" w:hAnsi="Aptos Narrow"/>
+          <w:color w:val="000000"/>
+        </w:rPr>
+        <w:br/>
+        <w:t xml:space="preserve">The XXXX </w:t>
+      </w:r>
+      <w:proofErr w:type="spellStart"/>
+      <w:r>
+        <w:rPr>
+          <w:rFonts w:ascii="Aptos Narrow" w:hAnsi="Aptos Narrow"/>
+          <w:color w:val="000000"/>
+        </w:rPr>
+        <w:t>XXXX</w:t>
+      </w:r>
+      <w:proofErr w:type="spellEnd"/>
+      <w:r>
+        <w:rPr>
+          <w:rFonts w:ascii="Aptos Narrow" w:hAnsi="Aptos Narrow"/>
+          <w:color w:val="000000"/>
+        </w:rPr>
+        <w:t xml:space="preserve"> Crime Complaint Center </w:t>
+      </w:r>
+      <w:proofErr w:type="gramStart"/>
+      <w:r>
+        <w:rPr>
+          <w:rFonts w:ascii="Aptos Narrow" w:hAnsi="Aptos Narrow"/>
+          <w:color w:val="000000"/>
+        </w:rPr>
+        <w:t>( XXXX</w:t>
+      </w:r>
+      <w:proofErr w:type="gramEnd"/>
+      <w:r>
+        <w:rPr>
+          <w:rFonts w:ascii="Aptos Narrow" w:hAnsi="Aptos Narrow"/>
+          <w:color w:val="000000"/>
+        </w:rPr>
+        <w:t xml:space="preserve"> </w:t>
+      </w:r>
+      <w:proofErr w:type="gramStart"/>
+      <w:r>
+        <w:rPr>
+          <w:rFonts w:ascii="Aptos Narrow" w:hAnsi="Aptos Narrow"/>
+          <w:color w:val="000000"/>
+        </w:rPr>
+        <w:t>) :</w:t>
+      </w:r>
+      <w:proofErr w:type="gramEnd"/>
+      <w:r>
+        <w:rPr>
+          <w:rFonts w:ascii="Aptos Narrow" w:hAnsi="Aptos Narrow"/>
+          <w:color w:val="000000"/>
+        </w:rPr>
+        <w:t xml:space="preserve"> </w:t>
+      </w:r>
+      <w:proofErr w:type="gramStart"/>
+      <w:r>
+        <w:rPr>
+          <w:rFonts w:ascii="Aptos Narrow" w:hAnsi="Aptos Narrow"/>
+          <w:color w:val="000000"/>
+        </w:rPr>
+        <w:t>https :</w:t>
+      </w:r>
+      <w:proofErr w:type="gramEnd"/>
+      <w:r>
+        <w:rPr>
+          <w:rFonts w:ascii="Aptos Narrow" w:hAnsi="Aptos Narrow"/>
+          <w:color w:val="000000"/>
+        </w:rPr>
+        <w:t xml:space="preserve"> XXXX The Federal Trade Commission XXXX </w:t>
+      </w:r>
+      <w:proofErr w:type="gramStart"/>
+      <w:r>
+        <w:rPr>
+          <w:rFonts w:ascii="Aptos Narrow" w:hAnsi="Aptos Narrow"/>
+          <w:color w:val="000000"/>
+        </w:rPr>
+        <w:t>FTC )</w:t>
+      </w:r>
+      <w:proofErr w:type="gramEnd"/>
+      <w:r>
+        <w:rPr>
+          <w:rFonts w:ascii="Aptos Narrow" w:hAnsi="Aptos Narrow"/>
+          <w:color w:val="000000"/>
+        </w:rPr>
+        <w:t xml:space="preserve"> : </w:t>
+      </w:r>
+      <w:proofErr w:type="gramStart"/>
+      <w:r>
+        <w:rPr>
+          <w:rFonts w:ascii="Aptos Narrow" w:hAnsi="Aptos Narrow"/>
+          <w:color w:val="000000"/>
+        </w:rPr>
+        <w:t>https :</w:t>
+      </w:r>
+      <w:proofErr w:type="gramEnd"/>
+      <w:r>
+        <w:rPr>
+          <w:rFonts w:ascii="Aptos Narrow" w:hAnsi="Aptos Narrow"/>
+          <w:color w:val="000000"/>
+        </w:rPr>
+        <w:t xml:space="preserve"> XXXX </w:t>
+      </w:r>
+      <w:proofErr w:type="spellStart"/>
+      <w:r>
+        <w:rPr>
+          <w:rFonts w:ascii="Aptos Narrow" w:hAnsi="Aptos Narrow"/>
+          <w:color w:val="000000"/>
+        </w:rPr>
+        <w:t>XXXX</w:t>
+      </w:r>
+      <w:proofErr w:type="spellEnd"/>
+      <w:r>
+        <w:rPr>
+          <w:rFonts w:ascii="Aptos Narrow" w:hAnsi="Aptos Narrow"/>
+          <w:color w:val="000000"/>
+        </w:rPr>
+        <w:t xml:space="preserve">. Requested Actions I am requesting that law </w:t>
+      </w:r>
+      <w:proofErr w:type="gramStart"/>
+      <w:r>
+        <w:rPr>
+          <w:rFonts w:ascii="Aptos Narrow" w:hAnsi="Aptos Narrow"/>
+          <w:color w:val="000000"/>
+        </w:rPr>
+        <w:t>enforcement :</w:t>
+      </w:r>
+      <w:proofErr w:type="gramEnd"/>
+      <w:r>
+        <w:rPr>
+          <w:rFonts w:ascii="Aptos Narrow" w:hAnsi="Aptos Narrow"/>
+          <w:color w:val="000000"/>
+        </w:rPr>
+        <w:t xml:space="preserve"> Investigate these fraudulent activities involving XXXX transactions on XXXX </w:t>
+      </w:r>
+      <w:r>
+        <w:rPr>
+          <w:rFonts w:ascii="Aptos Narrow" w:hAnsi="Aptos Narrow"/>
+          <w:color w:val="000000"/>
+        </w:rPr>
+        <w:br/>
+      </w:r>
+      <w:r>
+        <w:rPr>
+          <w:rFonts w:ascii="Aptos Narrow" w:hAnsi="Aptos Narrow"/>
+          <w:color w:val="000000"/>
+        </w:rPr>
+        <w:br/>
+        <w:t xml:space="preserve">Track and hold the scammers accountable, preventing them from defrauding others. </w:t>
+      </w:r>
+      <w:r>
+        <w:rPr>
+          <w:rFonts w:ascii="Aptos Narrow" w:hAnsi="Aptos Narrow"/>
+          <w:color w:val="000000"/>
+        </w:rPr>
+        <w:br/>
+      </w:r>
+      <w:r>
+        <w:rPr>
+          <w:rFonts w:ascii="Aptos Narrow" w:hAnsi="Aptos Narrow"/>
+          <w:color w:val="000000"/>
+        </w:rPr>
+        <w:br/>
+        <w:t xml:space="preserve">Assist in recovering my stolen funds, if possible. </w:t>
+      </w:r>
+      <w:r>
+        <w:rPr>
+          <w:rFonts w:ascii="Aptos Narrow" w:hAnsi="Aptos Narrow"/>
+          <w:color w:val="000000"/>
+        </w:rPr>
+        <w:br/>
+      </w:r>
+      <w:r>
+        <w:rPr>
+          <w:rFonts w:ascii="Aptos Narrow" w:hAnsi="Aptos Narrow"/>
+          <w:color w:val="000000"/>
+        </w:rPr>
+        <w:br/>
+        <w:t xml:space="preserve">I am prepared to provide supporting evidence, </w:t>
+      </w:r>
+      <w:proofErr w:type="gramStart"/>
+      <w:r>
+        <w:rPr>
+          <w:rFonts w:ascii="Aptos Narrow" w:hAnsi="Aptos Narrow"/>
+          <w:color w:val="000000"/>
+        </w:rPr>
+        <w:t>including :</w:t>
+      </w:r>
+      <w:proofErr w:type="gramEnd"/>
+      <w:r>
+        <w:rPr>
+          <w:rFonts w:ascii="Aptos Narrow" w:hAnsi="Aptos Narrow"/>
+          <w:color w:val="000000"/>
+        </w:rPr>
+        <w:t xml:space="preserve"> Transaction receipts and wire transfer details. </w:t>
+      </w:r>
+      <w:r>
+        <w:rPr>
+          <w:rFonts w:ascii="Aptos Narrow" w:hAnsi="Aptos Narrow"/>
+          <w:color w:val="000000"/>
+        </w:rPr>
+        <w:br/>
+      </w:r>
+      <w:r>
+        <w:rPr>
+          <w:rFonts w:ascii="Aptos Narrow" w:hAnsi="Aptos Narrow"/>
+          <w:color w:val="000000"/>
+        </w:rPr>
+        <w:br/>
+        <w:t xml:space="preserve">Screenshots of communications with scammers. </w:t>
+      </w:r>
+      <w:r>
+        <w:rPr>
+          <w:rFonts w:ascii="Aptos Narrow" w:hAnsi="Aptos Narrow"/>
+          <w:color w:val="000000"/>
+        </w:rPr>
+        <w:br/>
+      </w:r>
+      <w:r>
+        <w:rPr>
+          <w:rFonts w:ascii="Aptos Narrow" w:hAnsi="Aptos Narrow"/>
+          <w:color w:val="000000"/>
+        </w:rPr>
+        <w:br/>
+        <w:t xml:space="preserve">Loan withdrawal records. </w:t>
+      </w:r>
+      <w:r>
+        <w:rPr>
+          <w:rFonts w:ascii="Aptos Narrow" w:hAnsi="Aptos Narrow"/>
+          <w:color w:val="000000"/>
+        </w:rPr>
+        <w:br/>
+      </w:r>
+      <w:r>
+        <w:rPr>
+          <w:rFonts w:ascii="Aptos Narrow" w:hAnsi="Aptos Narrow"/>
+          <w:color w:val="000000"/>
+        </w:rPr>
+        <w:br/>
+        <w:t xml:space="preserve">Any other necessary documentation. </w:t>
+      </w:r>
+      <w:r>
+        <w:rPr>
+          <w:rFonts w:ascii="Aptos Narrow" w:hAnsi="Aptos Narrow"/>
+          <w:color w:val="000000"/>
+        </w:rPr>
+        <w:br/>
+      </w:r>
+      <w:r>
+        <w:rPr>
+          <w:rFonts w:ascii="Aptos Narrow" w:hAnsi="Aptos Narrow"/>
+          <w:color w:val="000000"/>
+        </w:rPr>
+        <w:br/>
+      </w:r>
+      <w:r>
+        <w:rPr>
+          <w:rFonts w:ascii="Aptos Narrow" w:hAnsi="Aptos Narrow"/>
+          <w:color w:val="000000"/>
+        </w:rPr>
+        <w:lastRenderedPageBreak/>
+        <w:t>Please let me know how I can submit this information. I appreciate your time and assistance in investigating this matter.</w:t>
+      </w:r>
+    </w:p>
+    <w:p>
+      <w:pPr>
+        <w:spacing w:after="160" w:line="278" w:lineRule="auto"/>
+        <w:rPr>
+          <w:rFonts w:ascii="Aptos Narrow" w:hAnsi="Aptos Narrow"/>
+          <w:color w:val="000000"/>
+        </w:rPr>
+      </w:pPr>
+      <w:r>
+        <w:rPr>
+          <w:rFonts w:ascii="Aptos Narrow" w:hAnsi="Aptos Narrow"/>
+          <w:color w:val="000000"/>
+        </w:rPr>
+        <w:br w:type="page"/>
+      </w:r>
+    </w:p>
+    <w:p>
+      <w:pPr>
+        <w:rPr>
+          <w:rFonts w:ascii="Aptos Narrow" w:hAnsi="Aptos Narrow"/>
+          <w:color w:val="000000"/>
+        </w:rPr>
+      </w:pPr>
+      <w:r>
+        <w:rPr>
+          <w:rFonts w:ascii="Aptos Narrow" w:hAnsi="Aptos Narrow"/>
+          <w:color w:val="000000"/>
+        </w:rPr>
+        <w:lastRenderedPageBreak/>
+        <w:t xml:space="preserve">I only use Chase </w:t>
+      </w:r>
+      <w:proofErr w:type="gramStart"/>
+      <w:r>
+        <w:rPr>
+          <w:rFonts w:ascii="Aptos Narrow" w:hAnsi="Aptos Narrow"/>
+          <w:color w:val="000000"/>
+        </w:rPr>
+        <w:t>Bank</w:t>
+      </w:r>
+      <w:proofErr w:type="gramEnd"/>
+      <w:r>
+        <w:rPr>
+          <w:rFonts w:ascii="Aptos Narrow" w:hAnsi="Aptos Narrow"/>
+          <w:color w:val="000000"/>
+        </w:rPr>
+        <w:t xml:space="preserve"> and I moved to the country. </w:t>
+      </w:r>
+      <w:r>
+        <w:rPr>
+          <w:rFonts w:ascii="Aptos Narrow" w:hAnsi="Aptos Narrow"/>
+          <w:color w:val="000000"/>
+        </w:rPr>
+        <w:br/>
+      </w:r>
+      <w:r>
+        <w:rPr>
+          <w:rFonts w:ascii="Aptos Narrow" w:hAnsi="Aptos Narrow"/>
+          <w:color w:val="000000"/>
+        </w:rPr>
+        <w:br/>
+        <w:t xml:space="preserve">The place I currently live in has few banks and other amenities, so it's difficult for me to deposit cash into my account. </w:t>
+      </w:r>
+      <w:r>
+        <w:rPr>
+          <w:rFonts w:ascii="Aptos Narrow" w:hAnsi="Aptos Narrow"/>
+          <w:color w:val="000000"/>
+        </w:rPr>
+        <w:br/>
+      </w:r>
+      <w:r>
+        <w:rPr>
+          <w:rFonts w:ascii="Aptos Narrow" w:hAnsi="Aptos Narrow"/>
+          <w:color w:val="000000"/>
+        </w:rPr>
+        <w:br/>
+        <w:t xml:space="preserve">I gave cash to my </w:t>
+      </w:r>
+      <w:proofErr w:type="gramStart"/>
+      <w:r>
+        <w:rPr>
+          <w:rFonts w:ascii="Aptos Narrow" w:hAnsi="Aptos Narrow"/>
+          <w:color w:val="000000"/>
+        </w:rPr>
+        <w:t>XXXX  friend</w:t>
+      </w:r>
+      <w:proofErr w:type="gramEnd"/>
+      <w:r>
+        <w:rPr>
+          <w:rFonts w:ascii="Aptos Narrow" w:hAnsi="Aptos Narrow"/>
+          <w:color w:val="000000"/>
+        </w:rPr>
+        <w:t xml:space="preserve"> who lives in the same building and works at the same place and received a transfer via XXXX. </w:t>
+      </w:r>
+      <w:r>
+        <w:rPr>
+          <w:rFonts w:ascii="Aptos Narrow" w:hAnsi="Aptos Narrow"/>
+          <w:color w:val="000000"/>
+        </w:rPr>
+        <w:br/>
+      </w:r>
+      <w:r>
+        <w:rPr>
+          <w:rFonts w:ascii="Aptos Narrow" w:hAnsi="Aptos Narrow"/>
+          <w:color w:val="000000"/>
+        </w:rPr>
+        <w:br/>
+        <w:t xml:space="preserve">As soon as my friend sent the money, I received a text message saying that the transfer was complete. Since I didn't receive the money right away, I searched and found out that it might be pending, so I waited, thinking that I would be able to receive the money if I waited since I received a text saying that the transfer was complete. </w:t>
+      </w:r>
+      <w:r>
+        <w:rPr>
+          <w:rFonts w:ascii="Aptos Narrow" w:hAnsi="Aptos Narrow"/>
+          <w:color w:val="000000"/>
+        </w:rPr>
+        <w:br/>
+        <w:t xml:space="preserve">A system error within the XXXX app itself resulted in it being linked to a non-existent </w:t>
+      </w:r>
+      <w:proofErr w:type="gramStart"/>
+      <w:r>
+        <w:rPr>
+          <w:rFonts w:ascii="Aptos Narrow" w:hAnsi="Aptos Narrow"/>
+          <w:color w:val="000000"/>
+        </w:rPr>
+        <w:t xml:space="preserve">XXXX  </w:t>
+      </w:r>
+      <w:proofErr w:type="spellStart"/>
+      <w:r>
+        <w:rPr>
+          <w:rFonts w:ascii="Aptos Narrow" w:hAnsi="Aptos Narrow"/>
+          <w:color w:val="000000"/>
+        </w:rPr>
+        <w:t>XXXX</w:t>
+      </w:r>
+      <w:proofErr w:type="spellEnd"/>
+      <w:proofErr w:type="gramEnd"/>
+      <w:r>
+        <w:rPr>
+          <w:rFonts w:ascii="Aptos Narrow" w:hAnsi="Aptos Narrow"/>
+          <w:color w:val="000000"/>
+        </w:rPr>
+        <w:t xml:space="preserve"> </w:t>
+      </w:r>
+      <w:proofErr w:type="spellStart"/>
+      <w:r>
+        <w:rPr>
+          <w:rFonts w:ascii="Aptos Narrow" w:hAnsi="Aptos Narrow"/>
+          <w:color w:val="000000"/>
+        </w:rPr>
+        <w:t>XXXX</w:t>
+      </w:r>
+      <w:proofErr w:type="spellEnd"/>
+      <w:r>
+        <w:rPr>
+          <w:rFonts w:ascii="Aptos Narrow" w:hAnsi="Aptos Narrow"/>
+          <w:color w:val="000000"/>
+        </w:rPr>
+        <w:t xml:space="preserve"> account, a bank I have never been to, created, or linked to. </w:t>
+      </w:r>
+      <w:r>
+        <w:rPr>
+          <w:rFonts w:ascii="Aptos Narrow" w:hAnsi="Aptos Narrow"/>
+          <w:color w:val="000000"/>
+        </w:rPr>
+        <w:br/>
+      </w:r>
+      <w:r>
+        <w:rPr>
+          <w:rFonts w:ascii="Aptos Narrow" w:hAnsi="Aptos Narrow"/>
+          <w:color w:val="000000"/>
+        </w:rPr>
+        <w:br/>
+        <w:t>I have had over 20 consultations with Chase Bank, each lasting over 2 hours.</w:t>
+      </w:r>
+      <w:r>
+        <w:rPr>
+          <w:rFonts w:ascii="Aptos Narrow" w:hAnsi="Aptos Narrow"/>
+          <w:color w:val="000000"/>
+        </w:rPr>
+        <w:br/>
+      </w:r>
+      <w:r>
+        <w:rPr>
+          <w:rFonts w:ascii="Aptos Narrow" w:hAnsi="Aptos Narrow"/>
+          <w:color w:val="000000"/>
+        </w:rPr>
+        <w:br/>
+        <w:t xml:space="preserve">The response I got back was that it was a system error that occurred within XXXX itself and that it needed to be resolved by XXXX. </w:t>
+      </w:r>
+      <w:r>
+        <w:rPr>
+          <w:rFonts w:ascii="Aptos Narrow" w:hAnsi="Aptos Narrow"/>
+          <w:color w:val="000000"/>
+        </w:rPr>
+        <w:br/>
+      </w:r>
+      <w:r>
+        <w:rPr>
+          <w:rFonts w:ascii="Aptos Narrow" w:hAnsi="Aptos Narrow"/>
+          <w:color w:val="000000"/>
+        </w:rPr>
+        <w:br/>
+        <w:t xml:space="preserve">I have had over 40 phone and email consultations with XXXX, and each call takes 2 hours. </w:t>
+      </w:r>
+      <w:r>
+        <w:rPr>
+          <w:rFonts w:ascii="Aptos Narrow" w:hAnsi="Aptos Narrow"/>
+          <w:color w:val="000000"/>
+        </w:rPr>
+        <w:br/>
+      </w:r>
+      <w:r>
+        <w:rPr>
+          <w:rFonts w:ascii="Aptos Narrow" w:hAnsi="Aptos Narrow"/>
+          <w:color w:val="000000"/>
+        </w:rPr>
+        <w:br/>
+        <w:t xml:space="preserve">They just keep repeating that they are truly sorry, do not solve the problem, just evade it and toy with the customer. </w:t>
+      </w:r>
+      <w:r>
+        <w:rPr>
+          <w:rFonts w:ascii="Aptos Narrow" w:hAnsi="Aptos Narrow"/>
+          <w:color w:val="000000"/>
+        </w:rPr>
+        <w:br/>
+      </w:r>
+      <w:r>
+        <w:rPr>
+          <w:rFonts w:ascii="Aptos Narrow" w:hAnsi="Aptos Narrow"/>
+          <w:color w:val="000000"/>
+        </w:rPr>
+        <w:br/>
+        <w:t xml:space="preserve">XXXX continues to avoid and refuse to resolve the situation by connecting users to Chase Bank or XXXX </w:t>
+      </w:r>
+      <w:proofErr w:type="spellStart"/>
+      <w:r>
+        <w:rPr>
+          <w:rFonts w:ascii="Aptos Narrow" w:hAnsi="Aptos Narrow"/>
+          <w:color w:val="000000"/>
+        </w:rPr>
+        <w:t>XXXX</w:t>
+      </w:r>
+      <w:proofErr w:type="spellEnd"/>
+      <w:r>
+        <w:rPr>
+          <w:rFonts w:ascii="Aptos Narrow" w:hAnsi="Aptos Narrow"/>
+          <w:color w:val="000000"/>
+        </w:rPr>
+        <w:t xml:space="preserve"> </w:t>
+      </w:r>
+      <w:proofErr w:type="spellStart"/>
+      <w:r>
+        <w:rPr>
+          <w:rFonts w:ascii="Aptos Narrow" w:hAnsi="Aptos Narrow"/>
+          <w:color w:val="000000"/>
+        </w:rPr>
+        <w:t>XXXX</w:t>
+      </w:r>
+      <w:proofErr w:type="spellEnd"/>
+      <w:r>
+        <w:rPr>
+          <w:rFonts w:ascii="Aptos Narrow" w:hAnsi="Aptos Narrow"/>
+          <w:color w:val="000000"/>
+        </w:rPr>
+        <w:t xml:space="preserve">. </w:t>
+      </w:r>
+      <w:r>
+        <w:rPr>
+          <w:rFonts w:ascii="Aptos Narrow" w:hAnsi="Aptos Narrow"/>
+          <w:color w:val="000000"/>
+        </w:rPr>
+        <w:br/>
+      </w:r>
+      <w:r>
+        <w:rPr>
+          <w:rFonts w:ascii="Aptos Narrow" w:hAnsi="Aptos Narrow"/>
+          <w:color w:val="000000"/>
+        </w:rPr>
+        <w:br/>
+        <w:t xml:space="preserve">I also called and emailed </w:t>
+      </w:r>
+      <w:proofErr w:type="gramStart"/>
+      <w:r>
+        <w:rPr>
+          <w:rFonts w:ascii="Aptos Narrow" w:hAnsi="Aptos Narrow"/>
+          <w:color w:val="000000"/>
+        </w:rPr>
+        <w:t xml:space="preserve">XXXX  </w:t>
+      </w:r>
+      <w:proofErr w:type="spellStart"/>
+      <w:r>
+        <w:rPr>
+          <w:rFonts w:ascii="Aptos Narrow" w:hAnsi="Aptos Narrow"/>
+          <w:color w:val="000000"/>
+        </w:rPr>
+        <w:t>XXXX</w:t>
+      </w:r>
+      <w:proofErr w:type="spellEnd"/>
+      <w:proofErr w:type="gramEnd"/>
+      <w:r>
+        <w:rPr>
+          <w:rFonts w:ascii="Aptos Narrow" w:hAnsi="Aptos Narrow"/>
+          <w:color w:val="000000"/>
+        </w:rPr>
+        <w:t xml:space="preserve"> </w:t>
+      </w:r>
+      <w:proofErr w:type="spellStart"/>
+      <w:r>
+        <w:rPr>
+          <w:rFonts w:ascii="Aptos Narrow" w:hAnsi="Aptos Narrow"/>
+          <w:color w:val="000000"/>
+        </w:rPr>
+        <w:t>XXXX</w:t>
+      </w:r>
+      <w:proofErr w:type="spellEnd"/>
+      <w:r>
+        <w:rPr>
+          <w:rFonts w:ascii="Aptos Narrow" w:hAnsi="Aptos Narrow"/>
+          <w:color w:val="000000"/>
+        </w:rPr>
+        <w:t xml:space="preserve"> several times.</w:t>
+      </w:r>
+      <w:r>
+        <w:rPr>
+          <w:rFonts w:ascii="Aptos Narrow" w:hAnsi="Aptos Narrow"/>
+          <w:color w:val="000000"/>
+        </w:rPr>
+        <w:br/>
+      </w:r>
+      <w:r>
+        <w:rPr>
+          <w:rFonts w:ascii="Aptos Narrow" w:hAnsi="Aptos Narrow"/>
+          <w:color w:val="000000"/>
+        </w:rPr>
+        <w:br/>
+        <w:t xml:space="preserve">The response I got back was that even if I searched for my account with my social security number and phone number, the account did not exist at all, so they could not resolve the issue and that I had to contact XXXX to resolve the issue. </w:t>
+      </w:r>
+      <w:r>
+        <w:rPr>
+          <w:rFonts w:ascii="Aptos Narrow" w:hAnsi="Aptos Narrow"/>
+          <w:color w:val="000000"/>
+        </w:rPr>
+        <w:br/>
+      </w:r>
+      <w:r>
+        <w:rPr>
+          <w:rFonts w:ascii="Aptos Narrow" w:hAnsi="Aptos Narrow"/>
+          <w:color w:val="000000"/>
+        </w:rPr>
+        <w:br/>
+        <w:t xml:space="preserve">They said they couldn't even provide consultation because I don't have an account with XXXX </w:t>
+      </w:r>
+      <w:proofErr w:type="spellStart"/>
+      <w:r>
+        <w:rPr>
+          <w:rFonts w:ascii="Aptos Narrow" w:hAnsi="Aptos Narrow"/>
+          <w:color w:val="000000"/>
+        </w:rPr>
+        <w:t>XXXX</w:t>
+      </w:r>
+      <w:proofErr w:type="spellEnd"/>
+      <w:r>
+        <w:rPr>
+          <w:rFonts w:ascii="Aptos Narrow" w:hAnsi="Aptos Narrow"/>
+          <w:color w:val="000000"/>
+        </w:rPr>
+        <w:t xml:space="preserve"> </w:t>
+      </w:r>
+      <w:proofErr w:type="spellStart"/>
+      <w:r>
+        <w:rPr>
+          <w:rFonts w:ascii="Aptos Narrow" w:hAnsi="Aptos Narrow"/>
+          <w:color w:val="000000"/>
+        </w:rPr>
+        <w:t>XXXX</w:t>
+      </w:r>
+      <w:proofErr w:type="spellEnd"/>
+      <w:r>
+        <w:rPr>
+          <w:rFonts w:ascii="Aptos Narrow" w:hAnsi="Aptos Narrow"/>
+          <w:color w:val="000000"/>
+        </w:rPr>
+        <w:t xml:space="preserve">. </w:t>
+      </w:r>
+      <w:r>
+        <w:rPr>
+          <w:rFonts w:ascii="Aptos Narrow" w:hAnsi="Aptos Narrow"/>
+          <w:color w:val="000000"/>
+        </w:rPr>
+        <w:br/>
+      </w:r>
+      <w:r>
+        <w:rPr>
+          <w:rFonts w:ascii="Aptos Narrow" w:hAnsi="Aptos Narrow"/>
+          <w:color w:val="000000"/>
+        </w:rPr>
+        <w:br/>
+        <w:t xml:space="preserve">I had a phone consultation with XXXXXXXX XXXX senior executives. </w:t>
+      </w:r>
+      <w:r>
+        <w:rPr>
+          <w:rFonts w:ascii="Aptos Narrow" w:hAnsi="Aptos Narrow"/>
+          <w:color w:val="000000"/>
+        </w:rPr>
+        <w:br/>
+      </w:r>
+      <w:r>
+        <w:rPr>
+          <w:rFonts w:ascii="Aptos Narrow" w:hAnsi="Aptos Narrow"/>
+          <w:color w:val="000000"/>
+        </w:rPr>
+        <w:br/>
+        <w:t xml:space="preserve">He just keeps repeating that he's </w:t>
+      </w:r>
+      <w:proofErr w:type="gramStart"/>
+      <w:r>
+        <w:rPr>
+          <w:rFonts w:ascii="Aptos Narrow" w:hAnsi="Aptos Narrow"/>
+          <w:color w:val="000000"/>
+        </w:rPr>
+        <w:t>really sorry</w:t>
+      </w:r>
+      <w:proofErr w:type="gramEnd"/>
+      <w:r>
+        <w:rPr>
+          <w:rFonts w:ascii="Aptos Narrow" w:hAnsi="Aptos Narrow"/>
+          <w:color w:val="000000"/>
+        </w:rPr>
+        <w:t xml:space="preserve"> and that he can't solve the problem. </w:t>
+      </w:r>
+      <w:r>
+        <w:rPr>
+          <w:rFonts w:ascii="Aptos Narrow" w:hAnsi="Aptos Narrow"/>
+          <w:color w:val="000000"/>
+        </w:rPr>
+        <w:br/>
+      </w:r>
+      <w:r>
+        <w:rPr>
+          <w:rFonts w:ascii="Aptos Narrow" w:hAnsi="Aptos Narrow"/>
+          <w:color w:val="000000"/>
+        </w:rPr>
+        <w:br/>
+        <w:t xml:space="preserve">I asked why it was linked to a non-existent </w:t>
+      </w:r>
+      <w:proofErr w:type="gramStart"/>
+      <w:r>
+        <w:rPr>
+          <w:rFonts w:ascii="Aptos Narrow" w:hAnsi="Aptos Narrow"/>
+          <w:color w:val="000000"/>
+        </w:rPr>
+        <w:t xml:space="preserve">XXXX  </w:t>
+      </w:r>
+      <w:proofErr w:type="spellStart"/>
+      <w:r>
+        <w:rPr>
+          <w:rFonts w:ascii="Aptos Narrow" w:hAnsi="Aptos Narrow"/>
+          <w:color w:val="000000"/>
+        </w:rPr>
+        <w:t>XXXX</w:t>
+      </w:r>
+      <w:proofErr w:type="spellEnd"/>
+      <w:proofErr w:type="gramEnd"/>
+      <w:r>
+        <w:rPr>
+          <w:rFonts w:ascii="Aptos Narrow" w:hAnsi="Aptos Narrow"/>
+          <w:color w:val="000000"/>
+        </w:rPr>
+        <w:t xml:space="preserve"> </w:t>
+      </w:r>
+      <w:proofErr w:type="spellStart"/>
+      <w:r>
+        <w:rPr>
+          <w:rFonts w:ascii="Aptos Narrow" w:hAnsi="Aptos Narrow"/>
+          <w:color w:val="000000"/>
+        </w:rPr>
+        <w:t>XXXX</w:t>
+      </w:r>
+      <w:proofErr w:type="spellEnd"/>
+      <w:r>
+        <w:rPr>
+          <w:rFonts w:ascii="Aptos Narrow" w:hAnsi="Aptos Narrow"/>
+          <w:color w:val="000000"/>
+        </w:rPr>
+        <w:t xml:space="preserve"> and why when I send money to other people it links to my Chase bank account and the money comes out, but when I receive money from other people it links to a non-existent </w:t>
+      </w:r>
+      <w:proofErr w:type="gramStart"/>
+      <w:r>
+        <w:rPr>
+          <w:rFonts w:ascii="Aptos Narrow" w:hAnsi="Aptos Narrow"/>
+          <w:color w:val="000000"/>
+        </w:rPr>
+        <w:t xml:space="preserve">XXXX  </w:t>
+      </w:r>
+      <w:proofErr w:type="spellStart"/>
+      <w:r>
+        <w:rPr>
+          <w:rFonts w:ascii="Aptos Narrow" w:hAnsi="Aptos Narrow"/>
+          <w:color w:val="000000"/>
+        </w:rPr>
+        <w:t>XXXX</w:t>
+      </w:r>
+      <w:proofErr w:type="spellEnd"/>
+      <w:proofErr w:type="gramEnd"/>
+      <w:r>
+        <w:rPr>
+          <w:rFonts w:ascii="Aptos Narrow" w:hAnsi="Aptos Narrow"/>
+          <w:color w:val="000000"/>
+        </w:rPr>
+        <w:t xml:space="preserve"> </w:t>
+      </w:r>
+      <w:proofErr w:type="spellStart"/>
+      <w:r>
+        <w:rPr>
+          <w:rFonts w:ascii="Aptos Narrow" w:hAnsi="Aptos Narrow"/>
+          <w:color w:val="000000"/>
+        </w:rPr>
+        <w:t>XXXX</w:t>
+      </w:r>
+      <w:proofErr w:type="spellEnd"/>
+      <w:r>
+        <w:rPr>
+          <w:rFonts w:ascii="Aptos Narrow" w:hAnsi="Aptos Narrow"/>
+          <w:color w:val="000000"/>
+        </w:rPr>
+        <w:t xml:space="preserve"> and I can't receive the money. </w:t>
+      </w:r>
+      <w:r>
+        <w:rPr>
+          <w:rFonts w:ascii="Aptos Narrow" w:hAnsi="Aptos Narrow"/>
+          <w:color w:val="000000"/>
+        </w:rPr>
+        <w:br/>
+      </w:r>
+      <w:r>
+        <w:rPr>
+          <w:rFonts w:ascii="Aptos Narrow" w:hAnsi="Aptos Narrow"/>
+          <w:color w:val="000000"/>
+        </w:rPr>
+        <w:lastRenderedPageBreak/>
+        <w:br/>
+        <w:t xml:space="preserve">They refuse to explain, saying they don't know, and just keep repeating that they are truly sorry. </w:t>
+      </w:r>
+      <w:r>
+        <w:rPr>
+          <w:rFonts w:ascii="Aptos Narrow" w:hAnsi="Aptos Narrow"/>
+          <w:color w:val="000000"/>
+        </w:rPr>
+        <w:br/>
+      </w:r>
+      <w:r>
+        <w:rPr>
+          <w:rFonts w:ascii="Aptos Narrow" w:hAnsi="Aptos Narrow"/>
+          <w:color w:val="000000"/>
+        </w:rPr>
+        <w:br/>
+        <w:t xml:space="preserve">I asked them where the money I was supposed to receive was and if it made sense that the money was transferred to an account that didn't exist. They said they didn't know. </w:t>
+      </w:r>
+      <w:r>
+        <w:rPr>
+          <w:rFonts w:ascii="Aptos Narrow" w:hAnsi="Aptos Narrow"/>
+          <w:color w:val="000000"/>
+        </w:rPr>
+        <w:br/>
+      </w:r>
+      <w:r>
+        <w:rPr>
+          <w:rFonts w:ascii="Aptos Narrow" w:hAnsi="Aptos Narrow"/>
+          <w:color w:val="000000"/>
+        </w:rPr>
+        <w:br/>
+        <w:t xml:space="preserve">I am a </w:t>
+      </w:r>
+      <w:proofErr w:type="gramStart"/>
+      <w:r>
+        <w:rPr>
+          <w:rFonts w:ascii="Aptos Narrow" w:hAnsi="Aptos Narrow"/>
+          <w:color w:val="000000"/>
+        </w:rPr>
+        <w:t>XXXX  citizen</w:t>
+      </w:r>
+      <w:proofErr w:type="gramEnd"/>
+      <w:r>
+        <w:rPr>
+          <w:rFonts w:ascii="Aptos Narrow" w:hAnsi="Aptos Narrow"/>
+          <w:color w:val="000000"/>
+        </w:rPr>
+        <w:t xml:space="preserve"> and the friend who sent the money is a </w:t>
+      </w:r>
+      <w:proofErr w:type="gramStart"/>
+      <w:r>
+        <w:rPr>
+          <w:rFonts w:ascii="Aptos Narrow" w:hAnsi="Aptos Narrow"/>
+          <w:color w:val="000000"/>
+        </w:rPr>
+        <w:t>XXXX  citizen</w:t>
+      </w:r>
+      <w:proofErr w:type="gramEnd"/>
+      <w:r>
+        <w:rPr>
+          <w:rFonts w:ascii="Aptos Narrow" w:hAnsi="Aptos Narrow"/>
+          <w:color w:val="000000"/>
+        </w:rPr>
+        <w:t xml:space="preserve">. </w:t>
+      </w:r>
+      <w:r>
+        <w:rPr>
+          <w:rFonts w:ascii="Aptos Narrow" w:hAnsi="Aptos Narrow"/>
+          <w:color w:val="000000"/>
+        </w:rPr>
+        <w:br/>
+      </w:r>
+      <w:r>
+        <w:rPr>
+          <w:rFonts w:ascii="Aptos Narrow" w:hAnsi="Aptos Narrow"/>
+          <w:color w:val="000000"/>
+        </w:rPr>
+        <w:br/>
+        <w:t xml:space="preserve">My friend uses XXXX </w:t>
+      </w:r>
+      <w:proofErr w:type="spellStart"/>
+      <w:r>
+        <w:rPr>
+          <w:rFonts w:ascii="Aptos Narrow" w:hAnsi="Aptos Narrow"/>
+          <w:color w:val="000000"/>
+        </w:rPr>
+        <w:t>XXXX</w:t>
+      </w:r>
+      <w:proofErr w:type="spellEnd"/>
+      <w:r>
+        <w:rPr>
+          <w:rFonts w:ascii="Aptos Narrow" w:hAnsi="Aptos Narrow"/>
+          <w:color w:val="000000"/>
+        </w:rPr>
+        <w:t xml:space="preserve"> </w:t>
+      </w:r>
+      <w:proofErr w:type="spellStart"/>
+      <w:r>
+        <w:rPr>
+          <w:rFonts w:ascii="Aptos Narrow" w:hAnsi="Aptos Narrow"/>
+          <w:color w:val="000000"/>
+        </w:rPr>
+        <w:t>XXXX</w:t>
+      </w:r>
+      <w:proofErr w:type="spellEnd"/>
+      <w:r>
+        <w:rPr>
+          <w:rFonts w:ascii="Aptos Narrow" w:hAnsi="Aptos Narrow"/>
+          <w:color w:val="000000"/>
+        </w:rPr>
+        <w:t xml:space="preserve"> and since both of us are not good at XXXX, we use a language interpretation service. I </w:t>
+      </w:r>
+      <w:proofErr w:type="gramStart"/>
+      <w:r>
+        <w:rPr>
+          <w:rFonts w:ascii="Aptos Narrow" w:hAnsi="Aptos Narrow"/>
+          <w:color w:val="000000"/>
+        </w:rPr>
+        <w:t>have to</w:t>
+      </w:r>
+      <w:proofErr w:type="gramEnd"/>
+      <w:r>
+        <w:rPr>
+          <w:rFonts w:ascii="Aptos Narrow" w:hAnsi="Aptos Narrow"/>
+          <w:color w:val="000000"/>
+        </w:rPr>
+        <w:t xml:space="preserve"> consult with a </w:t>
+      </w:r>
+      <w:proofErr w:type="gramStart"/>
+      <w:r>
+        <w:rPr>
+          <w:rFonts w:ascii="Aptos Narrow" w:hAnsi="Aptos Narrow"/>
+          <w:color w:val="000000"/>
+        </w:rPr>
+        <w:t>XXXX  staff</w:t>
+      </w:r>
+      <w:proofErr w:type="gramEnd"/>
+      <w:r>
+        <w:rPr>
+          <w:rFonts w:ascii="Aptos Narrow" w:hAnsi="Aptos Narrow"/>
+          <w:color w:val="000000"/>
+        </w:rPr>
+        <w:t xml:space="preserve"> member and my </w:t>
+      </w:r>
+      <w:proofErr w:type="gramStart"/>
+      <w:r>
+        <w:rPr>
+          <w:rFonts w:ascii="Aptos Narrow" w:hAnsi="Aptos Narrow"/>
+          <w:color w:val="000000"/>
+        </w:rPr>
+        <w:t>XXXX  friend</w:t>
+      </w:r>
+      <w:proofErr w:type="gramEnd"/>
+      <w:r>
+        <w:rPr>
+          <w:rFonts w:ascii="Aptos Narrow" w:hAnsi="Aptos Narrow"/>
+          <w:color w:val="000000"/>
+        </w:rPr>
+        <w:t xml:space="preserve"> consulted with a </w:t>
+      </w:r>
+      <w:proofErr w:type="gramStart"/>
+      <w:r>
+        <w:rPr>
+          <w:rFonts w:ascii="Aptos Narrow" w:hAnsi="Aptos Narrow"/>
+          <w:color w:val="000000"/>
+        </w:rPr>
+        <w:t>XXXX  staff</w:t>
+      </w:r>
+      <w:proofErr w:type="gramEnd"/>
+      <w:r>
+        <w:rPr>
+          <w:rFonts w:ascii="Aptos Narrow" w:hAnsi="Aptos Narrow"/>
+          <w:color w:val="000000"/>
+        </w:rPr>
+        <w:t xml:space="preserve"> member. </w:t>
+      </w:r>
+      <w:r>
+        <w:rPr>
+          <w:rFonts w:ascii="Aptos Narrow" w:hAnsi="Aptos Narrow"/>
+          <w:color w:val="000000"/>
+        </w:rPr>
+        <w:br/>
+      </w:r>
+      <w:r>
+        <w:rPr>
+          <w:rFonts w:ascii="Aptos Narrow" w:hAnsi="Aptos Narrow"/>
+          <w:color w:val="000000"/>
+        </w:rPr>
+        <w:br/>
+        <w:t xml:space="preserve">My friend and I are having a hard time talking on the phone with bank employees of different nationalities. </w:t>
+      </w:r>
+      <w:r>
+        <w:rPr>
+          <w:rFonts w:ascii="Aptos Narrow" w:hAnsi="Aptos Narrow"/>
+          <w:color w:val="000000"/>
+        </w:rPr>
+        <w:br/>
+      </w:r>
+      <w:r>
+        <w:rPr>
+          <w:rFonts w:ascii="Aptos Narrow" w:hAnsi="Aptos Narrow"/>
+          <w:color w:val="000000"/>
+        </w:rPr>
+        <w:br/>
+        <w:t xml:space="preserve">I contacted Chase Bank, a XXXX employee, and Bank XXXX </w:t>
+      </w:r>
+      <w:proofErr w:type="spellStart"/>
+      <w:r>
+        <w:rPr>
+          <w:rFonts w:ascii="Aptos Narrow" w:hAnsi="Aptos Narrow"/>
+          <w:color w:val="000000"/>
+        </w:rPr>
+        <w:t>XXXX</w:t>
+      </w:r>
+      <w:proofErr w:type="spellEnd"/>
+      <w:r>
+        <w:rPr>
+          <w:rFonts w:ascii="Aptos Narrow" w:hAnsi="Aptos Narrow"/>
+          <w:color w:val="000000"/>
+        </w:rPr>
+        <w:t xml:space="preserve">, and they said that my account did not exist, the money was transferred incorrectly, and that the friend who sent the money had to call </w:t>
+      </w:r>
+      <w:proofErr w:type="gramStart"/>
+      <w:r>
+        <w:rPr>
+          <w:rFonts w:ascii="Aptos Narrow" w:hAnsi="Aptos Narrow"/>
+          <w:color w:val="000000"/>
+        </w:rPr>
+        <w:t xml:space="preserve">XXXX  </w:t>
+      </w:r>
+      <w:proofErr w:type="spellStart"/>
+      <w:r>
+        <w:rPr>
+          <w:rFonts w:ascii="Aptos Narrow" w:hAnsi="Aptos Narrow"/>
+          <w:color w:val="000000"/>
+        </w:rPr>
+        <w:t>XXXX</w:t>
+      </w:r>
+      <w:proofErr w:type="spellEnd"/>
+      <w:proofErr w:type="gramEnd"/>
+      <w:r>
+        <w:rPr>
+          <w:rFonts w:ascii="Aptos Narrow" w:hAnsi="Aptos Narrow"/>
+          <w:color w:val="000000"/>
+        </w:rPr>
+        <w:t xml:space="preserve"> </w:t>
+      </w:r>
+      <w:proofErr w:type="spellStart"/>
+      <w:r>
+        <w:rPr>
+          <w:rFonts w:ascii="Aptos Narrow" w:hAnsi="Aptos Narrow"/>
+          <w:color w:val="000000"/>
+        </w:rPr>
+        <w:t>XXXX</w:t>
+      </w:r>
+      <w:proofErr w:type="spellEnd"/>
+      <w:r>
+        <w:rPr>
+          <w:rFonts w:ascii="Aptos Narrow" w:hAnsi="Aptos Narrow"/>
+          <w:color w:val="000000"/>
+        </w:rPr>
+        <w:t xml:space="preserve"> directly to cancel the transfer </w:t>
+      </w:r>
+      <w:proofErr w:type="gramStart"/>
+      <w:r>
+        <w:rPr>
+          <w:rFonts w:ascii="Aptos Narrow" w:hAnsi="Aptos Narrow"/>
+          <w:color w:val="000000"/>
+        </w:rPr>
+        <w:t>in order to</w:t>
+      </w:r>
+      <w:proofErr w:type="gramEnd"/>
+      <w:r>
+        <w:rPr>
+          <w:rFonts w:ascii="Aptos Narrow" w:hAnsi="Aptos Narrow"/>
+          <w:color w:val="000000"/>
+        </w:rPr>
+        <w:t xml:space="preserve"> get the money back. </w:t>
+      </w:r>
+      <w:r>
+        <w:rPr>
+          <w:rFonts w:ascii="Aptos Narrow" w:hAnsi="Aptos Narrow"/>
+          <w:color w:val="000000"/>
+        </w:rPr>
+        <w:br/>
+        <w:t xml:space="preserve">My </w:t>
+      </w:r>
+      <w:proofErr w:type="gramStart"/>
+      <w:r>
+        <w:rPr>
+          <w:rFonts w:ascii="Aptos Narrow" w:hAnsi="Aptos Narrow"/>
+          <w:color w:val="000000"/>
+        </w:rPr>
+        <w:t>XXXX  friend</w:t>
+      </w:r>
+      <w:proofErr w:type="gramEnd"/>
+      <w:r>
+        <w:rPr>
+          <w:rFonts w:ascii="Aptos Narrow" w:hAnsi="Aptos Narrow"/>
+          <w:color w:val="000000"/>
+        </w:rPr>
+        <w:t xml:space="preserve"> called several times to request cancellation, but due to the wrong guidance from the </w:t>
+      </w:r>
+      <w:proofErr w:type="gramStart"/>
+      <w:r>
+        <w:rPr>
+          <w:rFonts w:ascii="Aptos Narrow" w:hAnsi="Aptos Narrow"/>
+          <w:color w:val="000000"/>
+        </w:rPr>
+        <w:t xml:space="preserve">XXXX  </w:t>
+      </w:r>
+      <w:proofErr w:type="spellStart"/>
+      <w:r>
+        <w:rPr>
+          <w:rFonts w:ascii="Aptos Narrow" w:hAnsi="Aptos Narrow"/>
+          <w:color w:val="000000"/>
+        </w:rPr>
+        <w:t>XXXX</w:t>
+      </w:r>
+      <w:proofErr w:type="spellEnd"/>
+      <w:proofErr w:type="gramEnd"/>
+      <w:r>
+        <w:rPr>
+          <w:rFonts w:ascii="Aptos Narrow" w:hAnsi="Aptos Narrow"/>
+          <w:color w:val="000000"/>
+        </w:rPr>
+        <w:t xml:space="preserve"> </w:t>
+      </w:r>
+      <w:proofErr w:type="spellStart"/>
+      <w:r>
+        <w:rPr>
+          <w:rFonts w:ascii="Aptos Narrow" w:hAnsi="Aptos Narrow"/>
+          <w:color w:val="000000"/>
+        </w:rPr>
+        <w:t>XXXX</w:t>
+      </w:r>
+      <w:proofErr w:type="spellEnd"/>
+      <w:r>
+        <w:rPr>
+          <w:rFonts w:ascii="Aptos Narrow" w:hAnsi="Aptos Narrow"/>
+          <w:color w:val="000000"/>
+        </w:rPr>
+        <w:t xml:space="preserve"> </w:t>
+      </w:r>
+      <w:proofErr w:type="spellStart"/>
+      <w:r>
+        <w:rPr>
+          <w:rFonts w:ascii="Aptos Narrow" w:hAnsi="Aptos Narrow"/>
+          <w:color w:val="000000"/>
+        </w:rPr>
+        <w:t>XXXX</w:t>
+      </w:r>
+      <w:proofErr w:type="spellEnd"/>
+      <w:r>
+        <w:rPr>
+          <w:rFonts w:ascii="Aptos Narrow" w:hAnsi="Aptos Narrow"/>
+          <w:color w:val="000000"/>
+        </w:rPr>
+        <w:t xml:space="preserve"> staff, the matter was not resolved, and misunderstandings between my friend and I only occurred, and our relationship deteriorated. </w:t>
+      </w:r>
+      <w:r>
+        <w:rPr>
+          <w:rFonts w:ascii="Aptos Narrow" w:hAnsi="Aptos Narrow"/>
+          <w:color w:val="000000"/>
+        </w:rPr>
+        <w:br/>
+      </w:r>
+      <w:r>
+        <w:rPr>
+          <w:rFonts w:ascii="Aptos Narrow" w:hAnsi="Aptos Narrow"/>
+          <w:color w:val="000000"/>
+        </w:rPr>
+        <w:br/>
+      </w:r>
+      <w:proofErr w:type="gramStart"/>
+      <w:r>
+        <w:rPr>
+          <w:rFonts w:ascii="Aptos Narrow" w:hAnsi="Aptos Narrow"/>
+          <w:color w:val="000000"/>
+        </w:rPr>
+        <w:t xml:space="preserve">XXXX  </w:t>
+      </w:r>
+      <w:proofErr w:type="spellStart"/>
+      <w:r>
+        <w:rPr>
+          <w:rFonts w:ascii="Aptos Narrow" w:hAnsi="Aptos Narrow"/>
+          <w:color w:val="000000"/>
+        </w:rPr>
+        <w:t>XXXX</w:t>
+      </w:r>
+      <w:proofErr w:type="spellEnd"/>
+      <w:proofErr w:type="gramEnd"/>
+      <w:r>
+        <w:rPr>
+          <w:rFonts w:ascii="Aptos Narrow" w:hAnsi="Aptos Narrow"/>
+          <w:color w:val="000000"/>
+        </w:rPr>
+        <w:t xml:space="preserve"> </w:t>
+      </w:r>
+      <w:proofErr w:type="spellStart"/>
+      <w:r>
+        <w:rPr>
+          <w:rFonts w:ascii="Aptos Narrow" w:hAnsi="Aptos Narrow"/>
+          <w:color w:val="000000"/>
+        </w:rPr>
+        <w:t>XXXX</w:t>
+      </w:r>
+      <w:proofErr w:type="spellEnd"/>
+      <w:r>
+        <w:rPr>
+          <w:rFonts w:ascii="Aptos Narrow" w:hAnsi="Aptos Narrow"/>
+          <w:color w:val="000000"/>
+        </w:rPr>
+        <w:t xml:space="preserve"> </w:t>
+      </w:r>
+      <w:proofErr w:type="spellStart"/>
+      <w:r>
+        <w:rPr>
+          <w:rFonts w:ascii="Aptos Narrow" w:hAnsi="Aptos Narrow"/>
+          <w:color w:val="000000"/>
+        </w:rPr>
+        <w:t>XXXX</w:t>
+      </w:r>
+      <w:proofErr w:type="spellEnd"/>
+      <w:r>
+        <w:rPr>
+          <w:rFonts w:ascii="Aptos Narrow" w:hAnsi="Aptos Narrow"/>
+          <w:color w:val="000000"/>
+        </w:rPr>
+        <w:t xml:space="preserve"> staff said they could not return the money because the transfer had already been completed. </w:t>
+      </w:r>
+      <w:r>
+        <w:rPr>
+          <w:rFonts w:ascii="Aptos Narrow" w:hAnsi="Aptos Narrow"/>
+          <w:color w:val="000000"/>
+        </w:rPr>
+        <w:br/>
+      </w:r>
+      <w:r>
+        <w:rPr>
+          <w:rFonts w:ascii="Aptos Narrow" w:hAnsi="Aptos Narrow"/>
+          <w:color w:val="000000"/>
+        </w:rPr>
+        <w:br/>
+        <w:t xml:space="preserve">When I checked it myself, it turned out to be a non-existent account, but other bank employees and XXXX employees said that it made no sense to say that a transfer was completed to a non-existent account. </w:t>
+      </w:r>
+      <w:r>
+        <w:rPr>
+          <w:rFonts w:ascii="Aptos Narrow" w:hAnsi="Aptos Narrow"/>
+          <w:color w:val="000000"/>
+        </w:rPr>
+        <w:br/>
+      </w:r>
+      <w:r>
+        <w:rPr>
+          <w:rFonts w:ascii="Aptos Narrow" w:hAnsi="Aptos Narrow"/>
+          <w:color w:val="000000"/>
+        </w:rPr>
+        <w:br/>
+        <w:t xml:space="preserve">They said their </w:t>
+      </w:r>
+      <w:proofErr w:type="gramStart"/>
+      <w:r>
+        <w:rPr>
+          <w:rFonts w:ascii="Aptos Narrow" w:hAnsi="Aptos Narrow"/>
+          <w:color w:val="000000"/>
+        </w:rPr>
+        <w:t>XXXX  friend</w:t>
+      </w:r>
+      <w:proofErr w:type="gramEnd"/>
+      <w:r>
+        <w:rPr>
+          <w:rFonts w:ascii="Aptos Narrow" w:hAnsi="Aptos Narrow"/>
+          <w:color w:val="000000"/>
+        </w:rPr>
+        <w:t xml:space="preserve"> had to contact the bank directly to cancel the transfer because the XXXX staff misunderstood and provided incorrect information. </w:t>
+      </w:r>
+      <w:r>
+        <w:rPr>
+          <w:rFonts w:ascii="Aptos Narrow" w:hAnsi="Aptos Narrow"/>
+          <w:color w:val="000000"/>
+        </w:rPr>
+        <w:br/>
+      </w:r>
+      <w:r>
+        <w:rPr>
+          <w:rFonts w:ascii="Aptos Narrow" w:hAnsi="Aptos Narrow"/>
+          <w:color w:val="000000"/>
+        </w:rPr>
+        <w:br/>
+        <w:t xml:space="preserve">My </w:t>
+      </w:r>
+      <w:proofErr w:type="gramStart"/>
+      <w:r>
+        <w:rPr>
+          <w:rFonts w:ascii="Aptos Narrow" w:hAnsi="Aptos Narrow"/>
+          <w:color w:val="000000"/>
+        </w:rPr>
+        <w:t>XXXX  friend</w:t>
+      </w:r>
+      <w:proofErr w:type="gramEnd"/>
+      <w:r>
+        <w:rPr>
+          <w:rFonts w:ascii="Aptos Narrow" w:hAnsi="Aptos Narrow"/>
+          <w:color w:val="000000"/>
+        </w:rPr>
+        <w:t xml:space="preserve"> doesn't believe me when I tell him this and is instead believing what the XXXX </w:t>
+      </w:r>
+      <w:proofErr w:type="spellStart"/>
+      <w:r>
+        <w:rPr>
+          <w:rFonts w:ascii="Aptos Narrow" w:hAnsi="Aptos Narrow"/>
+          <w:color w:val="000000"/>
+        </w:rPr>
+        <w:t>XXXX</w:t>
+      </w:r>
+      <w:proofErr w:type="spellEnd"/>
+      <w:r>
+        <w:rPr>
+          <w:rFonts w:ascii="Aptos Narrow" w:hAnsi="Aptos Narrow"/>
+          <w:color w:val="000000"/>
+        </w:rPr>
+        <w:t xml:space="preserve"> </w:t>
+      </w:r>
+      <w:proofErr w:type="spellStart"/>
+      <w:r>
+        <w:rPr>
+          <w:rFonts w:ascii="Aptos Narrow" w:hAnsi="Aptos Narrow"/>
+          <w:color w:val="000000"/>
+        </w:rPr>
+        <w:t>XXXX</w:t>
+      </w:r>
+      <w:proofErr w:type="spellEnd"/>
+      <w:r>
+        <w:rPr>
+          <w:rFonts w:ascii="Aptos Narrow" w:hAnsi="Aptos Narrow"/>
+          <w:color w:val="000000"/>
+        </w:rPr>
+        <w:t xml:space="preserve"> </w:t>
+      </w:r>
+      <w:proofErr w:type="spellStart"/>
+      <w:r>
+        <w:rPr>
+          <w:rFonts w:ascii="Aptos Narrow" w:hAnsi="Aptos Narrow"/>
+          <w:color w:val="000000"/>
+        </w:rPr>
+        <w:t>XXXX</w:t>
+      </w:r>
+      <w:proofErr w:type="spellEnd"/>
+      <w:r>
+        <w:rPr>
+          <w:rFonts w:ascii="Aptos Narrow" w:hAnsi="Aptos Narrow"/>
+          <w:color w:val="000000"/>
+        </w:rPr>
+        <w:t xml:space="preserve"> employee said. </w:t>
+      </w:r>
+      <w:r>
+        <w:rPr>
+          <w:rFonts w:ascii="Aptos Narrow" w:hAnsi="Aptos Narrow"/>
+          <w:color w:val="000000"/>
+        </w:rPr>
+        <w:br/>
+      </w:r>
+      <w:r>
+        <w:rPr>
+          <w:rFonts w:ascii="Aptos Narrow" w:hAnsi="Aptos Narrow"/>
+          <w:color w:val="000000"/>
+        </w:rPr>
+        <w:br/>
+        <w:t xml:space="preserve">I have been suffering from mental distress and false suspicion for months. </w:t>
+      </w:r>
+      <w:r>
+        <w:rPr>
+          <w:rFonts w:ascii="Aptos Narrow" w:hAnsi="Aptos Narrow"/>
+          <w:color w:val="000000"/>
+        </w:rPr>
+        <w:br/>
+      </w:r>
+      <w:r>
+        <w:rPr>
+          <w:rFonts w:ascii="Aptos Narrow" w:hAnsi="Aptos Narrow"/>
+          <w:color w:val="000000"/>
+        </w:rPr>
+        <w:br/>
+        <w:t xml:space="preserve">I don't understand why I, as a consumer, am being harmed by a system error or security issue that occurred within XXXX itself. I'm </w:t>
+      </w:r>
+      <w:proofErr w:type="gramStart"/>
+      <w:r>
+        <w:rPr>
+          <w:rFonts w:ascii="Aptos Narrow" w:hAnsi="Aptos Narrow"/>
+          <w:color w:val="000000"/>
+        </w:rPr>
+        <w:t>really angry</w:t>
+      </w:r>
+      <w:proofErr w:type="gramEnd"/>
+      <w:r>
+        <w:rPr>
+          <w:rFonts w:ascii="Aptos Narrow" w:hAnsi="Aptos Narrow"/>
+          <w:color w:val="000000"/>
+        </w:rPr>
+        <w:t xml:space="preserve"> and in a difficult situation. </w:t>
+      </w:r>
+      <w:r>
+        <w:rPr>
+          <w:rFonts w:ascii="Aptos Narrow" w:hAnsi="Aptos Narrow"/>
+          <w:color w:val="000000"/>
+        </w:rPr>
+        <w:br/>
+      </w:r>
+      <w:r>
+        <w:rPr>
+          <w:rFonts w:ascii="Aptos Narrow" w:hAnsi="Aptos Narrow"/>
+          <w:color w:val="000000"/>
+        </w:rPr>
+        <w:br/>
+        <w:t xml:space="preserve">When asked to explain in detail the problem that occurred and ask about the whereabouts of the money, they only reply that they do not know and </w:t>
+      </w:r>
+      <w:proofErr w:type="gramStart"/>
+      <w:r>
+        <w:rPr>
+          <w:rFonts w:ascii="Aptos Narrow" w:hAnsi="Aptos Narrow"/>
+          <w:color w:val="000000"/>
+        </w:rPr>
+        <w:t>apologize, and</w:t>
+      </w:r>
+      <w:proofErr w:type="gramEnd"/>
+      <w:r>
+        <w:rPr>
+          <w:rFonts w:ascii="Aptos Narrow" w:hAnsi="Aptos Narrow"/>
+          <w:color w:val="000000"/>
+        </w:rPr>
+        <w:t xml:space="preserve"> continue to deceive consumers. </w:t>
+      </w:r>
+      <w:r>
+        <w:rPr>
+          <w:rFonts w:ascii="Aptos Narrow" w:hAnsi="Aptos Narrow"/>
+          <w:color w:val="000000"/>
+        </w:rPr>
+        <w:br/>
+      </w:r>
+      <w:r>
+        <w:rPr>
+          <w:rFonts w:ascii="Aptos Narrow" w:hAnsi="Aptos Narrow"/>
+          <w:color w:val="000000"/>
+        </w:rPr>
+        <w:br/>
+        <w:t xml:space="preserve">I have reported this to several organizations and have consulted with banks and counselors several </w:t>
+      </w:r>
+      <w:r>
+        <w:rPr>
+          <w:rFonts w:ascii="Aptos Narrow" w:hAnsi="Aptos Narrow"/>
+          <w:color w:val="000000"/>
+        </w:rPr>
+        <w:lastRenderedPageBreak/>
+        <w:t xml:space="preserve">times, but it has not been resolved. I am the one who has been directly affected, but I do not understand the system as it says that consultation itself is not possible and that I </w:t>
+      </w:r>
+      <w:proofErr w:type="spellStart"/>
+      <w:r>
+        <w:rPr>
+          <w:rFonts w:ascii="Aptos Narrow" w:hAnsi="Aptos Narrow"/>
+          <w:color w:val="000000"/>
+        </w:rPr>
+        <w:t>can not</w:t>
+      </w:r>
+      <w:proofErr w:type="spellEnd"/>
+      <w:r>
+        <w:rPr>
+          <w:rFonts w:ascii="Aptos Narrow" w:hAnsi="Aptos Narrow"/>
+          <w:color w:val="000000"/>
+        </w:rPr>
+        <w:t xml:space="preserve"> file a return because I do not have an account at the bank. </w:t>
+      </w:r>
+      <w:r>
+        <w:rPr>
+          <w:rFonts w:ascii="Aptos Narrow" w:hAnsi="Aptos Narrow"/>
+          <w:color w:val="000000"/>
+        </w:rPr>
+        <w:br/>
+      </w:r>
+      <w:r>
+        <w:rPr>
+          <w:rFonts w:ascii="Aptos Narrow" w:hAnsi="Aptos Narrow"/>
+          <w:color w:val="000000"/>
+        </w:rPr>
+        <w:br/>
+        <w:t xml:space="preserve">XXXX, XXXX and </w:t>
+      </w:r>
+      <w:proofErr w:type="gramStart"/>
+      <w:r>
+        <w:rPr>
+          <w:rFonts w:ascii="Aptos Narrow" w:hAnsi="Aptos Narrow"/>
+          <w:color w:val="000000"/>
+        </w:rPr>
+        <w:t xml:space="preserve">XXXX  </w:t>
+      </w:r>
+      <w:proofErr w:type="spellStart"/>
+      <w:r>
+        <w:rPr>
+          <w:rFonts w:ascii="Aptos Narrow" w:hAnsi="Aptos Narrow"/>
+          <w:color w:val="000000"/>
+        </w:rPr>
+        <w:t>XXXX</w:t>
+      </w:r>
+      <w:proofErr w:type="spellEnd"/>
+      <w:proofErr w:type="gramEnd"/>
+      <w:r>
+        <w:rPr>
+          <w:rFonts w:ascii="Aptos Narrow" w:hAnsi="Aptos Narrow"/>
+          <w:color w:val="000000"/>
+        </w:rPr>
+        <w:t xml:space="preserve"> </w:t>
+      </w:r>
+      <w:proofErr w:type="spellStart"/>
+      <w:r>
+        <w:rPr>
+          <w:rFonts w:ascii="Aptos Narrow" w:hAnsi="Aptos Narrow"/>
+          <w:color w:val="000000"/>
+        </w:rPr>
+        <w:t>XXXX</w:t>
+      </w:r>
+      <w:proofErr w:type="spellEnd"/>
+      <w:r>
+        <w:rPr>
+          <w:rFonts w:ascii="Aptos Narrow" w:hAnsi="Aptos Narrow"/>
+          <w:color w:val="000000"/>
+        </w:rPr>
+        <w:t xml:space="preserve"> all pass the buck and tire people out by making phone calls. </w:t>
+      </w:r>
+      <w:r>
+        <w:rPr>
+          <w:rFonts w:ascii="Aptos Narrow" w:hAnsi="Aptos Narrow"/>
+          <w:color w:val="000000"/>
+        </w:rPr>
+        <w:br/>
+      </w:r>
+      <w:r>
+        <w:rPr>
+          <w:rFonts w:ascii="Aptos Narrow" w:hAnsi="Aptos Narrow"/>
+          <w:color w:val="000000"/>
+        </w:rPr>
+        <w:br/>
+        <w:t xml:space="preserve">I want to know where my money is and why it was linked to a non-existent account and why the money was transferred to that account. </w:t>
+      </w:r>
+      <w:r>
+        <w:rPr>
+          <w:rFonts w:ascii="Aptos Narrow" w:hAnsi="Aptos Narrow"/>
+          <w:color w:val="000000"/>
+        </w:rPr>
+        <w:br/>
+      </w:r>
+      <w:r>
+        <w:rPr>
+          <w:rFonts w:ascii="Aptos Narrow" w:hAnsi="Aptos Narrow"/>
+          <w:color w:val="000000"/>
+        </w:rPr>
+        <w:br/>
+        <w:t>And if the money was transferred to a non-existent account, I would like to know why it is not being returned.</w:t>
+      </w:r>
+    </w:p>
+    <w:p>
+      <w:pPr>
+        <w:rPr>
+          <w:rFonts w:ascii="Aptos Narrow" w:hAnsi="Aptos Narrow"/>
+          <w:color w:val="000000"/>
+        </w:rPr>
+      </w:pPr>
+    </w:p>
+    <w:p>
+      <w:pPr>
+        <w:spacing w:after="160" w:line="278" w:lineRule="auto"/>
+        <w:rPr>
+          <w:rFonts w:ascii="Aptos Narrow" w:hAnsi="Aptos Narrow"/>
+          <w:color w:val="000000"/>
+        </w:rPr>
+      </w:pPr>
+      <w:r>
+        <w:rPr>
+          <w:rFonts w:ascii="Aptos Narrow" w:hAnsi="Aptos Narrow"/>
+          <w:color w:val="000000"/>
+        </w:rPr>
+        <w:br w:type="page"/>
+      </w:r>
+    </w:p>
+    <w:p>
+      <w:pPr>
+        <w:rPr>
+          <w:rFonts w:ascii="Aptos Narrow" w:hAnsi="Aptos Narrow"/>
+          <w:color w:val="000000"/>
+        </w:rPr>
+      </w:pPr>
+      <w:r>
+        <w:rPr>
+          <w:rFonts w:ascii="Aptos Narrow" w:hAnsi="Aptos Narrow"/>
+          <w:color w:val="000000"/>
+        </w:rPr>
+        <w:lastRenderedPageBreak/>
+        <w:t xml:space="preserve">Written statement </w:t>
+      </w:r>
+      <w:proofErr w:type="gramStart"/>
+      <w:r>
+        <w:rPr>
+          <w:rFonts w:ascii="Aptos Narrow" w:hAnsi="Aptos Narrow"/>
+          <w:color w:val="000000"/>
+        </w:rPr>
+        <w:t>On</w:t>
+      </w:r>
+      <w:proofErr w:type="gramEnd"/>
+      <w:r>
+        <w:rPr>
+          <w:rFonts w:ascii="Aptos Narrow" w:hAnsi="Aptos Narrow"/>
+          <w:color w:val="000000"/>
+        </w:rPr>
+        <w:t xml:space="preserve"> XX/XX/XXXX at around XXXX </w:t>
+      </w:r>
+      <w:proofErr w:type="spellStart"/>
+      <w:r>
+        <w:rPr>
+          <w:rFonts w:ascii="Aptos Narrow" w:hAnsi="Aptos Narrow"/>
+          <w:color w:val="000000"/>
+        </w:rPr>
+        <w:t>XXXX</w:t>
+      </w:r>
+      <w:proofErr w:type="spellEnd"/>
+      <w:r>
+        <w:rPr>
+          <w:rFonts w:ascii="Aptos Narrow" w:hAnsi="Aptos Narrow"/>
+          <w:color w:val="000000"/>
+        </w:rPr>
+        <w:t xml:space="preserve">, I attempted to log into my Chime account. I immediately noticed that my Face ID was turned off and I always have it on. my password did not work so I reset it through my email. When I was able to log into my account, I saw that {$1500.00} was taken. There were two transactions of a </w:t>
+      </w:r>
+      <w:proofErr w:type="gramStart"/>
+      <w:r>
+        <w:rPr>
+          <w:rFonts w:ascii="Aptos Narrow" w:hAnsi="Aptos Narrow"/>
+          <w:color w:val="000000"/>
+        </w:rPr>
+        <w:t>Chime to Chime</w:t>
+      </w:r>
+      <w:proofErr w:type="gramEnd"/>
+      <w:r>
+        <w:rPr>
+          <w:rFonts w:ascii="Aptos Narrow" w:hAnsi="Aptos Narrow"/>
+          <w:color w:val="000000"/>
+        </w:rPr>
+        <w:t xml:space="preserve"> transfer to a person named XXXX </w:t>
+      </w:r>
+      <w:proofErr w:type="spellStart"/>
+      <w:r>
+        <w:rPr>
+          <w:rFonts w:ascii="Aptos Narrow" w:hAnsi="Aptos Narrow"/>
+          <w:color w:val="000000"/>
+        </w:rPr>
+        <w:t>XXXX</w:t>
+      </w:r>
+      <w:proofErr w:type="spellEnd"/>
+      <w:r>
+        <w:rPr>
+          <w:rFonts w:ascii="Aptos Narrow" w:hAnsi="Aptos Narrow"/>
+          <w:color w:val="000000"/>
+        </w:rPr>
+        <w:t xml:space="preserve">. I do not person know anyone by this name nor have them in my contacts. I immediately contacted Chime to report these transactions and the fraud department to secure my account the same day, XX/XX/XXXX. After filing the dispute, I uploaded the evidence that I had available. The same day I got </w:t>
+      </w:r>
+      <w:proofErr w:type="spellStart"/>
+      <w:proofErr w:type="gramStart"/>
+      <w:r>
+        <w:rPr>
+          <w:rFonts w:ascii="Aptos Narrow" w:hAnsi="Aptos Narrow"/>
+          <w:color w:val="000000"/>
+        </w:rPr>
+        <w:t>a</w:t>
+      </w:r>
+      <w:proofErr w:type="spellEnd"/>
+      <w:proofErr w:type="gramEnd"/>
+      <w:r>
+        <w:rPr>
+          <w:rFonts w:ascii="Aptos Narrow" w:hAnsi="Aptos Narrow"/>
+          <w:color w:val="000000"/>
+        </w:rPr>
+        <w:t xml:space="preserve"> email saying that there was no error found. Immediately contacted Chime again to re-file the dispute and ensure them that these transactions were unauthorized, and my account had been hacked. </w:t>
+      </w:r>
+      <w:r>
+        <w:rPr>
+          <w:rFonts w:ascii="Aptos Narrow" w:hAnsi="Aptos Narrow"/>
+          <w:color w:val="000000"/>
+        </w:rPr>
+        <w:br/>
+      </w:r>
+      <w:r>
+        <w:rPr>
+          <w:rFonts w:ascii="Aptos Narrow" w:hAnsi="Aptos Narrow"/>
+          <w:color w:val="000000"/>
+        </w:rPr>
+        <w:br/>
+        <w:t xml:space="preserve">Later in my email trash folder, three emails from Chime. These emails </w:t>
+      </w:r>
+      <w:proofErr w:type="gramStart"/>
+      <w:r>
+        <w:rPr>
+          <w:rFonts w:ascii="Aptos Narrow" w:hAnsi="Aptos Narrow"/>
+          <w:color w:val="000000"/>
+        </w:rPr>
+        <w:t>included :</w:t>
+      </w:r>
+      <w:proofErr w:type="gramEnd"/>
+      <w:r>
+        <w:rPr>
+          <w:rFonts w:ascii="Aptos Narrow" w:hAnsi="Aptos Narrow"/>
+          <w:color w:val="000000"/>
+        </w:rPr>
+        <w:t xml:space="preserve"> 1. The confirmation for the XXXX dollar transfer XXXX. The confirmation for the {$500.00} transfer XXXX. And alert from Chime saying that there was a new login into my account from a XXXX device and in the approximate location of XXXX </w:t>
+      </w:r>
+      <w:proofErr w:type="spellStart"/>
+      <w:proofErr w:type="gramStart"/>
+      <w:r>
+        <w:rPr>
+          <w:rFonts w:ascii="Aptos Narrow" w:hAnsi="Aptos Narrow"/>
+          <w:color w:val="000000"/>
+        </w:rPr>
+        <w:t>XXXX</w:t>
+      </w:r>
+      <w:proofErr w:type="spellEnd"/>
+      <w:r>
+        <w:rPr>
+          <w:rFonts w:ascii="Aptos Narrow" w:hAnsi="Aptos Narrow"/>
+          <w:color w:val="000000"/>
+        </w:rPr>
+        <w:t xml:space="preserve">  I</w:t>
+      </w:r>
+      <w:proofErr w:type="gramEnd"/>
+      <w:r>
+        <w:rPr>
+          <w:rFonts w:ascii="Aptos Narrow" w:hAnsi="Aptos Narrow"/>
+          <w:color w:val="000000"/>
+        </w:rPr>
+        <w:t xml:space="preserve"> did not see these emails with my initial disputes because the person was able to also compromise my email and put those specific emails into my trash folder. I also had to change my email password. I immediately contacted Chime again to give them this new information. </w:t>
+      </w:r>
+      <w:r>
+        <w:rPr>
+          <w:rFonts w:ascii="Aptos Narrow" w:hAnsi="Aptos Narrow"/>
+          <w:color w:val="000000"/>
+        </w:rPr>
+        <w:br/>
+      </w:r>
+      <w:r>
+        <w:rPr>
+          <w:rFonts w:ascii="Aptos Narrow" w:hAnsi="Aptos Narrow"/>
+          <w:color w:val="000000"/>
+        </w:rPr>
+        <w:br/>
+        <w:t xml:space="preserve">I also provided proof that I do not use a XXXX </w:t>
+      </w:r>
+      <w:proofErr w:type="gramStart"/>
+      <w:r>
+        <w:rPr>
+          <w:rFonts w:ascii="Aptos Narrow" w:hAnsi="Aptos Narrow"/>
+          <w:color w:val="000000"/>
+        </w:rPr>
+        <w:t>device</w:t>
+      </w:r>
+      <w:proofErr w:type="gramEnd"/>
+      <w:r>
+        <w:rPr>
+          <w:rFonts w:ascii="Aptos Narrow" w:hAnsi="Aptos Narrow"/>
+          <w:color w:val="000000"/>
+        </w:rPr>
+        <w:t xml:space="preserve"> and I have an XXXX </w:t>
+      </w:r>
+      <w:proofErr w:type="spellStart"/>
+      <w:r>
+        <w:rPr>
+          <w:rFonts w:ascii="Aptos Narrow" w:hAnsi="Aptos Narrow"/>
+          <w:color w:val="000000"/>
+        </w:rPr>
+        <w:t>XXXX</w:t>
+      </w:r>
+      <w:proofErr w:type="spellEnd"/>
+      <w:r>
+        <w:rPr>
+          <w:rFonts w:ascii="Aptos Narrow" w:hAnsi="Aptos Narrow"/>
+          <w:color w:val="000000"/>
+        </w:rPr>
+        <w:t xml:space="preserve"> to always log into my chime account. I also am not nor have ever been in XXXX </w:t>
+      </w:r>
+      <w:proofErr w:type="spellStart"/>
+      <w:r>
+        <w:rPr>
+          <w:rFonts w:ascii="Aptos Narrow" w:hAnsi="Aptos Narrow"/>
+          <w:color w:val="000000"/>
+        </w:rPr>
+        <w:t>XXXX</w:t>
+      </w:r>
+      <w:proofErr w:type="spellEnd"/>
+      <w:r>
+        <w:rPr>
+          <w:rFonts w:ascii="Aptos Narrow" w:hAnsi="Aptos Narrow"/>
+          <w:color w:val="000000"/>
+        </w:rPr>
+        <w:t xml:space="preserve">. I also work in </w:t>
+      </w:r>
+      <w:proofErr w:type="gramStart"/>
+      <w:r>
+        <w:rPr>
+          <w:rFonts w:ascii="Aptos Narrow" w:hAnsi="Aptos Narrow"/>
+          <w:color w:val="000000"/>
+        </w:rPr>
+        <w:t>XXXX  full</w:t>
+      </w:r>
+      <w:proofErr w:type="gramEnd"/>
+      <w:r>
+        <w:rPr>
+          <w:rFonts w:ascii="Aptos Narrow" w:hAnsi="Aptos Narrow"/>
+          <w:color w:val="000000"/>
+        </w:rPr>
+        <w:t xml:space="preserve">-time. </w:t>
+      </w:r>
+      <w:proofErr w:type="gramStart"/>
+      <w:r>
+        <w:rPr>
+          <w:rFonts w:ascii="Aptos Narrow" w:hAnsi="Aptos Narrow"/>
+          <w:color w:val="000000"/>
+        </w:rPr>
+        <w:t>so</w:t>
+      </w:r>
+      <w:proofErr w:type="gramEnd"/>
+      <w:r>
+        <w:rPr>
+          <w:rFonts w:ascii="Aptos Narrow" w:hAnsi="Aptos Narrow"/>
+          <w:color w:val="000000"/>
+        </w:rPr>
+        <w:t xml:space="preserve"> it is evident that I did not login to my Chime account from a different state or a different device. </w:t>
+      </w:r>
+      <w:r>
+        <w:rPr>
+          <w:rFonts w:ascii="Aptos Narrow" w:hAnsi="Aptos Narrow"/>
+          <w:color w:val="000000"/>
+        </w:rPr>
+        <w:br/>
+      </w:r>
+      <w:r>
+        <w:rPr>
+          <w:rFonts w:ascii="Aptos Narrow" w:hAnsi="Aptos Narrow"/>
+          <w:color w:val="000000"/>
+        </w:rPr>
+        <w:br/>
+        <w:t xml:space="preserve">I have also filed a police report on XX/XX/XXXX for these transactions. I have requested a copy from the police department. It concluded that the money was stolen from my account. </w:t>
+      </w:r>
+      <w:r>
+        <w:rPr>
+          <w:rFonts w:ascii="Aptos Narrow" w:hAnsi="Aptos Narrow"/>
+          <w:color w:val="000000"/>
+        </w:rPr>
+        <w:br/>
+      </w:r>
+      <w:r>
+        <w:rPr>
+          <w:rFonts w:ascii="Aptos Narrow" w:hAnsi="Aptos Narrow"/>
+          <w:color w:val="000000"/>
+        </w:rPr>
+        <w:br/>
+        <w:t xml:space="preserve">I also filed fraud complaint with the federal Bureau of investigation. I have given them all information and the only information that I have of the person that received the money is the name XXXX </w:t>
+      </w:r>
+      <w:proofErr w:type="spellStart"/>
+      <w:r>
+        <w:rPr>
+          <w:rFonts w:ascii="Aptos Narrow" w:hAnsi="Aptos Narrow"/>
+          <w:color w:val="000000"/>
+        </w:rPr>
+        <w:t>XXXX</w:t>
+      </w:r>
+      <w:proofErr w:type="spellEnd"/>
+      <w:r>
+        <w:rPr>
+          <w:rFonts w:ascii="Aptos Narrow" w:hAnsi="Aptos Narrow"/>
+          <w:color w:val="000000"/>
+        </w:rPr>
+        <w:t xml:space="preserve">, since he is a member, Chime has the other information. </w:t>
+      </w:r>
+      <w:r>
+        <w:rPr>
+          <w:rFonts w:ascii="Aptos Narrow" w:hAnsi="Aptos Narrow"/>
+          <w:color w:val="000000"/>
+        </w:rPr>
+        <w:br/>
+      </w:r>
+      <w:r>
+        <w:rPr>
+          <w:rFonts w:ascii="Aptos Narrow" w:hAnsi="Aptos Narrow"/>
+          <w:color w:val="000000"/>
+        </w:rPr>
+        <w:br/>
+        <w:t xml:space="preserve">I know that I have provided Chime with all necessary information that I possibly could. The evidence is concrete and </w:t>
+      </w:r>
+      <w:proofErr w:type="spellStart"/>
+      <w:r>
+        <w:rPr>
+          <w:rFonts w:ascii="Aptos Narrow" w:hAnsi="Aptos Narrow"/>
+          <w:color w:val="000000"/>
+        </w:rPr>
+        <w:t>self explanatory</w:t>
+      </w:r>
+      <w:proofErr w:type="spellEnd"/>
+      <w:r>
+        <w:rPr>
+          <w:rFonts w:ascii="Aptos Narrow" w:hAnsi="Aptos Narrow"/>
+          <w:color w:val="000000"/>
+        </w:rPr>
+        <w:t xml:space="preserve"> that my account had been compromised. </w:t>
+      </w:r>
+      <w:r>
+        <w:rPr>
+          <w:rFonts w:ascii="Aptos Narrow" w:hAnsi="Aptos Narrow"/>
+          <w:color w:val="000000"/>
+        </w:rPr>
+        <w:br/>
+        <w:t xml:space="preserve">After 9 disputes filed, Chime continues to disregard all the </w:t>
+      </w:r>
+      <w:proofErr w:type="gramStart"/>
+      <w:r>
+        <w:rPr>
+          <w:rFonts w:ascii="Aptos Narrow" w:hAnsi="Aptos Narrow"/>
+          <w:color w:val="000000"/>
+        </w:rPr>
+        <w:t>evidences</w:t>
+      </w:r>
+      <w:proofErr w:type="gramEnd"/>
+      <w:r>
+        <w:rPr>
+          <w:rFonts w:ascii="Aptos Narrow" w:hAnsi="Aptos Narrow"/>
+          <w:color w:val="000000"/>
+        </w:rPr>
+        <w:t xml:space="preserve"> and not issue a full refund</w:t>
+      </w:r>
+    </w:p>
+    <w:p>
+      <w:pPr>
+        <w:rPr>
+          <w:rFonts w:ascii="Aptos Narrow" w:hAnsi="Aptos Narrow"/>
+          <w:color w:val="000000"/>
+        </w:rPr>
+      </w:pPr>
+    </w:p>
+    <w:p>
+      <w:pPr>
+        <w:rPr>
+          <w:rFonts w:ascii="Aptos Narrow" w:hAnsi="Aptos Narrow"/>
+          <w:color w:val="000000"/>
+        </w:rPr>
+      </w:pPr>
+    </w:p>
+    <w:p>
+      <w:pPr>
+        <w:spacing w:after="160" w:line="278" w:lineRule="auto"/>
+        <w:rPr>
+          <w:rFonts w:ascii="Aptos Narrow" w:hAnsi="Aptos Narrow"/>
+          <w:color w:val="000000"/>
+        </w:rPr>
+      </w:pPr>
+      <w:r>
+        <w:rPr>
+          <w:rFonts w:ascii="Aptos Narrow" w:hAnsi="Aptos Narrow"/>
+          <w:color w:val="000000"/>
+        </w:rPr>
+        <w:br w:type="page"/>
+      </w:r>
+    </w:p>
+    <w:p>
+      <w:pPr>
+        <w:rPr>
+          <w:rFonts w:ascii="Aptos Narrow" w:hAnsi="Aptos Narrow"/>
+          <w:color w:val="000000"/>
+        </w:rPr>
+      </w:pPr>
+      <w:r>
+        <w:rPr>
+          <w:rFonts w:ascii="Aptos Narrow" w:hAnsi="Aptos Narrow"/>
+          <w:color w:val="000000"/>
+        </w:rPr>
+        <w:lastRenderedPageBreak/>
+        <w:t xml:space="preserve">Hello, My XXXX checking account was successfully hacked 3 times, as shown below : XXXX </w:t>
+      </w:r>
+      <w:proofErr w:type="spellStart"/>
+      <w:r>
+        <w:rPr>
+          <w:rFonts w:ascii="Aptos Narrow" w:hAnsi="Aptos Narrow"/>
+          <w:color w:val="000000"/>
+        </w:rPr>
+        <w:t>XXXX</w:t>
+      </w:r>
+      <w:proofErr w:type="spellEnd"/>
+      <w:r>
+        <w:rPr>
+          <w:rFonts w:ascii="Aptos Narrow" w:hAnsi="Aptos Narrow"/>
+          <w:color w:val="000000"/>
+        </w:rPr>
+        <w:t xml:space="preserve">, 2024 for {$280.00} AND {$410.00} ( Total {$790.00} ) XXXX </w:t>
+      </w:r>
+      <w:proofErr w:type="spellStart"/>
+      <w:r>
+        <w:rPr>
+          <w:rFonts w:ascii="Aptos Narrow" w:hAnsi="Aptos Narrow"/>
+          <w:color w:val="000000"/>
+        </w:rPr>
+        <w:t>XXXX</w:t>
+      </w:r>
+      <w:proofErr w:type="spellEnd"/>
+      <w:r>
+        <w:rPr>
+          <w:rFonts w:ascii="Aptos Narrow" w:hAnsi="Aptos Narrow"/>
+          <w:color w:val="000000"/>
+        </w:rPr>
+        <w:t xml:space="preserve">, 2024 for {$700.00} Grand Total = {$1400.00} A XXXX attempt was made on XXXX, 2024, for {$280.00}, but was stopped since I had already closed my account by then. </w:t>
+      </w:r>
+      <w:r>
+        <w:rPr>
+          <w:rFonts w:ascii="Aptos Narrow" w:hAnsi="Aptos Narrow"/>
+          <w:color w:val="000000"/>
+        </w:rPr>
+        <w:br/>
+      </w:r>
+      <w:r>
+        <w:rPr>
+          <w:rFonts w:ascii="Aptos Narrow" w:hAnsi="Aptos Narrow"/>
+          <w:color w:val="000000"/>
+        </w:rPr>
+        <w:br/>
+        <w:t xml:space="preserve">The stolen funds were sent to a Capital One account </w:t>
+      </w:r>
+      <w:proofErr w:type="gramStart"/>
+      <w:r>
+        <w:rPr>
+          <w:rFonts w:ascii="Aptos Narrow" w:hAnsi="Aptos Narrow"/>
+          <w:color w:val="000000"/>
+        </w:rPr>
+        <w:t>( I</w:t>
+      </w:r>
+      <w:proofErr w:type="gramEnd"/>
+      <w:r>
+        <w:rPr>
+          <w:rFonts w:ascii="Aptos Narrow" w:hAnsi="Aptos Narrow"/>
+          <w:color w:val="000000"/>
+        </w:rPr>
+        <w:t xml:space="preserve"> do not have a Capital One </w:t>
+      </w:r>
+      <w:proofErr w:type="gramStart"/>
+      <w:r>
+        <w:rPr>
+          <w:rFonts w:ascii="Aptos Narrow" w:hAnsi="Aptos Narrow"/>
+          <w:color w:val="000000"/>
+        </w:rPr>
+        <w:t>account )</w:t>
+      </w:r>
+      <w:proofErr w:type="gramEnd"/>
+      <w:r>
+        <w:rPr>
+          <w:rFonts w:ascii="Aptos Narrow" w:hAnsi="Aptos Narrow"/>
+          <w:color w:val="000000"/>
+        </w:rPr>
+        <w:t xml:space="preserve">. Capital One refused to provide the name of the Capital One account holder to </w:t>
+      </w:r>
+      <w:proofErr w:type="spellStart"/>
+      <w:r>
+        <w:rPr>
+          <w:rFonts w:ascii="Aptos Narrow" w:hAnsi="Aptos Narrow"/>
+          <w:color w:val="000000"/>
+        </w:rPr>
+        <w:t>whoms</w:t>
+      </w:r>
+      <w:proofErr w:type="spellEnd"/>
+      <w:r>
+        <w:rPr>
+          <w:rFonts w:ascii="Aptos Narrow" w:hAnsi="Aptos Narrow"/>
+          <w:color w:val="000000"/>
+        </w:rPr>
+        <w:t xml:space="preserve"> account the funds </w:t>
+      </w:r>
+      <w:proofErr w:type="gramStart"/>
+      <w:r>
+        <w:rPr>
+          <w:rFonts w:ascii="Aptos Narrow" w:hAnsi="Aptos Narrow"/>
+          <w:color w:val="000000"/>
+        </w:rPr>
+        <w:t>were sent,</w:t>
+      </w:r>
+      <w:proofErr w:type="gramEnd"/>
+      <w:r>
+        <w:rPr>
+          <w:rFonts w:ascii="Aptos Narrow" w:hAnsi="Aptos Narrow"/>
+          <w:color w:val="000000"/>
+        </w:rPr>
+        <w:t xml:space="preserve"> to either me, the XXXX </w:t>
+      </w:r>
+      <w:proofErr w:type="spellStart"/>
+      <w:r>
+        <w:rPr>
+          <w:rFonts w:ascii="Aptos Narrow" w:hAnsi="Aptos Narrow"/>
+          <w:color w:val="000000"/>
+        </w:rPr>
+        <w:t>XXXX</w:t>
+      </w:r>
+      <w:proofErr w:type="spellEnd"/>
+      <w:r>
+        <w:rPr>
+          <w:rFonts w:ascii="Aptos Narrow" w:hAnsi="Aptos Narrow"/>
+          <w:color w:val="000000"/>
+        </w:rPr>
+        <w:t xml:space="preserve"> </w:t>
+      </w:r>
+      <w:proofErr w:type="spellStart"/>
+      <w:r>
+        <w:rPr>
+          <w:rFonts w:ascii="Aptos Narrow" w:hAnsi="Aptos Narrow"/>
+          <w:color w:val="000000"/>
+        </w:rPr>
+        <w:t>XXXX</w:t>
+      </w:r>
+      <w:proofErr w:type="spellEnd"/>
+      <w:r>
+        <w:rPr>
+          <w:rFonts w:ascii="Aptos Narrow" w:hAnsi="Aptos Narrow"/>
+          <w:color w:val="000000"/>
+        </w:rPr>
+        <w:t xml:space="preserve"> </w:t>
+      </w:r>
+      <w:proofErr w:type="spellStart"/>
+      <w:r>
+        <w:rPr>
+          <w:rFonts w:ascii="Aptos Narrow" w:hAnsi="Aptos Narrow"/>
+          <w:color w:val="000000"/>
+        </w:rPr>
+        <w:t>XXXX</w:t>
+      </w:r>
+      <w:proofErr w:type="spellEnd"/>
+      <w:r>
+        <w:rPr>
+          <w:rFonts w:ascii="Aptos Narrow" w:hAnsi="Aptos Narrow"/>
+          <w:color w:val="000000"/>
+        </w:rPr>
+        <w:t xml:space="preserve">, OR XXXX </w:t>
+      </w:r>
+      <w:proofErr w:type="spellStart"/>
+      <w:r>
+        <w:rPr>
+          <w:rFonts w:ascii="Aptos Narrow" w:hAnsi="Aptos Narrow"/>
+          <w:color w:val="000000"/>
+        </w:rPr>
+        <w:t>XXXX</w:t>
+      </w:r>
+      <w:proofErr w:type="spellEnd"/>
+      <w:r>
+        <w:rPr>
+          <w:rFonts w:ascii="Aptos Narrow" w:hAnsi="Aptos Narrow"/>
+          <w:color w:val="000000"/>
+        </w:rPr>
+        <w:t xml:space="preserve"> </w:t>
+      </w:r>
+      <w:proofErr w:type="spellStart"/>
+      <w:r>
+        <w:rPr>
+          <w:rFonts w:ascii="Aptos Narrow" w:hAnsi="Aptos Narrow"/>
+          <w:color w:val="000000"/>
+        </w:rPr>
+        <w:t>XXXX</w:t>
+      </w:r>
+      <w:proofErr w:type="spellEnd"/>
+      <w:r>
+        <w:rPr>
+          <w:rFonts w:ascii="Aptos Narrow" w:hAnsi="Aptos Narrow"/>
+          <w:color w:val="000000"/>
+        </w:rPr>
+        <w:t xml:space="preserve"> </w:t>
+      </w:r>
+      <w:proofErr w:type="spellStart"/>
+      <w:r>
+        <w:rPr>
+          <w:rFonts w:ascii="Aptos Narrow" w:hAnsi="Aptos Narrow"/>
+          <w:color w:val="000000"/>
+        </w:rPr>
+        <w:t>XXXX</w:t>
+      </w:r>
+      <w:proofErr w:type="spellEnd"/>
+      <w:r>
+        <w:rPr>
+          <w:rFonts w:ascii="Aptos Narrow" w:hAnsi="Aptos Narrow"/>
+          <w:color w:val="000000"/>
+        </w:rPr>
+        <w:t xml:space="preserve"> </w:t>
+      </w:r>
+      <w:proofErr w:type="spellStart"/>
+      <w:r>
+        <w:rPr>
+          <w:rFonts w:ascii="Aptos Narrow" w:hAnsi="Aptos Narrow"/>
+          <w:color w:val="000000"/>
+        </w:rPr>
+        <w:t>XXXX</w:t>
+      </w:r>
+      <w:proofErr w:type="spellEnd"/>
+      <w:r>
+        <w:rPr>
+          <w:rFonts w:ascii="Aptos Narrow" w:hAnsi="Aptos Narrow"/>
+          <w:color w:val="000000"/>
+        </w:rPr>
+        <w:t xml:space="preserve"> who was investigating the crime, which basically left him dead in the water. </w:t>
+      </w:r>
+      <w:proofErr w:type="gramStart"/>
+      <w:r>
+        <w:rPr>
+          <w:rFonts w:ascii="Aptos Narrow" w:hAnsi="Aptos Narrow"/>
+          <w:color w:val="000000"/>
+        </w:rPr>
+        <w:t>( XXXX</w:t>
+      </w:r>
+      <w:proofErr w:type="gramEnd"/>
+      <w:r>
+        <w:rPr>
+          <w:rFonts w:ascii="Aptos Narrow" w:hAnsi="Aptos Narrow"/>
+          <w:color w:val="000000"/>
+        </w:rPr>
+        <w:t xml:space="preserve"> </w:t>
+      </w:r>
+      <w:proofErr w:type="spellStart"/>
+      <w:r>
+        <w:rPr>
+          <w:rFonts w:ascii="Aptos Narrow" w:hAnsi="Aptos Narrow"/>
+          <w:color w:val="000000"/>
+        </w:rPr>
+        <w:t>XXXX</w:t>
+      </w:r>
+      <w:proofErr w:type="spellEnd"/>
+      <w:r>
+        <w:rPr>
+          <w:rFonts w:ascii="Aptos Narrow" w:hAnsi="Aptos Narrow"/>
+          <w:color w:val="000000"/>
+        </w:rPr>
+        <w:t xml:space="preserve"> </w:t>
+      </w:r>
+      <w:proofErr w:type="spellStart"/>
+      <w:r>
+        <w:rPr>
+          <w:rFonts w:ascii="Aptos Narrow" w:hAnsi="Aptos Narrow"/>
+          <w:color w:val="000000"/>
+        </w:rPr>
+        <w:t>XXXX</w:t>
+      </w:r>
+      <w:proofErr w:type="spellEnd"/>
+      <w:r>
+        <w:rPr>
+          <w:rFonts w:ascii="Aptos Narrow" w:hAnsi="Aptos Narrow"/>
+          <w:color w:val="000000"/>
+        </w:rPr>
+        <w:t xml:space="preserve"> </w:t>
+      </w:r>
+      <w:proofErr w:type="spellStart"/>
+      <w:r>
+        <w:rPr>
+          <w:rFonts w:ascii="Aptos Narrow" w:hAnsi="Aptos Narrow"/>
+          <w:color w:val="000000"/>
+        </w:rPr>
+        <w:t>XXXX</w:t>
+      </w:r>
+      <w:proofErr w:type="spellEnd"/>
+      <w:r>
+        <w:rPr>
+          <w:rFonts w:ascii="Aptos Narrow" w:hAnsi="Aptos Narrow"/>
+          <w:color w:val="000000"/>
+        </w:rPr>
+        <w:t xml:space="preserve"> </w:t>
+      </w:r>
+      <w:proofErr w:type="spellStart"/>
+      <w:r>
+        <w:rPr>
+          <w:rFonts w:ascii="Aptos Narrow" w:hAnsi="Aptos Narrow"/>
+          <w:color w:val="000000"/>
+        </w:rPr>
+        <w:t>XXXX</w:t>
+      </w:r>
+      <w:proofErr w:type="spellEnd"/>
+      <w:r>
+        <w:rPr>
+          <w:rFonts w:ascii="Aptos Narrow" w:hAnsi="Aptos Narrow"/>
+          <w:color w:val="000000"/>
+        </w:rPr>
+        <w:t xml:space="preserve"> </w:t>
+      </w:r>
+      <w:proofErr w:type="spellStart"/>
+      <w:r>
+        <w:rPr>
+          <w:rFonts w:ascii="Aptos Narrow" w:hAnsi="Aptos Narrow"/>
+          <w:color w:val="000000"/>
+        </w:rPr>
+        <w:t>XXXX</w:t>
+      </w:r>
+      <w:proofErr w:type="spellEnd"/>
+      <w:r>
+        <w:rPr>
+          <w:rFonts w:ascii="Aptos Narrow" w:hAnsi="Aptos Narrow"/>
+          <w:color w:val="000000"/>
+        </w:rPr>
+        <w:t xml:space="preserve"> </w:t>
+      </w:r>
+      <w:proofErr w:type="spellStart"/>
+      <w:r>
+        <w:rPr>
+          <w:rFonts w:ascii="Aptos Narrow" w:hAnsi="Aptos Narrow"/>
+          <w:color w:val="000000"/>
+        </w:rPr>
+        <w:t>XXXX</w:t>
+      </w:r>
+      <w:proofErr w:type="spellEnd"/>
+      <w:r>
+        <w:rPr>
+          <w:rFonts w:ascii="Aptos Narrow" w:hAnsi="Aptos Narrow"/>
+          <w:color w:val="000000"/>
+        </w:rPr>
+        <w:t xml:space="preserve">, XXXX - </w:t>
+      </w:r>
+      <w:proofErr w:type="gramStart"/>
+      <w:r>
+        <w:rPr>
+          <w:rFonts w:ascii="Aptos Narrow" w:hAnsi="Aptos Narrow"/>
+          <w:color w:val="000000"/>
+        </w:rPr>
+        <w:t>XXXX )</w:t>
+      </w:r>
+      <w:proofErr w:type="gramEnd"/>
+      <w:r>
+        <w:rPr>
+          <w:rFonts w:ascii="Aptos Narrow" w:hAnsi="Aptos Narrow"/>
+          <w:color w:val="000000"/>
+        </w:rPr>
+        <w:t xml:space="preserve"> Because the thief had access to my checking account number and routing number, I am 99 % sure I know who the thief is because she was always paid by check, and I want to bring charges against her. Without cooperation from Capital One, she goes unpunished. I feel this is blatantly wrong and that Capital One is complicit in the commission of a crime. </w:t>
+      </w:r>
+      <w:r>
+        <w:rPr>
+          <w:rFonts w:ascii="Aptos Narrow" w:hAnsi="Aptos Narrow"/>
+          <w:color w:val="000000"/>
+        </w:rPr>
+        <w:br/>
+      </w:r>
+      <w:r>
+        <w:rPr>
+          <w:rFonts w:ascii="Aptos Narrow" w:hAnsi="Aptos Narrow"/>
+          <w:color w:val="000000"/>
+        </w:rPr>
+        <w:br/>
+        <w:t xml:space="preserve">During the XXXX days it took for the XXXX </w:t>
+      </w:r>
+      <w:proofErr w:type="spellStart"/>
+      <w:r>
+        <w:rPr>
+          <w:rFonts w:ascii="Aptos Narrow" w:hAnsi="Aptos Narrow"/>
+          <w:color w:val="000000"/>
+        </w:rPr>
+        <w:t>XXXX</w:t>
+      </w:r>
+      <w:proofErr w:type="spellEnd"/>
+      <w:r>
+        <w:rPr>
+          <w:rFonts w:ascii="Aptos Narrow" w:hAnsi="Aptos Narrow"/>
+          <w:color w:val="000000"/>
+        </w:rPr>
+        <w:t xml:space="preserve"> </w:t>
+      </w:r>
+      <w:proofErr w:type="spellStart"/>
+      <w:r>
+        <w:rPr>
+          <w:rFonts w:ascii="Aptos Narrow" w:hAnsi="Aptos Narrow"/>
+          <w:color w:val="000000"/>
+        </w:rPr>
+        <w:t>XXXX</w:t>
+      </w:r>
+      <w:proofErr w:type="spellEnd"/>
+      <w:r>
+        <w:rPr>
+          <w:rFonts w:ascii="Aptos Narrow" w:hAnsi="Aptos Narrow"/>
+          <w:color w:val="000000"/>
+        </w:rPr>
+        <w:t xml:space="preserve"> </w:t>
+      </w:r>
+      <w:proofErr w:type="spellStart"/>
+      <w:r>
+        <w:rPr>
+          <w:rFonts w:ascii="Aptos Narrow" w:hAnsi="Aptos Narrow"/>
+          <w:color w:val="000000"/>
+        </w:rPr>
+        <w:t>XXXX</w:t>
+      </w:r>
+      <w:proofErr w:type="spellEnd"/>
+      <w:r>
+        <w:rPr>
+          <w:rFonts w:ascii="Aptos Narrow" w:hAnsi="Aptos Narrow"/>
+          <w:color w:val="000000"/>
+        </w:rPr>
+        <w:t xml:space="preserve"> to investigate, I had absolutely no access to any of my funds as </w:t>
+      </w:r>
+      <w:proofErr w:type="gramStart"/>
+      <w:r>
+        <w:rPr>
+          <w:rFonts w:ascii="Aptos Narrow" w:hAnsi="Aptos Narrow"/>
+          <w:color w:val="000000"/>
+        </w:rPr>
+        <w:t>all of</w:t>
+      </w:r>
+      <w:proofErr w:type="gramEnd"/>
+      <w:r>
+        <w:rPr>
+          <w:rFonts w:ascii="Aptos Narrow" w:hAnsi="Aptos Narrow"/>
+          <w:color w:val="000000"/>
+        </w:rPr>
+        <w:t xml:space="preserve"> my accounts and debit card were frozen. I was eventually reimbursed for the money stolen from my account. Obviously, I was forced to close my accounts and open new ones. I had had the same account at XXXX for over 40 </w:t>
+      </w:r>
+      <w:proofErr w:type="gramStart"/>
+      <w:r>
+        <w:rPr>
+          <w:rFonts w:ascii="Aptos Narrow" w:hAnsi="Aptos Narrow"/>
+          <w:color w:val="000000"/>
+        </w:rPr>
+        <w:t>years, but</w:t>
+      </w:r>
+      <w:proofErr w:type="gramEnd"/>
+      <w:r>
+        <w:rPr>
+          <w:rFonts w:ascii="Aptos Narrow" w:hAnsi="Aptos Narrow"/>
+          <w:color w:val="000000"/>
+        </w:rPr>
+        <w:t xml:space="preserve"> then had to start all over from scratch. Because I pay </w:t>
+      </w:r>
+      <w:proofErr w:type="gramStart"/>
+      <w:r>
+        <w:rPr>
+          <w:rFonts w:ascii="Aptos Narrow" w:hAnsi="Aptos Narrow"/>
+          <w:color w:val="000000"/>
+        </w:rPr>
+        <w:t>all of</w:t>
+      </w:r>
+      <w:proofErr w:type="gramEnd"/>
+      <w:r>
+        <w:rPr>
+          <w:rFonts w:ascii="Aptos Narrow" w:hAnsi="Aptos Narrow"/>
+          <w:color w:val="000000"/>
+        </w:rPr>
+        <w:t xml:space="preserve"> my bills through XXXX </w:t>
+      </w:r>
+      <w:proofErr w:type="spellStart"/>
+      <w:r>
+        <w:rPr>
+          <w:rFonts w:ascii="Aptos Narrow" w:hAnsi="Aptos Narrow"/>
+          <w:color w:val="000000"/>
+        </w:rPr>
+        <w:t>XXXX</w:t>
+      </w:r>
+      <w:proofErr w:type="spellEnd"/>
+      <w:r>
+        <w:rPr>
+          <w:rFonts w:ascii="Aptos Narrow" w:hAnsi="Aptos Narrow"/>
+          <w:color w:val="000000"/>
+        </w:rPr>
+        <w:t xml:space="preserve"> </w:t>
+      </w:r>
+      <w:proofErr w:type="spellStart"/>
+      <w:r>
+        <w:rPr>
+          <w:rFonts w:ascii="Aptos Narrow" w:hAnsi="Aptos Narrow"/>
+          <w:color w:val="000000"/>
+        </w:rPr>
+        <w:t>XXXX</w:t>
+      </w:r>
+      <w:proofErr w:type="spellEnd"/>
+      <w:r>
+        <w:rPr>
+          <w:rFonts w:ascii="Aptos Narrow" w:hAnsi="Aptos Narrow"/>
+          <w:color w:val="000000"/>
+        </w:rPr>
+        <w:t xml:space="preserve">, reestablishing everything was a monumental task that took a </w:t>
+      </w:r>
+      <w:proofErr w:type="gramStart"/>
+      <w:r>
+        <w:rPr>
+          <w:rFonts w:ascii="Aptos Narrow" w:hAnsi="Aptos Narrow"/>
+          <w:color w:val="000000"/>
+        </w:rPr>
+        <w:t>months</w:t>
+      </w:r>
+      <w:proofErr w:type="gramEnd"/>
+      <w:r>
+        <w:rPr>
+          <w:rFonts w:ascii="Aptos Narrow" w:hAnsi="Aptos Narrow"/>
+          <w:color w:val="000000"/>
+        </w:rPr>
+        <w:t xml:space="preserve"> to resolve. In fact, at least XXXX of my creditors still have not been reestablished since the theft occurred in XX/XX/year&gt;. However, I was told that since I got my money back, I was NOT the victim! I find that alarming. </w:t>
+      </w:r>
+      <w:r>
+        <w:rPr>
+          <w:rFonts w:ascii="Aptos Narrow" w:hAnsi="Aptos Narrow"/>
+          <w:color w:val="000000"/>
+        </w:rPr>
+        <w:br/>
+      </w:r>
+      <w:r>
+        <w:rPr>
+          <w:rFonts w:ascii="Aptos Narrow" w:hAnsi="Aptos Narrow"/>
+          <w:color w:val="000000"/>
+        </w:rPr>
+        <w:br/>
+        <w:t xml:space="preserve">I am almost 100 % positive that the theft was perpetrated by a woman who used to work for me as a house cleaner and handywoman, who I always paid by check. I fired her in XX/XX/year&gt;, when I learned she was stealing money I had paid to other workers that she brought in. I learned that she had been stealing their pay for over a year! I also was informed that she told the other workers that she wanted to get access to my credit card numbers. She was previously known to the XXXX </w:t>
+      </w:r>
+      <w:proofErr w:type="spellStart"/>
+      <w:r>
+        <w:rPr>
+          <w:rFonts w:ascii="Aptos Narrow" w:hAnsi="Aptos Narrow"/>
+          <w:color w:val="000000"/>
+        </w:rPr>
+        <w:t>XXXX</w:t>
+      </w:r>
+      <w:proofErr w:type="spellEnd"/>
+      <w:r>
+        <w:rPr>
+          <w:rFonts w:ascii="Aptos Narrow" w:hAnsi="Aptos Narrow"/>
+          <w:color w:val="000000"/>
+        </w:rPr>
+        <w:t xml:space="preserve"> </w:t>
+      </w:r>
+      <w:proofErr w:type="spellStart"/>
+      <w:r>
+        <w:rPr>
+          <w:rFonts w:ascii="Aptos Narrow" w:hAnsi="Aptos Narrow"/>
+          <w:color w:val="000000"/>
+        </w:rPr>
+        <w:t>XXXX</w:t>
+      </w:r>
+      <w:proofErr w:type="spellEnd"/>
+      <w:r>
+        <w:rPr>
+          <w:rFonts w:ascii="Aptos Narrow" w:hAnsi="Aptos Narrow"/>
+          <w:color w:val="000000"/>
+        </w:rPr>
+        <w:t xml:space="preserve"> for numerous other matters. Her name and contact information are as </w:t>
+      </w:r>
+      <w:proofErr w:type="gramStart"/>
+      <w:r>
+        <w:rPr>
+          <w:rFonts w:ascii="Aptos Narrow" w:hAnsi="Aptos Narrow"/>
+          <w:color w:val="000000"/>
+        </w:rPr>
+        <w:t>follows :</w:t>
+      </w:r>
+      <w:proofErr w:type="gramEnd"/>
+      <w:r>
+        <w:rPr>
+          <w:rFonts w:ascii="Aptos Narrow" w:hAnsi="Aptos Narrow"/>
+          <w:color w:val="000000"/>
+        </w:rPr>
+        <w:t xml:space="preserve"> XXXX </w:t>
+      </w:r>
+      <w:proofErr w:type="spellStart"/>
+      <w:r>
+        <w:rPr>
+          <w:rFonts w:ascii="Aptos Narrow" w:hAnsi="Aptos Narrow"/>
+          <w:color w:val="000000"/>
+        </w:rPr>
+        <w:t>XXXX</w:t>
+      </w:r>
+      <w:proofErr w:type="spellEnd"/>
+      <w:r>
+        <w:rPr>
+          <w:rFonts w:ascii="Aptos Narrow" w:hAnsi="Aptos Narrow"/>
+          <w:color w:val="000000"/>
+        </w:rPr>
+        <w:t xml:space="preserve"> </w:t>
+      </w:r>
+      <w:proofErr w:type="spellStart"/>
+      <w:r>
+        <w:rPr>
+          <w:rFonts w:ascii="Aptos Narrow" w:hAnsi="Aptos Narrow"/>
+          <w:color w:val="000000"/>
+        </w:rPr>
+        <w:t>XXXX</w:t>
+      </w:r>
+      <w:proofErr w:type="spellEnd"/>
+      <w:r>
+        <w:rPr>
+          <w:rFonts w:ascii="Aptos Narrow" w:hAnsi="Aptos Narrow"/>
+          <w:color w:val="000000"/>
+        </w:rPr>
+        <w:t xml:space="preserve"> </w:t>
+      </w:r>
+      <w:proofErr w:type="spellStart"/>
+      <w:r>
+        <w:rPr>
+          <w:rFonts w:ascii="Aptos Narrow" w:hAnsi="Aptos Narrow"/>
+          <w:color w:val="000000"/>
+        </w:rPr>
+        <w:t>XXXX</w:t>
+      </w:r>
+      <w:proofErr w:type="spellEnd"/>
+      <w:r>
+        <w:rPr>
+          <w:rFonts w:ascii="Aptos Narrow" w:hAnsi="Aptos Narrow"/>
+          <w:color w:val="000000"/>
+        </w:rPr>
+        <w:t xml:space="preserve"> </w:t>
+      </w:r>
+      <w:proofErr w:type="spellStart"/>
+      <w:r>
+        <w:rPr>
+          <w:rFonts w:ascii="Aptos Narrow" w:hAnsi="Aptos Narrow"/>
+          <w:color w:val="000000"/>
+        </w:rPr>
+        <w:t>XXXX</w:t>
+      </w:r>
+      <w:proofErr w:type="spellEnd"/>
+      <w:r>
+        <w:rPr>
+          <w:rFonts w:ascii="Aptos Narrow" w:hAnsi="Aptos Narrow"/>
+          <w:color w:val="000000"/>
+        </w:rPr>
+        <w:t xml:space="preserve">. </w:t>
+      </w:r>
+      <w:r>
+        <w:rPr>
+          <w:rFonts w:ascii="Aptos Narrow" w:hAnsi="Aptos Narrow"/>
+          <w:color w:val="000000"/>
+        </w:rPr>
+        <w:br/>
+        <w:t xml:space="preserve">XXXX, DE XXXX </w:t>
+      </w:r>
+      <w:proofErr w:type="gramStart"/>
+      <w:r>
+        <w:rPr>
+          <w:rFonts w:ascii="Aptos Narrow" w:hAnsi="Aptos Narrow"/>
+          <w:color w:val="000000"/>
+        </w:rPr>
+        <w:t>( XXXX</w:t>
+      </w:r>
+      <w:proofErr w:type="gramEnd"/>
+      <w:r>
+        <w:rPr>
+          <w:rFonts w:ascii="Aptos Narrow" w:hAnsi="Aptos Narrow"/>
+          <w:color w:val="000000"/>
+        </w:rPr>
+        <w:t xml:space="preserve"> ) XXXX cell XXXX I have no doubt that XXXX already has or will commit crimes against other individuals if she is not stopped and brought to justice. Because Capital One refused to assist in the XXXX </w:t>
+      </w:r>
+      <w:proofErr w:type="spellStart"/>
+      <w:r>
+        <w:rPr>
+          <w:rFonts w:ascii="Aptos Narrow" w:hAnsi="Aptos Narrow"/>
+          <w:color w:val="000000"/>
+        </w:rPr>
+        <w:t>XXXX</w:t>
+      </w:r>
+      <w:proofErr w:type="spellEnd"/>
+      <w:r>
+        <w:rPr>
+          <w:rFonts w:ascii="Aptos Narrow" w:hAnsi="Aptos Narrow"/>
+          <w:color w:val="000000"/>
+        </w:rPr>
+        <w:t xml:space="preserve"> </w:t>
+      </w:r>
+      <w:proofErr w:type="spellStart"/>
+      <w:r>
+        <w:rPr>
+          <w:rFonts w:ascii="Aptos Narrow" w:hAnsi="Aptos Narrow"/>
+          <w:color w:val="000000"/>
+        </w:rPr>
+        <w:t>XXXX</w:t>
+      </w:r>
+      <w:proofErr w:type="spellEnd"/>
+      <w:r>
+        <w:rPr>
+          <w:rFonts w:ascii="Aptos Narrow" w:hAnsi="Aptos Narrow"/>
+          <w:color w:val="000000"/>
+        </w:rPr>
+        <w:t xml:space="preserve"> criminal investigation, XXXX is free to victimize others Frankly, I </w:t>
+      </w:r>
+      <w:proofErr w:type="spellStart"/>
+      <w:r>
+        <w:rPr>
+          <w:rFonts w:ascii="Aptos Narrow" w:hAnsi="Aptos Narrow"/>
+          <w:color w:val="000000"/>
+        </w:rPr>
+        <w:t>dont</w:t>
+      </w:r>
+      <w:proofErr w:type="spellEnd"/>
+      <w:r>
+        <w:rPr>
+          <w:rFonts w:ascii="Aptos Narrow" w:hAnsi="Aptos Narrow"/>
+          <w:color w:val="000000"/>
+        </w:rPr>
+        <w:t xml:space="preserve"> know if this is the type of case you typically handle, but I have exhausted all other avenues. I beseech you to fully investigate this matter. </w:t>
+      </w:r>
+      <w:r>
+        <w:rPr>
+          <w:rFonts w:ascii="Aptos Narrow" w:hAnsi="Aptos Narrow"/>
+          <w:color w:val="000000"/>
+        </w:rPr>
+        <w:br/>
+      </w:r>
+      <w:r>
+        <w:rPr>
+          <w:rFonts w:ascii="Aptos Narrow" w:hAnsi="Aptos Narrow"/>
+          <w:color w:val="000000"/>
+        </w:rPr>
+        <w:br/>
+        <w:t xml:space="preserve">Very respectfully, XXXX </w:t>
+      </w:r>
+      <w:proofErr w:type="spellStart"/>
+      <w:r>
+        <w:rPr>
+          <w:rFonts w:ascii="Aptos Narrow" w:hAnsi="Aptos Narrow"/>
+          <w:color w:val="000000"/>
+        </w:rPr>
+        <w:t>XXXX</w:t>
+      </w:r>
+      <w:proofErr w:type="spellEnd"/>
+      <w:r>
+        <w:rPr>
+          <w:rFonts w:ascii="Aptos Narrow" w:hAnsi="Aptos Narrow"/>
+          <w:color w:val="000000"/>
+        </w:rPr>
+        <w:t xml:space="preserve"> </w:t>
+      </w:r>
+      <w:proofErr w:type="spellStart"/>
+      <w:r>
+        <w:rPr>
+          <w:rFonts w:ascii="Aptos Narrow" w:hAnsi="Aptos Narrow"/>
+          <w:color w:val="000000"/>
+        </w:rPr>
+        <w:t>XXXX</w:t>
+      </w:r>
+      <w:proofErr w:type="spellEnd"/>
+      <w:r>
+        <w:rPr>
+          <w:rFonts w:ascii="Aptos Narrow" w:hAnsi="Aptos Narrow"/>
+          <w:color w:val="000000"/>
+        </w:rPr>
+        <w:t xml:space="preserve"> </w:t>
+      </w:r>
+      <w:proofErr w:type="spellStart"/>
+      <w:r>
+        <w:rPr>
+          <w:rFonts w:ascii="Aptos Narrow" w:hAnsi="Aptos Narrow"/>
+          <w:color w:val="000000"/>
+        </w:rPr>
+        <w:t>XXXX</w:t>
+      </w:r>
+      <w:proofErr w:type="spellEnd"/>
+      <w:r>
+        <w:rPr>
+          <w:rFonts w:ascii="Aptos Narrow" w:hAnsi="Aptos Narrow"/>
+          <w:color w:val="000000"/>
+        </w:rPr>
+        <w:t xml:space="preserve"> home XXXX </w:t>
+      </w:r>
+      <w:proofErr w:type="spellStart"/>
+      <w:r>
+        <w:rPr>
+          <w:rFonts w:ascii="Aptos Narrow" w:hAnsi="Aptos Narrow"/>
+          <w:color w:val="000000"/>
+        </w:rPr>
+        <w:t>XXXX</w:t>
+      </w:r>
+      <w:proofErr w:type="spellEnd"/>
+    </w:p>
+    <w:p>
+      <w:pPr>
+        <w:rPr>
+          <w:rFonts w:ascii="Aptos Narrow" w:hAnsi="Aptos Narrow"/>
+          <w:color w:val="000000"/>
+        </w:rPr>
+      </w:pPr>
+    </w:p>
+    <w:p>
+      <w:pPr>
+        <w:spacing w:after="160" w:line="278" w:lineRule="auto"/>
+        <w:rPr>
+          <w:rFonts w:ascii="Aptos Narrow" w:hAnsi="Aptos Narrow"/>
+          <w:color w:val="000000"/>
+        </w:rPr>
+      </w:pPr>
+      <w:r>
+        <w:rPr>
+          <w:rFonts w:ascii="Aptos Narrow" w:hAnsi="Aptos Narrow"/>
+          <w:color w:val="000000"/>
+        </w:rPr>
+        <w:br w:type="page"/>
+      </w:r>
+    </w:p>
+    <w:p>
+      <w:pPr>
+        <w:rPr>
+          <w:rFonts w:ascii="Aptos Narrow" w:hAnsi="Aptos Narrow"/>
+          <w:color w:val="000000"/>
+        </w:rPr>
+      </w:pPr>
+      <w:proofErr w:type="spellStart"/>
+      <w:r>
+        <w:rPr>
+          <w:rFonts w:ascii="Aptos Narrow" w:hAnsi="Aptos Narrow"/>
+          <w:color w:val="000000"/>
+        </w:rPr>
+        <w:lastRenderedPageBreak/>
+        <w:t>b'Fraud</w:t>
+      </w:r>
+      <w:proofErr w:type="spellEnd"/>
+      <w:r>
+        <w:rPr>
+          <w:rFonts w:ascii="Aptos Narrow" w:hAnsi="Aptos Narrow"/>
+          <w:color w:val="000000"/>
+        </w:rPr>
+        <w:t>/Scam Claimed Denied Despite Spoofed Wells Fargo Number and Elder Targeting\n\</w:t>
+      </w:r>
+      <w:proofErr w:type="spellStart"/>
+      <w:r>
+        <w:rPr>
+          <w:rFonts w:ascii="Aptos Narrow" w:hAnsi="Aptos Narrow"/>
+          <w:color w:val="000000"/>
+        </w:rPr>
+        <w:t>nOn</w:t>
+      </w:r>
+      <w:proofErr w:type="spellEnd"/>
+      <w:r>
+        <w:rPr>
+          <w:rFonts w:ascii="Aptos Narrow" w:hAnsi="Aptos Narrow"/>
+          <w:color w:val="000000"/>
+        </w:rPr>
+        <w:t xml:space="preserve"> XXXX </w:t>
+      </w:r>
+      <w:proofErr w:type="spellStart"/>
+      <w:r>
+        <w:rPr>
+          <w:rFonts w:ascii="Aptos Narrow" w:hAnsi="Aptos Narrow"/>
+          <w:color w:val="000000"/>
+        </w:rPr>
+        <w:t>XXXX</w:t>
+      </w:r>
+      <w:proofErr w:type="spellEnd"/>
+      <w:r>
+        <w:rPr>
+          <w:rFonts w:ascii="Aptos Narrow" w:hAnsi="Aptos Narrow"/>
+          <w:color w:val="000000"/>
+        </w:rPr>
+        <w:t xml:space="preserve"> </w:t>
+      </w:r>
+      <w:proofErr w:type="spellStart"/>
+      <w:r>
+        <w:rPr>
+          <w:rFonts w:ascii="Aptos Narrow" w:hAnsi="Aptos Narrow"/>
+          <w:color w:val="000000"/>
+        </w:rPr>
+        <w:t>XXXX</w:t>
+      </w:r>
+      <w:proofErr w:type="spellEnd"/>
+      <w:r>
+        <w:rPr>
+          <w:rFonts w:ascii="Aptos Narrow" w:hAnsi="Aptos Narrow"/>
+          <w:color w:val="000000"/>
+        </w:rPr>
+        <w:t xml:space="preserve"> my </w:t>
+      </w:r>
+      <w:proofErr w:type="spellStart"/>
+      <w:proofErr w:type="gramStart"/>
+      <w:r>
+        <w:rPr>
+          <w:rFonts w:ascii="Aptos Narrow" w:hAnsi="Aptos Narrow"/>
+          <w:color w:val="000000"/>
+        </w:rPr>
+        <w:t>husbands</w:t>
+      </w:r>
+      <w:proofErr w:type="spellEnd"/>
+      <w:proofErr w:type="gramEnd"/>
+      <w:r>
+        <w:rPr>
+          <w:rFonts w:ascii="Aptos Narrow" w:hAnsi="Aptos Narrow"/>
+          <w:color w:val="000000"/>
+        </w:rPr>
+        <w:t xml:space="preserve"> phone was texted a fraud alert by what we thought was Wells Fargo Bank, like we had several times before. We were victims of a sophisticated phone spoofing fraud. I called the phone number in the text XXXX </w:t>
+      </w:r>
+      <w:proofErr w:type="spellStart"/>
+      <w:proofErr w:type="gramStart"/>
+      <w:r>
+        <w:rPr>
+          <w:rFonts w:ascii="Aptos Narrow" w:hAnsi="Aptos Narrow"/>
+          <w:color w:val="000000"/>
+        </w:rPr>
+        <w:t>XXXX</w:t>
+      </w:r>
+      <w:proofErr w:type="spellEnd"/>
+      <w:r>
+        <w:rPr>
+          <w:rFonts w:ascii="Aptos Narrow" w:hAnsi="Aptos Narrow"/>
+          <w:color w:val="000000"/>
+        </w:rPr>
+        <w:t xml:space="preserve">  and</w:t>
+      </w:r>
+      <w:proofErr w:type="gramEnd"/>
+      <w:r>
+        <w:rPr>
+          <w:rFonts w:ascii="Aptos Narrow" w:hAnsi="Aptos Narrow"/>
+          <w:color w:val="000000"/>
+        </w:rPr>
+        <w:t xml:space="preserve"> they posed as Wells Fargo Bankers stating that our account was being observed online by someone as we spoke and we needed to move our money to "safety asap". I was concerned this too could be fraud so the man told me he would set me at ease (stating a lot of Wells Fargo language I was familiar with: Wells has your safety as our priority, calls may be recorded our goal is to protect you, </w:t>
+      </w:r>
+      <w:proofErr w:type="spellStart"/>
+      <w:r>
+        <w:rPr>
+          <w:rFonts w:ascii="Aptos Narrow" w:hAnsi="Aptos Narrow"/>
+          <w:color w:val="000000"/>
+        </w:rPr>
+        <w:t>etc</w:t>
+      </w:r>
+      <w:proofErr w:type="spellEnd"/>
+      <w:r>
+        <w:rPr>
+          <w:rFonts w:ascii="Aptos Narrow" w:hAnsi="Aptos Narrow"/>
+          <w:color w:val="000000"/>
+        </w:rPr>
+        <w:t xml:space="preserve">). He then said he would put me at ease so I could trust he was from Wells Fargo by calling </w:t>
+      </w:r>
+      <w:proofErr w:type="gramStart"/>
+      <w:r>
+        <w:rPr>
+          <w:rFonts w:ascii="Aptos Narrow" w:hAnsi="Aptos Narrow"/>
+          <w:color w:val="000000"/>
+        </w:rPr>
+        <w:t>me  call</w:t>
+      </w:r>
+      <w:proofErr w:type="gramEnd"/>
+      <w:r>
+        <w:rPr>
+          <w:rFonts w:ascii="Aptos Narrow" w:hAnsi="Aptos Narrow"/>
+          <w:color w:val="000000"/>
+        </w:rPr>
+        <w:t xml:space="preserve"> me back on a certified line and </w:t>
+      </w:r>
+      <w:proofErr w:type="spellStart"/>
+      <w:r>
+        <w:rPr>
+          <w:rFonts w:ascii="Aptos Narrow" w:hAnsi="Aptos Narrow"/>
+          <w:color w:val="000000"/>
+        </w:rPr>
+        <w:t>poceeded</w:t>
+      </w:r>
+      <w:proofErr w:type="spellEnd"/>
+      <w:r>
+        <w:rPr>
+          <w:rFonts w:ascii="Aptos Narrow" w:hAnsi="Aptos Narrow"/>
+          <w:color w:val="000000"/>
+        </w:rPr>
+        <w:t xml:space="preserve"> to call me back on a WELLS FARGO Line which was on the back of my wells debit </w:t>
+      </w:r>
+      <w:proofErr w:type="spellStart"/>
+      <w:proofErr w:type="gramStart"/>
+      <w:r>
+        <w:rPr>
+          <w:rFonts w:ascii="Aptos Narrow" w:hAnsi="Aptos Narrow"/>
+          <w:color w:val="000000"/>
+        </w:rPr>
+        <w:t>card.I</w:t>
+      </w:r>
+      <w:proofErr w:type="spellEnd"/>
+      <w:proofErr w:type="gramEnd"/>
+      <w:r>
+        <w:rPr>
+          <w:rFonts w:ascii="Aptos Narrow" w:hAnsi="Aptos Narrow"/>
+          <w:color w:val="000000"/>
+        </w:rPr>
+        <w:t xml:space="preserve"> have banked with Wells for the last XXXX plus years. I trusted wells and am XXXX </w:t>
+      </w:r>
+      <w:proofErr w:type="spellStart"/>
+      <w:r>
+        <w:rPr>
+          <w:rFonts w:ascii="Aptos Narrow" w:hAnsi="Aptos Narrow"/>
+          <w:color w:val="000000"/>
+        </w:rPr>
+        <w:t>XXXX</w:t>
+      </w:r>
+      <w:proofErr w:type="spellEnd"/>
+      <w:r>
+        <w:rPr>
+          <w:rFonts w:ascii="Aptos Narrow" w:hAnsi="Aptos Narrow"/>
+          <w:color w:val="000000"/>
+        </w:rPr>
+        <w:t xml:space="preserve"> and do not understand online procedures. This Wells Fraudster walked me through a fake "security Process</w:t>
+      </w:r>
+      <w:proofErr w:type="gramStart"/>
+      <w:r>
+        <w:rPr>
+          <w:rFonts w:ascii="Aptos Narrow" w:hAnsi="Aptos Narrow"/>
+          <w:color w:val="000000"/>
+        </w:rPr>
+        <w:t>", and</w:t>
+      </w:r>
+      <w:proofErr w:type="gramEnd"/>
+      <w:r>
+        <w:rPr>
+          <w:rFonts w:ascii="Aptos Narrow" w:hAnsi="Aptos Narrow"/>
+          <w:color w:val="000000"/>
+        </w:rPr>
+        <w:t xml:space="preserve"> had me move my funds to an XXXX </w:t>
+      </w:r>
+      <w:proofErr w:type="spellStart"/>
+      <w:r>
+        <w:rPr>
+          <w:rFonts w:ascii="Aptos Narrow" w:hAnsi="Aptos Narrow"/>
+          <w:color w:val="000000"/>
+        </w:rPr>
+        <w:t>XXXX</w:t>
+      </w:r>
+      <w:proofErr w:type="spellEnd"/>
+      <w:r>
+        <w:rPr>
+          <w:rFonts w:ascii="Aptos Narrow" w:hAnsi="Aptos Narrow"/>
+          <w:color w:val="000000"/>
+        </w:rPr>
+        <w:t xml:space="preserve"> that I never used then instructed me to transfer it to a </w:t>
+      </w:r>
+      <w:proofErr w:type="gramStart"/>
+      <w:r>
+        <w:rPr>
+          <w:rFonts w:ascii="Aptos Narrow" w:hAnsi="Aptos Narrow"/>
+          <w:color w:val="000000"/>
+        </w:rPr>
+        <w:t>XXXX  card</w:t>
+      </w:r>
+      <w:proofErr w:type="gramEnd"/>
+      <w:r>
+        <w:rPr>
+          <w:rFonts w:ascii="Aptos Narrow" w:hAnsi="Aptos Narrow"/>
+          <w:color w:val="000000"/>
+        </w:rPr>
+        <w:t xml:space="preserve"> XXXX </w:t>
+      </w:r>
+      <w:proofErr w:type="spellStart"/>
+      <w:r>
+        <w:rPr>
+          <w:rFonts w:ascii="Aptos Narrow" w:hAnsi="Aptos Narrow"/>
+          <w:color w:val="000000"/>
+        </w:rPr>
+        <w:t>XXXX</w:t>
+      </w:r>
+      <w:proofErr w:type="spellEnd"/>
+      <w:r>
+        <w:rPr>
+          <w:rFonts w:ascii="Aptos Narrow" w:hAnsi="Aptos Narrow"/>
+          <w:color w:val="000000"/>
+        </w:rPr>
+        <w:t xml:space="preserve"> </w:t>
+      </w:r>
+      <w:proofErr w:type="spellStart"/>
+      <w:r>
+        <w:rPr>
+          <w:rFonts w:ascii="Aptos Narrow" w:hAnsi="Aptos Narrow"/>
+          <w:color w:val="000000"/>
+        </w:rPr>
+        <w:t>XXXX</w:t>
+      </w:r>
+      <w:proofErr w:type="spellEnd"/>
+      <w:r>
+        <w:rPr>
+          <w:rFonts w:ascii="Aptos Narrow" w:hAnsi="Aptos Narrow"/>
+          <w:color w:val="000000"/>
+        </w:rPr>
+        <w:t xml:space="preserve"> </w:t>
+      </w:r>
+      <w:proofErr w:type="spellStart"/>
+      <w:r>
+        <w:rPr>
+          <w:rFonts w:ascii="Aptos Narrow" w:hAnsi="Aptos Narrow"/>
+          <w:color w:val="000000"/>
+        </w:rPr>
+        <w:t>XXXX</w:t>
+      </w:r>
+      <w:proofErr w:type="spellEnd"/>
+      <w:r>
+        <w:rPr>
+          <w:rFonts w:ascii="Aptos Narrow" w:hAnsi="Aptos Narrow"/>
+          <w:color w:val="000000"/>
+        </w:rPr>
+        <w:t xml:space="preserve">. I moved a total of XXXX Realizing something was wrong mid-process I called the number on the back of my Wells debit </w:t>
+      </w:r>
+      <w:proofErr w:type="gramStart"/>
+      <w:r>
+        <w:rPr>
+          <w:rFonts w:ascii="Aptos Narrow" w:hAnsi="Aptos Narrow"/>
+          <w:color w:val="000000"/>
+        </w:rPr>
+        <w:t>card  and</w:t>
+      </w:r>
+      <w:proofErr w:type="gramEnd"/>
+      <w:r>
+        <w:rPr>
+          <w:rFonts w:ascii="Aptos Narrow" w:hAnsi="Aptos Narrow"/>
+          <w:color w:val="000000"/>
+        </w:rPr>
+        <w:t xml:space="preserve"> the woman promptly told me it was a scam. I filed a fraud claim immediately and provided as much information as I possibly could to help her with the claim. The total they stole from </w:t>
+      </w:r>
+      <w:proofErr w:type="gramStart"/>
+      <w:r>
+        <w:rPr>
+          <w:rFonts w:ascii="Aptos Narrow" w:hAnsi="Aptos Narrow"/>
+          <w:color w:val="000000"/>
+        </w:rPr>
+        <w:t>me</w:t>
+      </w:r>
+      <w:proofErr w:type="gramEnd"/>
+      <w:r>
+        <w:rPr>
+          <w:rFonts w:ascii="Aptos Narrow" w:hAnsi="Aptos Narrow"/>
+          <w:color w:val="000000"/>
+        </w:rPr>
+        <w:t xml:space="preserve"> and wells forgo was XXXX I closed </w:t>
+      </w:r>
+      <w:proofErr w:type="gramStart"/>
+      <w:r>
+        <w:rPr>
+          <w:rFonts w:ascii="Aptos Narrow" w:hAnsi="Aptos Narrow"/>
+          <w:color w:val="000000"/>
+        </w:rPr>
+        <w:t>all of</w:t>
+      </w:r>
+      <w:proofErr w:type="gramEnd"/>
+      <w:r>
+        <w:rPr>
+          <w:rFonts w:ascii="Aptos Narrow" w:hAnsi="Aptos Narrow"/>
+          <w:color w:val="000000"/>
+        </w:rPr>
+        <w:t xml:space="preserve"> my accounts business and personal and opened new accounts, I reported the scam to XXXX </w:t>
+      </w:r>
+      <w:proofErr w:type="spellStart"/>
+      <w:r>
+        <w:rPr>
+          <w:rFonts w:ascii="Aptos Narrow" w:hAnsi="Aptos Narrow"/>
+          <w:color w:val="000000"/>
+        </w:rPr>
+        <w:t>XXXX</w:t>
+      </w:r>
+      <w:proofErr w:type="spellEnd"/>
+      <w:r>
+        <w:rPr>
+          <w:rFonts w:ascii="Aptos Narrow" w:hAnsi="Aptos Narrow"/>
+          <w:color w:val="000000"/>
+        </w:rPr>
+        <w:t xml:space="preserve"> </w:t>
+      </w:r>
+      <w:proofErr w:type="spellStart"/>
+      <w:r>
+        <w:rPr>
+          <w:rFonts w:ascii="Aptos Narrow" w:hAnsi="Aptos Narrow"/>
+          <w:color w:val="000000"/>
+        </w:rPr>
+        <w:t>XXXX</w:t>
+      </w:r>
+      <w:proofErr w:type="spellEnd"/>
+      <w:r>
+        <w:rPr>
+          <w:rFonts w:ascii="Aptos Narrow" w:hAnsi="Aptos Narrow"/>
+          <w:color w:val="000000"/>
+        </w:rPr>
+        <w:t xml:space="preserve"> </w:t>
+      </w:r>
+      <w:proofErr w:type="spellStart"/>
+      <w:r>
+        <w:rPr>
+          <w:rFonts w:ascii="Aptos Narrow" w:hAnsi="Aptos Narrow"/>
+          <w:color w:val="000000"/>
+        </w:rPr>
+        <w:t>XXXX</w:t>
+      </w:r>
+      <w:proofErr w:type="spellEnd"/>
+      <w:r>
+        <w:rPr>
+          <w:rFonts w:ascii="Aptos Narrow" w:hAnsi="Aptos Narrow"/>
+          <w:color w:val="000000"/>
+        </w:rPr>
+        <w:t xml:space="preserve"> </w:t>
+      </w:r>
+      <w:proofErr w:type="spellStart"/>
+      <w:proofErr w:type="gramStart"/>
+      <w:r>
+        <w:rPr>
+          <w:rFonts w:ascii="Aptos Narrow" w:hAnsi="Aptos Narrow"/>
+          <w:color w:val="000000"/>
+        </w:rPr>
+        <w:t>XXXX</w:t>
+      </w:r>
+      <w:proofErr w:type="spellEnd"/>
+      <w:r>
+        <w:rPr>
+          <w:rFonts w:ascii="Aptos Narrow" w:hAnsi="Aptos Narrow"/>
+          <w:color w:val="000000"/>
+        </w:rPr>
+        <w:t xml:space="preserve">  and</w:t>
+      </w:r>
+      <w:proofErr w:type="gramEnd"/>
+      <w:r>
+        <w:rPr>
+          <w:rFonts w:ascii="Aptos Narrow" w:hAnsi="Aptos Narrow"/>
+          <w:color w:val="000000"/>
+        </w:rPr>
+        <w:t xml:space="preserve"> the Police. Most </w:t>
+      </w:r>
+      <w:proofErr w:type="gramStart"/>
+      <w:r>
+        <w:rPr>
+          <w:rFonts w:ascii="Aptos Narrow" w:hAnsi="Aptos Narrow"/>
+          <w:color w:val="000000"/>
+        </w:rPr>
+        <w:t>made the assumption</w:t>
+      </w:r>
+      <w:proofErr w:type="gramEnd"/>
+      <w:r>
+        <w:rPr>
+          <w:rFonts w:ascii="Aptos Narrow" w:hAnsi="Aptos Narrow"/>
+          <w:color w:val="000000"/>
+        </w:rPr>
+        <w:t xml:space="preserve"> that Wells would indeed return the money as they were scammed as well and have fraud protection unlike us, consumers. \n         Wells Fargo Denied the claim </w:t>
+      </w:r>
+      <w:proofErr w:type="gramStart"/>
+      <w:r>
+        <w:rPr>
+          <w:rFonts w:ascii="Aptos Narrow" w:hAnsi="Aptos Narrow"/>
+          <w:color w:val="000000"/>
+        </w:rPr>
+        <w:t>saying</w:t>
+      </w:r>
+      <w:proofErr w:type="gramEnd"/>
+      <w:r>
+        <w:rPr>
+          <w:rFonts w:ascii="Aptos Narrow" w:hAnsi="Aptos Narrow"/>
+          <w:color w:val="000000"/>
+        </w:rPr>
+        <w:t xml:space="preserve"> "The transaction was authorized or that a processing error did not occur." This is deeply unfair in that the fraud relied on spoofing Well\'s Fargo\'s own number, causing me to TRUST the call. I have trusted Wells Fargo for my personal and Business banking for decades and did then as well. I WOULD NEVER have authorized my money leaving had I not received specific, detailed instructions from who I had no reason to believe was NOT a representative of Wells Fargo. I am XXXX and my husband is XXXX we were targeted as elders as we do not know about online bank transfers and moving money. I did not act in negligence or of my own free will--I acted in response to what appeared to be </w:t>
+      </w:r>
+      <w:proofErr w:type="spellStart"/>
+      <w:r>
+        <w:rPr>
+          <w:rFonts w:ascii="Aptos Narrow" w:hAnsi="Aptos Narrow"/>
+          <w:color w:val="000000"/>
+        </w:rPr>
+        <w:t>ligitimate</w:t>
+      </w:r>
+      <w:proofErr w:type="spellEnd"/>
+      <w:r>
+        <w:rPr>
+          <w:rFonts w:ascii="Aptos Narrow" w:hAnsi="Aptos Narrow"/>
+          <w:color w:val="000000"/>
+        </w:rPr>
+        <w:t xml:space="preserve"> Wells Fargo communication, \</w:t>
+      </w:r>
+      <w:proofErr w:type="spellStart"/>
+      <w:r>
+        <w:rPr>
+          <w:rFonts w:ascii="Aptos Narrow" w:hAnsi="Aptos Narrow"/>
+          <w:color w:val="000000"/>
+        </w:rPr>
+        <w:t>nThis</w:t>
+      </w:r>
+      <w:proofErr w:type="spellEnd"/>
+      <w:r>
+        <w:rPr>
+          <w:rFonts w:ascii="Aptos Narrow" w:hAnsi="Aptos Narrow"/>
+          <w:color w:val="000000"/>
+        </w:rPr>
+        <w:t xml:space="preserve"> denial sets a dangerous precedent for banks avoiding responsibility when scammers impersonate them directly using technology consumers can\'t distinguish. We would like to trust Wells again by having them put more security in place and requesting a full reconsideration of this fraud case and reimbursement of the stolen XXXX</w:t>
+      </w:r>
+    </w:p>
+    <w:p>
+      <w:pPr>
+        <w:rPr>
+          <w:rFonts w:ascii="Aptos Narrow" w:hAnsi="Aptos Narrow"/>
+          <w:color w:val="000000"/>
+        </w:rPr>
+      </w:pPr>
+    </w:p>
+    <w:p>
+      <w:pPr>
+        <w:rPr>
+          <w:rFonts w:ascii="Aptos Narrow" w:hAnsi="Aptos Narrow"/>
+          <w:color w:val="000000"/>
+        </w:rPr>
+      </w:pPr>
+    </w:p>
+    <w:p>
+      <w:pPr>
+        <w:spacing w:after="160" w:line="278" w:lineRule="auto"/>
+        <w:rPr>
+          <w:rFonts w:ascii="Aptos Narrow" w:hAnsi="Aptos Narrow"/>
+          <w:color w:val="000000"/>
+        </w:rPr>
+      </w:pPr>
+      <w:r>
+        <w:rPr>
+          <w:rFonts w:ascii="Aptos Narrow" w:hAnsi="Aptos Narrow"/>
+          <w:color w:val="000000"/>
+        </w:rPr>
+        <w:br w:type="page"/>
+      </w:r>
+    </w:p>
+    <w:p>
+      <w:pPr>
+        <w:rPr>
+          <w:rFonts w:ascii="Aptos Narrow" w:hAnsi="Aptos Narrow"/>
+          <w:color w:val="000000"/>
+        </w:rPr>
+      </w:pPr>
+      <w:r>
+        <w:rPr>
+          <w:rFonts w:ascii="Aptos Narrow" w:hAnsi="Aptos Narrow"/>
+          <w:color w:val="000000"/>
+        </w:rPr>
+        <w:lastRenderedPageBreak/>
+        <w:t xml:space="preserve">I received an email from XXXX a few days ago stating " XXXX </w:t>
+      </w:r>
+      <w:proofErr w:type="spellStart"/>
+      <w:r>
+        <w:rPr>
+          <w:rFonts w:ascii="Aptos Narrow" w:hAnsi="Aptos Narrow"/>
+          <w:color w:val="000000"/>
+        </w:rPr>
+        <w:t>XXXX</w:t>
+      </w:r>
+      <w:proofErr w:type="spellEnd"/>
+      <w:r>
+        <w:rPr>
+          <w:rFonts w:ascii="Aptos Narrow" w:hAnsi="Aptos Narrow"/>
+          <w:color w:val="000000"/>
+        </w:rPr>
+        <w:t xml:space="preserve">, Your Robinhood account has been approved. Now the stock market is within </w:t>
+      </w:r>
+      <w:proofErr w:type="spellStart"/>
+      <w:r>
+        <w:rPr>
+          <w:rFonts w:ascii="Aptos Narrow" w:hAnsi="Aptos Narrow"/>
+          <w:color w:val="000000"/>
+        </w:rPr>
+        <w:t>reachand</w:t>
+      </w:r>
+      <w:proofErr w:type="spellEnd"/>
+      <w:r>
+        <w:rPr>
+          <w:rFonts w:ascii="Aptos Narrow" w:hAnsi="Aptos Narrow"/>
+          <w:color w:val="000000"/>
+        </w:rPr>
+        <w:t xml:space="preserve"> within any budget</w:t>
+      </w:r>
+      <w:proofErr w:type="gramStart"/>
+      <w:r>
+        <w:rPr>
+          <w:rFonts w:ascii="Aptos Narrow" w:hAnsi="Aptos Narrow"/>
+          <w:color w:val="000000"/>
+        </w:rPr>
+        <w:t>.....</w:t>
+      </w:r>
+      <w:proofErr w:type="gramEnd"/>
+      <w:r>
+        <w:rPr>
+          <w:rFonts w:ascii="Aptos Narrow" w:hAnsi="Aptos Narrow"/>
+          <w:color w:val="000000"/>
+        </w:rPr>
+        <w:t xml:space="preserve"> '' I then received </w:t>
+      </w:r>
+      <w:proofErr w:type="gramStart"/>
+      <w:r>
+        <w:rPr>
+          <w:rFonts w:ascii="Aptos Narrow" w:hAnsi="Aptos Narrow"/>
+          <w:color w:val="000000"/>
+        </w:rPr>
+        <w:t>( and</w:t>
+      </w:r>
+      <w:proofErr w:type="gramEnd"/>
+      <w:r>
+        <w:rPr>
+          <w:rFonts w:ascii="Aptos Narrow" w:hAnsi="Aptos Narrow"/>
+          <w:color w:val="000000"/>
+        </w:rPr>
+        <w:t xml:space="preserve"> continue to </w:t>
+      </w:r>
+      <w:proofErr w:type="gramStart"/>
+      <w:r>
+        <w:rPr>
+          <w:rFonts w:ascii="Aptos Narrow" w:hAnsi="Aptos Narrow"/>
+          <w:color w:val="000000"/>
+        </w:rPr>
+        <w:t>receive )</w:t>
+      </w:r>
+      <w:proofErr w:type="gramEnd"/>
+      <w:r>
+        <w:rPr>
+          <w:rFonts w:ascii="Aptos Narrow" w:hAnsi="Aptos Narrow"/>
+          <w:color w:val="000000"/>
+        </w:rPr>
+        <w:t xml:space="preserve"> an email stating " XXXX </w:t>
+      </w:r>
+      <w:proofErr w:type="spellStart"/>
+      <w:r>
+        <w:rPr>
+          <w:rFonts w:ascii="Aptos Narrow" w:hAnsi="Aptos Narrow"/>
+          <w:color w:val="000000"/>
+        </w:rPr>
+        <w:t>XXXX</w:t>
+      </w:r>
+      <w:proofErr w:type="spellEnd"/>
+      <w:r>
+        <w:rPr>
+          <w:rFonts w:ascii="Aptos Narrow" w:hAnsi="Aptos Narrow"/>
+          <w:color w:val="000000"/>
+        </w:rPr>
+        <w:t xml:space="preserve">, </w:t>
+      </w:r>
+      <w:proofErr w:type="gramStart"/>
+      <w:r>
+        <w:rPr>
+          <w:rFonts w:ascii="Aptos Narrow" w:hAnsi="Aptos Narrow"/>
+          <w:color w:val="000000"/>
+        </w:rPr>
+        <w:t>Your</w:t>
+      </w:r>
+      <w:proofErr w:type="gramEnd"/>
+      <w:r>
+        <w:rPr>
+          <w:rFonts w:ascii="Aptos Narrow" w:hAnsi="Aptos Narrow"/>
+          <w:color w:val="000000"/>
+        </w:rPr>
+        <w:t xml:space="preserve"> request to link your CHECKING account ending in XXXX </w:t>
+      </w:r>
+      <w:proofErr w:type="spellStart"/>
+      <w:r>
+        <w:rPr>
+          <w:rFonts w:ascii="Aptos Narrow" w:hAnsi="Aptos Narrow"/>
+          <w:color w:val="000000"/>
+        </w:rPr>
+        <w:t>XXXX</w:t>
+      </w:r>
+      <w:proofErr w:type="spellEnd"/>
+      <w:r>
+        <w:rPr>
+          <w:rFonts w:ascii="Aptos Narrow" w:hAnsi="Aptos Narrow"/>
+          <w:color w:val="000000"/>
+        </w:rPr>
+        <w:t xml:space="preserve"> </w:t>
+      </w:r>
+      <w:proofErr w:type="spellStart"/>
+      <w:r>
+        <w:rPr>
+          <w:rFonts w:ascii="Aptos Narrow" w:hAnsi="Aptos Narrow"/>
+          <w:color w:val="000000"/>
+        </w:rPr>
+        <w:t>XXXX</w:t>
+      </w:r>
+      <w:proofErr w:type="spellEnd"/>
+      <w:r>
+        <w:rPr>
+          <w:rFonts w:ascii="Aptos Narrow" w:hAnsi="Aptos Narrow"/>
+          <w:color w:val="000000"/>
+        </w:rPr>
+        <w:t xml:space="preserve"> </w:t>
+      </w:r>
+      <w:proofErr w:type="spellStart"/>
+      <w:r>
+        <w:rPr>
+          <w:rFonts w:ascii="Aptos Narrow" w:hAnsi="Aptos Narrow"/>
+          <w:color w:val="000000"/>
+        </w:rPr>
+        <w:t>XXXX</w:t>
+      </w:r>
+      <w:proofErr w:type="spellEnd"/>
+      <w:r>
+        <w:rPr>
+          <w:rFonts w:ascii="Aptos Narrow" w:hAnsi="Aptos Narrow"/>
+          <w:color w:val="000000"/>
+        </w:rPr>
+        <w:t xml:space="preserve"> </w:t>
+      </w:r>
+      <w:proofErr w:type="spellStart"/>
+      <w:r>
+        <w:rPr>
+          <w:rFonts w:ascii="Aptos Narrow" w:hAnsi="Aptos Narrow"/>
+          <w:color w:val="000000"/>
+        </w:rPr>
+        <w:t>XXXX</w:t>
+      </w:r>
+      <w:proofErr w:type="spellEnd"/>
+      <w:r>
+        <w:rPr>
+          <w:rFonts w:ascii="Aptos Narrow" w:hAnsi="Aptos Narrow"/>
+          <w:color w:val="000000"/>
+        </w:rPr>
+        <w:t xml:space="preserve"> to your Robinhood account has successfully completed. You will be able to use this account to deposit and withdraw funds in the future. '' I don't have a Robinhood account, though this is my email. I'm concerned that the emails are addressed correctly to me via my first name. There are back and forth transactions happening that I get email notifications on, but there is no email that ever asked for email verification. I'm concerned there is fraud happening under my name and my email. I have tried to resolve this with customer service but they continue to tell me to do the following : " The emails you're receiving from Robinhood may have resulted from another customer mistyping or misspelling their email address while signing up for an account.</w:t>
+      </w:r>
+      <w:r>
+        <w:rPr>
+          <w:rFonts w:ascii="Aptos Narrow" w:hAnsi="Aptos Narrow"/>
+          <w:color w:val="000000"/>
+        </w:rPr>
+        <w:br/>
+      </w:r>
+      <w:r>
+        <w:rPr>
+          <w:rFonts w:ascii="Aptos Narrow" w:hAnsi="Aptos Narrow"/>
+          <w:color w:val="000000"/>
+        </w:rPr>
+        <w:br/>
+        <w:t>However, given that you didn't create this account, we'd like to ensure your information wasn't used to create this account without your knowledge. To verify that your information isn't associated with this account, I'll need a few pieces of information from you : XXXX photos of the front and back of your government-issued ID submitted using our secure upload portal, and Last 4 of your Social Security Number, and Date of Birth Please upload the requested document ( s ) within 24 hours. '' I have no business relationship with Robinhood. I have not agreed to any terms and conditions, or their privacy statement. They have no right to ask me for my personal data to correct their own data verification and quality issues.</w:t>
+      </w:r>
+    </w:p>
+    <w:p>
+      <w:pPr>
+        <w:rPr>
+          <w:rFonts w:ascii="Aptos Narrow" w:hAnsi="Aptos Narrow"/>
+          <w:color w:val="000000"/>
+        </w:rPr>
+      </w:pPr>
+    </w:p>
+    <w:p>
+      <w:pPr>
+        <w:spacing w:after="160" w:line="278" w:lineRule="auto"/>
+        <w:rPr>
+          <w:rFonts w:ascii="Aptos Narrow" w:hAnsi="Aptos Narrow"/>
+          <w:color w:val="000000"/>
+        </w:rPr>
+      </w:pPr>
+      <w:r>
+        <w:rPr>
+          <w:rFonts w:ascii="Aptos Narrow" w:hAnsi="Aptos Narrow"/>
+          <w:color w:val="000000"/>
+        </w:rPr>
+        <w:br w:type="page"/>
+      </w:r>
+    </w:p>
+    <w:p>
+      <w:pPr>
+        <w:rPr>
+          <w:rFonts w:ascii="Aptos Narrow" w:hAnsi="Aptos Narrow"/>
+          <w:color w:val="000000"/>
+        </w:rPr>
+      </w:pPr>
+      <w:r>
+        <w:rPr>
+          <w:rFonts w:ascii="Aptos Narrow" w:hAnsi="Aptos Narrow"/>
+          <w:color w:val="000000"/>
+        </w:rPr>
+        <w:lastRenderedPageBreak/>
+        <w:t xml:space="preserve">On XX/XX/year&gt;, at around XXXXXXXX </w:t>
+      </w:r>
+      <w:proofErr w:type="gramStart"/>
+      <w:r>
+        <w:rPr>
+          <w:rFonts w:ascii="Aptos Narrow" w:hAnsi="Aptos Narrow"/>
+          <w:color w:val="000000"/>
+        </w:rPr>
+        <w:t>XXXX  I</w:t>
+      </w:r>
+      <w:proofErr w:type="gramEnd"/>
+      <w:r>
+        <w:rPr>
+          <w:rFonts w:ascii="Aptos Narrow" w:hAnsi="Aptos Narrow"/>
+          <w:color w:val="000000"/>
+        </w:rPr>
+        <w:t xml:space="preserve"> was the victim of a criminal scam that resulted in the loss of {$5700.00}. Specifically : I received a call from someone who claimed to be a deputy with the XXXX </w:t>
+      </w:r>
+      <w:proofErr w:type="spellStart"/>
+      <w:r>
+        <w:rPr>
+          <w:rFonts w:ascii="Aptos Narrow" w:hAnsi="Aptos Narrow"/>
+          <w:color w:val="000000"/>
+        </w:rPr>
+        <w:t>XXXX</w:t>
+      </w:r>
+      <w:proofErr w:type="spellEnd"/>
+      <w:r>
+        <w:rPr>
+          <w:rFonts w:ascii="Aptos Narrow" w:hAnsi="Aptos Narrow"/>
+          <w:color w:val="000000"/>
+        </w:rPr>
+        <w:t xml:space="preserve"> </w:t>
+      </w:r>
+      <w:proofErr w:type="spellStart"/>
+      <w:r>
+        <w:rPr>
+          <w:rFonts w:ascii="Aptos Narrow" w:hAnsi="Aptos Narrow"/>
+          <w:color w:val="000000"/>
+        </w:rPr>
+        <w:t>XXXX</w:t>
+      </w:r>
+      <w:proofErr w:type="spellEnd"/>
+      <w:r>
+        <w:rPr>
+          <w:rFonts w:ascii="Aptos Narrow" w:hAnsi="Aptos Narrow"/>
+          <w:color w:val="000000"/>
+        </w:rPr>
+        <w:t xml:space="preserve"> </w:t>
+      </w:r>
+      <w:proofErr w:type="spellStart"/>
+      <w:r>
+        <w:rPr>
+          <w:rFonts w:ascii="Aptos Narrow" w:hAnsi="Aptos Narrow"/>
+          <w:color w:val="000000"/>
+        </w:rPr>
+        <w:t>XXXX</w:t>
+      </w:r>
+      <w:proofErr w:type="spellEnd"/>
+      <w:r>
+        <w:rPr>
+          <w:rFonts w:ascii="Aptos Narrow" w:hAnsi="Aptos Narrow"/>
+          <w:color w:val="000000"/>
+        </w:rPr>
+        <w:t xml:space="preserve"> Department, who told me that a warrant had been issued for my arrest for failing to report for jury duty ; I was told that I would be arrested and jailed unless I sent bail payments via XXXX </w:t>
+      </w:r>
+      <w:proofErr w:type="spellStart"/>
+      <w:r>
+        <w:rPr>
+          <w:rFonts w:ascii="Aptos Narrow" w:hAnsi="Aptos Narrow"/>
+          <w:color w:val="000000"/>
+        </w:rPr>
+        <w:t>XXXX</w:t>
+      </w:r>
+      <w:proofErr w:type="spellEnd"/>
+      <w:r>
+        <w:rPr>
+          <w:rFonts w:ascii="Aptos Narrow" w:hAnsi="Aptos Narrow"/>
+          <w:color w:val="000000"/>
+        </w:rPr>
+        <w:t xml:space="preserve">  by text message to a phone number that they provided, and was also told that I would be immediately arrested and jailed if I went to my local Sherriff 's Office to verify whether the call was genuine. As part of the scam, the callers evidently used " spoofing '' to fake a phone number for XXXX </w:t>
+      </w:r>
+      <w:proofErr w:type="spellStart"/>
+      <w:r>
+        <w:rPr>
+          <w:rFonts w:ascii="Aptos Narrow" w:hAnsi="Aptos Narrow"/>
+          <w:color w:val="000000"/>
+        </w:rPr>
+        <w:t>XXXX</w:t>
+      </w:r>
+      <w:proofErr w:type="spellEnd"/>
+      <w:r>
+        <w:rPr>
+          <w:rFonts w:ascii="Aptos Narrow" w:hAnsi="Aptos Narrow"/>
+          <w:color w:val="000000"/>
+        </w:rPr>
+        <w:t xml:space="preserve"> </w:t>
+      </w:r>
+      <w:proofErr w:type="spellStart"/>
+      <w:r>
+        <w:rPr>
+          <w:rFonts w:ascii="Aptos Narrow" w:hAnsi="Aptos Narrow"/>
+          <w:color w:val="000000"/>
+        </w:rPr>
+        <w:t>XXXX</w:t>
+      </w:r>
+      <w:proofErr w:type="spellEnd"/>
+      <w:r>
+        <w:rPr>
+          <w:rFonts w:ascii="Aptos Narrow" w:hAnsi="Aptos Narrow"/>
+          <w:color w:val="000000"/>
+        </w:rPr>
+        <w:t xml:space="preserve"> </w:t>
+      </w:r>
+      <w:proofErr w:type="spellStart"/>
+      <w:r>
+        <w:rPr>
+          <w:rFonts w:ascii="Aptos Narrow" w:hAnsi="Aptos Narrow"/>
+          <w:color w:val="000000"/>
+        </w:rPr>
+        <w:t>XXXX</w:t>
+      </w:r>
+      <w:proofErr w:type="spellEnd"/>
+      <w:r>
+        <w:rPr>
+          <w:rFonts w:ascii="Aptos Narrow" w:hAnsi="Aptos Narrow"/>
+          <w:color w:val="000000"/>
+        </w:rPr>
+        <w:t xml:space="preserve">, specifically calling from the number </w:t>
+      </w:r>
+      <w:proofErr w:type="gramStart"/>
+      <w:r>
+        <w:rPr>
+          <w:rFonts w:ascii="Aptos Narrow" w:hAnsi="Aptos Narrow"/>
+          <w:color w:val="000000"/>
+        </w:rPr>
+        <w:t>XXXX ;</w:t>
+      </w:r>
+      <w:proofErr w:type="gramEnd"/>
+      <w:r>
+        <w:rPr>
+          <w:rFonts w:ascii="Aptos Narrow" w:hAnsi="Aptos Narrow"/>
+          <w:color w:val="000000"/>
+        </w:rPr>
+        <w:t xml:space="preserve"> they directed me to look the number up on XXXX to verify that it was genuine, which I did. I also received a fake arrest warrant via text message from the phone number </w:t>
+      </w:r>
+      <w:proofErr w:type="gramStart"/>
+      <w:r>
+        <w:rPr>
+          <w:rFonts w:ascii="Aptos Narrow" w:hAnsi="Aptos Narrow"/>
+          <w:color w:val="000000"/>
+        </w:rPr>
+        <w:t>XXXX, and</w:t>
+      </w:r>
+      <w:proofErr w:type="gramEnd"/>
+      <w:r>
+        <w:rPr>
+          <w:rFonts w:ascii="Aptos Narrow" w:hAnsi="Aptos Narrow"/>
+          <w:color w:val="000000"/>
+        </w:rPr>
+        <w:t xml:space="preserve"> was ultimately directed to send XXXX </w:t>
+      </w:r>
+      <w:proofErr w:type="spellStart"/>
+      <w:r>
+        <w:rPr>
+          <w:rFonts w:ascii="Aptos Narrow" w:hAnsi="Aptos Narrow"/>
+          <w:color w:val="000000"/>
+        </w:rPr>
+        <w:t>XXXX</w:t>
+      </w:r>
+      <w:proofErr w:type="spellEnd"/>
+      <w:r>
+        <w:rPr>
+          <w:rFonts w:ascii="Aptos Narrow" w:hAnsi="Aptos Narrow"/>
+          <w:color w:val="000000"/>
+        </w:rPr>
+        <w:t xml:space="preserve"> </w:t>
+      </w:r>
+      <w:proofErr w:type="spellStart"/>
+      <w:r>
+        <w:rPr>
+          <w:rFonts w:ascii="Aptos Narrow" w:hAnsi="Aptos Narrow"/>
+          <w:color w:val="000000"/>
+        </w:rPr>
+        <w:t>XXXX</w:t>
+      </w:r>
+      <w:proofErr w:type="spellEnd"/>
+      <w:r>
+        <w:rPr>
+          <w:rFonts w:ascii="Aptos Narrow" w:hAnsi="Aptos Narrow"/>
+          <w:color w:val="000000"/>
+        </w:rPr>
+        <w:t xml:space="preserve"> payments- XXXX for {$2200.00}, another for {$3500.00} - to the phone number XXXX. The interaction comprised multiple extended phone calls, with XXXX of the scammers calling from the number XXXX before rerouting the call to the faked number for the XXXX </w:t>
+      </w:r>
+      <w:proofErr w:type="spellStart"/>
+      <w:r>
+        <w:rPr>
+          <w:rFonts w:ascii="Aptos Narrow" w:hAnsi="Aptos Narrow"/>
+          <w:color w:val="000000"/>
+        </w:rPr>
+        <w:t>XXXX</w:t>
+      </w:r>
+      <w:proofErr w:type="spellEnd"/>
+      <w:r>
+        <w:rPr>
+          <w:rFonts w:ascii="Aptos Narrow" w:hAnsi="Aptos Narrow"/>
+          <w:color w:val="000000"/>
+        </w:rPr>
+        <w:t xml:space="preserve"> </w:t>
+      </w:r>
+      <w:proofErr w:type="spellStart"/>
+      <w:r>
+        <w:rPr>
+          <w:rFonts w:ascii="Aptos Narrow" w:hAnsi="Aptos Narrow"/>
+          <w:color w:val="000000"/>
+        </w:rPr>
+        <w:t>XXXX</w:t>
+      </w:r>
+      <w:proofErr w:type="spellEnd"/>
+      <w:r>
+        <w:rPr>
+          <w:rFonts w:ascii="Aptos Narrow" w:hAnsi="Aptos Narrow"/>
+          <w:color w:val="000000"/>
+        </w:rPr>
+        <w:t xml:space="preserve"> </w:t>
+      </w:r>
+      <w:proofErr w:type="gramStart"/>
+      <w:r>
+        <w:rPr>
+          <w:rFonts w:ascii="Aptos Narrow" w:hAnsi="Aptos Narrow"/>
+          <w:color w:val="000000"/>
+        </w:rPr>
+        <w:t>( XXXX</w:t>
+      </w:r>
+      <w:proofErr w:type="gramEnd"/>
+      <w:r>
+        <w:rPr>
+          <w:rFonts w:ascii="Aptos Narrow" w:hAnsi="Aptos Narrow"/>
+          <w:color w:val="000000"/>
+        </w:rPr>
+        <w:t xml:space="preserve"> ). </w:t>
+      </w:r>
+      <w:r>
+        <w:rPr>
+          <w:rFonts w:ascii="Aptos Narrow" w:hAnsi="Aptos Narrow"/>
+          <w:color w:val="000000"/>
+        </w:rPr>
+        <w:br/>
+      </w:r>
+      <w:r>
+        <w:rPr>
+          <w:rFonts w:ascii="Aptos Narrow" w:hAnsi="Aptos Narrow"/>
+          <w:color w:val="000000"/>
+        </w:rPr>
+        <w:br/>
+        <w:t xml:space="preserve">Shortly after sending the money through, I realized that the call was a </w:t>
+      </w:r>
+      <w:proofErr w:type="gramStart"/>
+      <w:r>
+        <w:rPr>
+          <w:rFonts w:ascii="Aptos Narrow" w:hAnsi="Aptos Narrow"/>
+          <w:color w:val="000000"/>
+        </w:rPr>
+        <w:t>scam, and</w:t>
+      </w:r>
+      <w:proofErr w:type="gramEnd"/>
+      <w:r>
+        <w:rPr>
+          <w:rFonts w:ascii="Aptos Narrow" w:hAnsi="Aptos Narrow"/>
+          <w:color w:val="000000"/>
+        </w:rPr>
+        <w:t xml:space="preserve"> promptly called the support lines at both XXXX and Bank of America </w:t>
+      </w:r>
+      <w:proofErr w:type="gramStart"/>
+      <w:r>
+        <w:rPr>
+          <w:rFonts w:ascii="Aptos Narrow" w:hAnsi="Aptos Narrow"/>
+          <w:color w:val="000000"/>
+        </w:rPr>
+        <w:t>( my</w:t>
+      </w:r>
+      <w:proofErr w:type="gramEnd"/>
+      <w:r>
+        <w:rPr>
+          <w:rFonts w:ascii="Aptos Narrow" w:hAnsi="Aptos Narrow"/>
+          <w:color w:val="000000"/>
+        </w:rPr>
+        <w:t xml:space="preserve"> personal </w:t>
+      </w:r>
+      <w:proofErr w:type="gramStart"/>
+      <w:r>
+        <w:rPr>
+          <w:rFonts w:ascii="Aptos Narrow" w:hAnsi="Aptos Narrow"/>
+          <w:color w:val="000000"/>
+        </w:rPr>
+        <w:t>bank )</w:t>
+      </w:r>
+      <w:proofErr w:type="gramEnd"/>
+      <w:r>
+        <w:rPr>
+          <w:rFonts w:ascii="Aptos Narrow" w:hAnsi="Aptos Narrow"/>
+          <w:color w:val="000000"/>
+        </w:rPr>
+        <w:t xml:space="preserve"> to report the XXXX </w:t>
+      </w:r>
+      <w:proofErr w:type="spellStart"/>
+      <w:r>
+        <w:rPr>
+          <w:rFonts w:ascii="Aptos Narrow" w:hAnsi="Aptos Narrow"/>
+          <w:color w:val="000000"/>
+        </w:rPr>
+        <w:t>XXXX</w:t>
+      </w:r>
+      <w:proofErr w:type="spellEnd"/>
+      <w:r>
+        <w:rPr>
+          <w:rFonts w:ascii="Aptos Narrow" w:hAnsi="Aptos Narrow"/>
+          <w:color w:val="000000"/>
+        </w:rPr>
+        <w:t xml:space="preserve"> </w:t>
+      </w:r>
+      <w:proofErr w:type="spellStart"/>
+      <w:r>
+        <w:rPr>
+          <w:rFonts w:ascii="Aptos Narrow" w:hAnsi="Aptos Narrow"/>
+          <w:color w:val="000000"/>
+        </w:rPr>
+        <w:t>XXXX</w:t>
+      </w:r>
+      <w:proofErr w:type="spellEnd"/>
+      <w:r>
+        <w:rPr>
+          <w:rFonts w:ascii="Aptos Narrow" w:hAnsi="Aptos Narrow"/>
+          <w:color w:val="000000"/>
+        </w:rPr>
+        <w:t xml:space="preserve"> payments as the result of fraud, and to request that the transactions be reversed. XXXX insisted that they couldn't provide any assistance, since I sent the XXXX </w:t>
+      </w:r>
+      <w:proofErr w:type="spellStart"/>
+      <w:r>
+        <w:rPr>
+          <w:rFonts w:ascii="Aptos Narrow" w:hAnsi="Aptos Narrow"/>
+          <w:color w:val="000000"/>
+        </w:rPr>
+        <w:t>XXXX</w:t>
+      </w:r>
+      <w:proofErr w:type="spellEnd"/>
+      <w:r>
+        <w:rPr>
+          <w:rFonts w:ascii="Aptos Narrow" w:hAnsi="Aptos Narrow"/>
+          <w:color w:val="000000"/>
+        </w:rPr>
+        <w:t xml:space="preserve"> payments through text message of my own volition, but I was ultimately able to contact Bank of America 's fraud department to dispute both transactions. I also contacted the XXXX Police Department the next day </w:t>
+      </w:r>
+      <w:proofErr w:type="gramStart"/>
+      <w:r>
+        <w:rPr>
+          <w:rFonts w:ascii="Aptos Narrow" w:hAnsi="Aptos Narrow"/>
+          <w:color w:val="000000"/>
+        </w:rPr>
+        <w:t>( XX</w:t>
+      </w:r>
+      <w:proofErr w:type="gramEnd"/>
+      <w:r>
+        <w:rPr>
+          <w:rFonts w:ascii="Aptos Narrow" w:hAnsi="Aptos Narrow"/>
+          <w:color w:val="000000"/>
+        </w:rPr>
+        <w:t>/XX/year</w:t>
+      </w:r>
+      <w:proofErr w:type="gramStart"/>
+      <w:r>
+        <w:rPr>
+          <w:rFonts w:ascii="Aptos Narrow" w:hAnsi="Aptos Narrow"/>
+          <w:color w:val="000000"/>
+        </w:rPr>
+        <w:t>&gt; )</w:t>
+      </w:r>
+      <w:proofErr w:type="gramEnd"/>
+      <w:r>
+        <w:rPr>
+          <w:rFonts w:ascii="Aptos Narrow" w:hAnsi="Aptos Narrow"/>
+          <w:color w:val="000000"/>
+        </w:rPr>
+        <w:t xml:space="preserve"> to report the incident and file a police report, which is currently listed under the report number XXXX. Once the police report had been officially filed and logged in the XXXX Police Department 's online system, I also contacted Bank of America 's fraud department once more to provide them with the number of the police report for documentation purposes. </w:t>
+      </w:r>
+      <w:r>
+        <w:rPr>
+          <w:rFonts w:ascii="Aptos Narrow" w:hAnsi="Aptos Narrow"/>
+          <w:color w:val="000000"/>
+        </w:rPr>
+        <w:br/>
+      </w:r>
+      <w:r>
+        <w:rPr>
+          <w:rFonts w:ascii="Aptos Narrow" w:hAnsi="Aptos Narrow"/>
+          <w:color w:val="000000"/>
+        </w:rPr>
+        <w:br/>
+        <w:t xml:space="preserve">Despite providing a police report and evidence of false arrest </w:t>
+      </w:r>
+      <w:proofErr w:type="gramStart"/>
+      <w:r>
+        <w:rPr>
+          <w:rFonts w:ascii="Aptos Narrow" w:hAnsi="Aptos Narrow"/>
+          <w:color w:val="000000"/>
+        </w:rPr>
+        <w:t>( specifically</w:t>
+      </w:r>
+      <w:proofErr w:type="gramEnd"/>
+      <w:r>
+        <w:rPr>
+          <w:rFonts w:ascii="Aptos Narrow" w:hAnsi="Aptos Narrow"/>
+          <w:color w:val="000000"/>
+        </w:rPr>
+        <w:t xml:space="preserve"> : the fake arrest warrant that was sent to me via text </w:t>
+      </w:r>
+      <w:proofErr w:type="gramStart"/>
+      <w:r>
+        <w:rPr>
+          <w:rFonts w:ascii="Aptos Narrow" w:hAnsi="Aptos Narrow"/>
+          <w:color w:val="000000"/>
+        </w:rPr>
+        <w:t>message )</w:t>
+      </w:r>
+      <w:proofErr w:type="gramEnd"/>
+      <w:r>
+        <w:rPr>
+          <w:rFonts w:ascii="Aptos Narrow" w:hAnsi="Aptos Narrow"/>
+          <w:color w:val="000000"/>
+        </w:rPr>
+        <w:t xml:space="preserve"> and impersonating a law enforcement officer, Bank of America has refused to accept my fraud claims, insisting that I was not the victim of " fraud '' because I willingly transferred the money. As such, I would like to request assistance in mediating this matter with Bank of America. While I concede that I did authorize both payments with my debit card information, I authorized them because I was the victim of several serious crimes- including fraud, false arrest, and impersonating a law enforcement officer.</w:t>
+      </w:r>
+      <w:r>
+        <w:rPr>
+          <w:rFonts w:ascii="Aptos Narrow" w:hAnsi="Aptos Narrow"/>
+          <w:color w:val="000000"/>
+        </w:rPr>
+        <w:br/>
+      </w:r>
+      <w:r>
+        <w:rPr>
+          <w:rFonts w:ascii="Aptos Narrow" w:hAnsi="Aptos Narrow"/>
+          <w:color w:val="000000"/>
+        </w:rPr>
+        <w:br/>
+        <w:t>If at all possible, I would appreciate any assistance with persuading Bank of America to reverse these XXXX transactions, allowing me to recover my money.</w:t>
+      </w:r>
+    </w:p>
+    <w:p>
+      <w:pPr>
+        <w:rPr>
+          <w:rFonts w:ascii="Aptos Narrow" w:hAnsi="Aptos Narrow"/>
+          <w:color w:val="000000"/>
+        </w:rPr>
+      </w:pPr>
+    </w:p>
+    <w:p>
+      <w:pPr>
+        <w:rPr>
+          <w:rFonts w:ascii="Aptos Narrow" w:hAnsi="Aptos Narrow"/>
+          <w:color w:val="000000"/>
+        </w:rPr>
+      </w:pPr>
+    </w:p>
+    <w:p>
+      <w:pPr>
+        <w:spacing w:after="160" w:line="278" w:lineRule="auto"/>
+        <w:rPr>
+          <w:rFonts w:ascii="Aptos Narrow" w:hAnsi="Aptos Narrow"/>
+          <w:color w:val="000000"/>
+        </w:rPr>
+      </w:pPr>
+      <w:r>
+        <w:rPr>
+          <w:rFonts w:ascii="Aptos Narrow" w:hAnsi="Aptos Narrow"/>
+          <w:color w:val="000000"/>
+        </w:rPr>
+        <w:br w:type="page"/>
+      </w:r>
+    </w:p>
+    <w:p>
+      <w:pPr>
+        <w:rPr>
+          <w:rFonts w:ascii="Aptos Narrow" w:hAnsi="Aptos Narrow"/>
+          <w:color w:val="000000"/>
+        </w:rPr>
+      </w:pPr>
+      <w:r>
+        <w:rPr>
+          <w:rFonts w:ascii="Aptos Narrow" w:hAnsi="Aptos Narrow"/>
+          <w:color w:val="000000"/>
+        </w:rPr>
+        <w:lastRenderedPageBreak/>
+        <w:t xml:space="preserve">Background Details Transaction </w:t>
+      </w:r>
+      <w:proofErr w:type="gramStart"/>
+      <w:r>
+        <w:rPr>
+          <w:rFonts w:ascii="Aptos Narrow" w:hAnsi="Aptos Narrow"/>
+          <w:color w:val="000000"/>
+        </w:rPr>
+        <w:t>Date :</w:t>
+      </w:r>
+      <w:proofErr w:type="gramEnd"/>
+      <w:r>
+        <w:rPr>
+          <w:rFonts w:ascii="Aptos Narrow" w:hAnsi="Aptos Narrow"/>
+          <w:color w:val="000000"/>
+        </w:rPr>
+        <w:t xml:space="preserve"> XX/XX/year&gt; </w:t>
+      </w:r>
+      <w:proofErr w:type="gramStart"/>
+      <w:r>
+        <w:rPr>
+          <w:rFonts w:ascii="Aptos Narrow" w:hAnsi="Aptos Narrow"/>
+          <w:color w:val="000000"/>
+        </w:rPr>
+        <w:t>Amount :</w:t>
+      </w:r>
+      <w:proofErr w:type="gramEnd"/>
+      <w:r>
+        <w:rPr>
+          <w:rFonts w:ascii="Aptos Narrow" w:hAnsi="Aptos Narrow"/>
+          <w:color w:val="000000"/>
+        </w:rPr>
+        <w:t xml:space="preserve"> {$950.00} USD Transaction </w:t>
+      </w:r>
+      <w:proofErr w:type="gramStart"/>
+      <w:r>
+        <w:rPr>
+          <w:rFonts w:ascii="Aptos Narrow" w:hAnsi="Aptos Narrow"/>
+          <w:color w:val="000000"/>
+        </w:rPr>
+        <w:t>ID :</w:t>
+      </w:r>
+      <w:proofErr w:type="gramEnd"/>
+      <w:r>
+        <w:rPr>
+          <w:rFonts w:ascii="Aptos Narrow" w:hAnsi="Aptos Narrow"/>
+          <w:color w:val="000000"/>
+        </w:rPr>
+        <w:t xml:space="preserve"> XXXX Receiver </w:t>
+      </w:r>
+      <w:proofErr w:type="gramStart"/>
+      <w:r>
+        <w:rPr>
+          <w:rFonts w:ascii="Aptos Narrow" w:hAnsi="Aptos Narrow"/>
+          <w:color w:val="000000"/>
+        </w:rPr>
+        <w:t>Name :</w:t>
+      </w:r>
+      <w:proofErr w:type="gramEnd"/>
+      <w:r>
+        <w:rPr>
+          <w:rFonts w:ascii="Aptos Narrow" w:hAnsi="Aptos Narrow"/>
+          <w:color w:val="000000"/>
+        </w:rPr>
+        <w:t xml:space="preserve"> XXXX </w:t>
+      </w:r>
+      <w:proofErr w:type="spellStart"/>
+      <w:r>
+        <w:rPr>
+          <w:rFonts w:ascii="Aptos Narrow" w:hAnsi="Aptos Narrow"/>
+          <w:color w:val="000000"/>
+        </w:rPr>
+        <w:t>XXXX</w:t>
+      </w:r>
+      <w:proofErr w:type="spellEnd"/>
+      <w:r>
+        <w:rPr>
+          <w:rFonts w:ascii="Aptos Narrow" w:hAnsi="Aptos Narrow"/>
+          <w:color w:val="000000"/>
+        </w:rPr>
+        <w:t xml:space="preserve"> </w:t>
+      </w:r>
+      <w:proofErr w:type="gramStart"/>
+      <w:r>
+        <w:rPr>
+          <w:rFonts w:ascii="Aptos Narrow" w:hAnsi="Aptos Narrow"/>
+          <w:color w:val="000000"/>
+        </w:rPr>
+        <w:t>( my</w:t>
+      </w:r>
+      <w:proofErr w:type="gramEnd"/>
+      <w:r>
+        <w:rPr>
+          <w:rFonts w:ascii="Aptos Narrow" w:hAnsi="Aptos Narrow"/>
+          <w:color w:val="000000"/>
+        </w:rPr>
+        <w:t xml:space="preserve"> </w:t>
+      </w:r>
+      <w:proofErr w:type="gramStart"/>
+      <w:r>
+        <w:rPr>
+          <w:rFonts w:ascii="Aptos Narrow" w:hAnsi="Aptos Narrow"/>
+          <w:color w:val="000000"/>
+        </w:rPr>
+        <w:t>wife )</w:t>
+      </w:r>
+      <w:proofErr w:type="gramEnd"/>
+      <w:r>
+        <w:rPr>
+          <w:rFonts w:ascii="Aptos Narrow" w:hAnsi="Aptos Narrow"/>
+          <w:color w:val="000000"/>
+        </w:rPr>
+        <w:t xml:space="preserve"> Dispute Case ID </w:t>
+      </w:r>
+      <w:proofErr w:type="gramStart"/>
+      <w:r>
+        <w:rPr>
+          <w:rFonts w:ascii="Aptos Narrow" w:hAnsi="Aptos Narrow"/>
+          <w:color w:val="000000"/>
+        </w:rPr>
+        <w:t>( from</w:t>
+      </w:r>
+      <w:proofErr w:type="gramEnd"/>
+      <w:r>
+        <w:rPr>
+          <w:rFonts w:ascii="Aptos Narrow" w:hAnsi="Aptos Narrow"/>
+          <w:color w:val="000000"/>
+        </w:rPr>
+        <w:t xml:space="preserve"> </w:t>
+      </w:r>
+      <w:proofErr w:type="gramStart"/>
+      <w:r>
+        <w:rPr>
+          <w:rFonts w:ascii="Aptos Narrow" w:hAnsi="Aptos Narrow"/>
+          <w:color w:val="000000"/>
+        </w:rPr>
+        <w:t>Venmo )</w:t>
+      </w:r>
+      <w:proofErr w:type="gramEnd"/>
+      <w:r>
+        <w:rPr>
+          <w:rFonts w:ascii="Aptos Narrow" w:hAnsi="Aptos Narrow"/>
+          <w:color w:val="000000"/>
+        </w:rPr>
+        <w:t xml:space="preserve"> : XXXX </w:t>
+      </w:r>
+      <w:proofErr w:type="spellStart"/>
+      <w:r>
+        <w:rPr>
+          <w:rFonts w:ascii="Aptos Narrow" w:hAnsi="Aptos Narrow"/>
+          <w:color w:val="000000"/>
+        </w:rPr>
+        <w:t>XXXX</w:t>
+      </w:r>
+      <w:proofErr w:type="spellEnd"/>
+      <w:r>
+        <w:rPr>
+          <w:rFonts w:ascii="Aptos Narrow" w:hAnsi="Aptos Narrow"/>
+          <w:color w:val="000000"/>
+        </w:rPr>
+        <w:t xml:space="preserve"> XX/XX/year&gt;, I sent {$950.00} to my wife via </w:t>
+      </w:r>
+      <w:proofErr w:type="gramStart"/>
+      <w:r>
+        <w:rPr>
+          <w:rFonts w:ascii="Aptos Narrow" w:hAnsi="Aptos Narrow"/>
+          <w:color w:val="000000"/>
+        </w:rPr>
+        <w:t>XXXX  as</w:t>
+      </w:r>
+      <w:proofErr w:type="gramEnd"/>
+      <w:r>
+        <w:rPr>
+          <w:rFonts w:ascii="Aptos Narrow" w:hAnsi="Aptos Narrow"/>
+          <w:color w:val="000000"/>
+        </w:rPr>
+        <w:t xml:space="preserve"> a personal payment. </w:t>
+      </w:r>
+      <w:r>
+        <w:rPr>
+          <w:rFonts w:ascii="Aptos Narrow" w:hAnsi="Aptos Narrow"/>
+          <w:color w:val="000000"/>
+        </w:rPr>
+        <w:br/>
+      </w:r>
+      <w:r>
+        <w:rPr>
+          <w:rFonts w:ascii="Aptos Narrow" w:hAnsi="Aptos Narrow"/>
+          <w:color w:val="000000"/>
+        </w:rPr>
+        <w:br/>
+        <w:t xml:space="preserve">A few weeks later, </w:t>
+      </w:r>
+      <w:proofErr w:type="gramStart"/>
+      <w:r>
+        <w:rPr>
+          <w:rFonts w:ascii="Aptos Narrow" w:hAnsi="Aptos Narrow"/>
+          <w:color w:val="000000"/>
+        </w:rPr>
+        <w:t>XXXX  placed</w:t>
+      </w:r>
+      <w:proofErr w:type="gramEnd"/>
+      <w:r>
+        <w:rPr>
+          <w:rFonts w:ascii="Aptos Narrow" w:hAnsi="Aptos Narrow"/>
+          <w:color w:val="000000"/>
+        </w:rPr>
+        <w:t xml:space="preserve"> the transaction on hold and later debited my </w:t>
+      </w:r>
+      <w:proofErr w:type="spellStart"/>
+      <w:r>
+        <w:rPr>
+          <w:rFonts w:ascii="Aptos Narrow" w:hAnsi="Aptos Narrow"/>
+          <w:color w:val="000000"/>
+        </w:rPr>
+        <w:t>wifes</w:t>
+      </w:r>
+      <w:proofErr w:type="spellEnd"/>
+      <w:r>
+        <w:rPr>
+          <w:rFonts w:ascii="Aptos Narrow" w:hAnsi="Aptos Narrow"/>
+          <w:color w:val="000000"/>
+        </w:rPr>
+        <w:t xml:space="preserve"> </w:t>
+      </w:r>
+      <w:proofErr w:type="gramStart"/>
+      <w:r>
+        <w:rPr>
+          <w:rFonts w:ascii="Aptos Narrow" w:hAnsi="Aptos Narrow"/>
+          <w:color w:val="000000"/>
+        </w:rPr>
+        <w:t>XXXX  account</w:t>
+      </w:r>
+      <w:proofErr w:type="gramEnd"/>
+      <w:r>
+        <w:rPr>
+          <w:rFonts w:ascii="Aptos Narrow" w:hAnsi="Aptos Narrow"/>
+          <w:color w:val="000000"/>
+        </w:rPr>
+        <w:t xml:space="preserve"> for {$950.00}, causing her account to show a negative balance. </w:t>
+      </w:r>
+      <w:r>
+        <w:rPr>
+          <w:rFonts w:ascii="Aptos Narrow" w:hAnsi="Aptos Narrow"/>
+          <w:color w:val="000000"/>
+        </w:rPr>
+        <w:br/>
+      </w:r>
+      <w:r>
+        <w:rPr>
+          <w:rFonts w:ascii="Aptos Narrow" w:hAnsi="Aptos Narrow"/>
+          <w:color w:val="000000"/>
+        </w:rPr>
+        <w:br/>
+        <w:t xml:space="preserve">I received an email from </w:t>
+      </w:r>
+      <w:proofErr w:type="gramStart"/>
+      <w:r>
+        <w:rPr>
+          <w:rFonts w:ascii="Aptos Narrow" w:hAnsi="Aptos Narrow"/>
+          <w:color w:val="000000"/>
+        </w:rPr>
+        <w:t>XXXX  stating</w:t>
+      </w:r>
+      <w:proofErr w:type="gramEnd"/>
+      <w:r>
+        <w:rPr>
+          <w:rFonts w:ascii="Aptos Narrow" w:hAnsi="Aptos Narrow"/>
+          <w:color w:val="000000"/>
+        </w:rPr>
+        <w:t xml:space="preserve"> : We have received your notice of dispute from your financial institution. </w:t>
+      </w:r>
+      <w:r>
+        <w:rPr>
+          <w:rFonts w:ascii="Aptos Narrow" w:hAnsi="Aptos Narrow"/>
+          <w:color w:val="000000"/>
+        </w:rPr>
+        <w:br/>
+      </w:r>
+      <w:r>
+        <w:rPr>
+          <w:rFonts w:ascii="Aptos Narrow" w:hAnsi="Aptos Narrow"/>
+          <w:color w:val="000000"/>
+        </w:rPr>
+        <w:br/>
+      </w:r>
+      <w:proofErr w:type="gramStart"/>
+      <w:r>
+        <w:rPr>
+          <w:rFonts w:ascii="Aptos Narrow" w:hAnsi="Aptos Narrow"/>
+          <w:color w:val="000000"/>
+        </w:rPr>
+        <w:t>XXXX  further</w:t>
+      </w:r>
+      <w:proofErr w:type="gramEnd"/>
+      <w:r>
+        <w:rPr>
+          <w:rFonts w:ascii="Aptos Narrow" w:hAnsi="Aptos Narrow"/>
+          <w:color w:val="000000"/>
+        </w:rPr>
+        <w:t xml:space="preserve"> stated they could not investigate because the dispute was allegedly filed through my credit card company. </w:t>
+      </w:r>
+      <w:r>
+        <w:rPr>
+          <w:rFonts w:ascii="Aptos Narrow" w:hAnsi="Aptos Narrow"/>
+          <w:color w:val="000000"/>
+        </w:rPr>
+        <w:br/>
+      </w:r>
+      <w:r>
+        <w:rPr>
+          <w:rFonts w:ascii="Aptos Narrow" w:hAnsi="Aptos Narrow"/>
+          <w:color w:val="000000"/>
+        </w:rPr>
+        <w:br/>
+        <w:t xml:space="preserve">Key Facts I did not file or authorize any dispute or chargeback with my credit card issuer. </w:t>
+      </w:r>
+      <w:r>
+        <w:rPr>
+          <w:rFonts w:ascii="Aptos Narrow" w:hAnsi="Aptos Narrow"/>
+          <w:color w:val="000000"/>
+        </w:rPr>
+        <w:br/>
+      </w:r>
+      <w:r>
+        <w:rPr>
+          <w:rFonts w:ascii="Aptos Narrow" w:hAnsi="Aptos Narrow"/>
+          <w:color w:val="000000"/>
+        </w:rPr>
+        <w:br/>
+        <w:t xml:space="preserve">I have never received a refund or any notification from my bank or credit card company about this transaction being disputed. </w:t>
+      </w:r>
+      <w:r>
+        <w:rPr>
+          <w:rFonts w:ascii="Aptos Narrow" w:hAnsi="Aptos Narrow"/>
+          <w:color w:val="000000"/>
+        </w:rPr>
+        <w:br/>
+      </w:r>
+      <w:r>
+        <w:rPr>
+          <w:rFonts w:ascii="Aptos Narrow" w:hAnsi="Aptos Narrow"/>
+          <w:color w:val="000000"/>
+        </w:rPr>
+        <w:br/>
+      </w:r>
+      <w:proofErr w:type="gramStart"/>
+      <w:r>
+        <w:rPr>
+          <w:rFonts w:ascii="Aptos Narrow" w:hAnsi="Aptos Narrow"/>
+          <w:color w:val="000000"/>
+        </w:rPr>
+        <w:t>XXXX  prematurely</w:t>
+      </w:r>
+      <w:proofErr w:type="gramEnd"/>
+      <w:r>
+        <w:rPr>
+          <w:rFonts w:ascii="Aptos Narrow" w:hAnsi="Aptos Narrow"/>
+          <w:color w:val="000000"/>
+        </w:rPr>
+        <w:t xml:space="preserve"> debited my </w:t>
+      </w:r>
+      <w:proofErr w:type="spellStart"/>
+      <w:r>
+        <w:rPr>
+          <w:rFonts w:ascii="Aptos Narrow" w:hAnsi="Aptos Narrow"/>
+          <w:color w:val="000000"/>
+        </w:rPr>
+        <w:t>wifes</w:t>
+      </w:r>
+      <w:proofErr w:type="spellEnd"/>
+      <w:r>
+        <w:rPr>
+          <w:rFonts w:ascii="Aptos Narrow" w:hAnsi="Aptos Narrow"/>
+          <w:color w:val="000000"/>
+        </w:rPr>
+        <w:t xml:space="preserve"> account on XX/XX/year&gt;, even though XXXX email confirmed that the dispute was only completed/finalized on XX/XX/year&gt;. </w:t>
+      </w:r>
+      <w:r>
+        <w:rPr>
+          <w:rFonts w:ascii="Aptos Narrow" w:hAnsi="Aptos Narrow"/>
+          <w:color w:val="000000"/>
+        </w:rPr>
+        <w:br/>
+      </w:r>
+      <w:r>
+        <w:rPr>
+          <w:rFonts w:ascii="Aptos Narrow" w:hAnsi="Aptos Narrow"/>
+          <w:color w:val="000000"/>
+        </w:rPr>
+        <w:br/>
+        <w:t xml:space="preserve">My </w:t>
+      </w:r>
+      <w:proofErr w:type="gramStart"/>
+      <w:r>
+        <w:rPr>
+          <w:rFonts w:ascii="Aptos Narrow" w:hAnsi="Aptos Narrow"/>
+          <w:color w:val="000000"/>
+        </w:rPr>
+        <w:t>XXXX  account</w:t>
+      </w:r>
+      <w:proofErr w:type="gramEnd"/>
+      <w:r>
+        <w:rPr>
+          <w:rFonts w:ascii="Aptos Narrow" w:hAnsi="Aptos Narrow"/>
+          <w:color w:val="000000"/>
+        </w:rPr>
+        <w:t xml:space="preserve"> was frozen until I completed identity verification </w:t>
+      </w:r>
+      <w:proofErr w:type="gramStart"/>
+      <w:r>
+        <w:rPr>
+          <w:rFonts w:ascii="Aptos Narrow" w:hAnsi="Aptos Narrow"/>
+          <w:color w:val="000000"/>
+        </w:rPr>
+        <w:t>( which</w:t>
+      </w:r>
+      <w:proofErr w:type="gramEnd"/>
+      <w:r>
+        <w:rPr>
+          <w:rFonts w:ascii="Aptos Narrow" w:hAnsi="Aptos Narrow"/>
+          <w:color w:val="000000"/>
+        </w:rPr>
+        <w:t xml:space="preserve"> I have now </w:t>
+      </w:r>
+      <w:proofErr w:type="gramStart"/>
+      <w:r>
+        <w:rPr>
+          <w:rFonts w:ascii="Aptos Narrow" w:hAnsi="Aptos Narrow"/>
+          <w:color w:val="000000"/>
+        </w:rPr>
+        <w:t>done )</w:t>
+      </w:r>
+      <w:proofErr w:type="gramEnd"/>
+      <w:r>
+        <w:rPr>
+          <w:rFonts w:ascii="Aptos Narrow" w:hAnsi="Aptos Narrow"/>
+          <w:color w:val="000000"/>
+        </w:rPr>
+        <w:t xml:space="preserve">, but my </w:t>
+      </w:r>
+      <w:proofErr w:type="spellStart"/>
+      <w:r>
+        <w:rPr>
+          <w:rFonts w:ascii="Aptos Narrow" w:hAnsi="Aptos Narrow"/>
+          <w:color w:val="000000"/>
+        </w:rPr>
+        <w:t>wifes</w:t>
+      </w:r>
+      <w:proofErr w:type="spellEnd"/>
+      <w:r>
+        <w:rPr>
+          <w:rFonts w:ascii="Aptos Narrow" w:hAnsi="Aptos Narrow"/>
+          <w:color w:val="000000"/>
+        </w:rPr>
+        <w:t xml:space="preserve"> account remains on hold unless she pays the {$950.00} again for a payment I never disputed in the first place. </w:t>
+      </w:r>
+      <w:r>
+        <w:rPr>
+          <w:rFonts w:ascii="Aptos Narrow" w:hAnsi="Aptos Narrow"/>
+          <w:color w:val="000000"/>
+        </w:rPr>
+        <w:br/>
+      </w:r>
+      <w:r>
+        <w:rPr>
+          <w:rFonts w:ascii="Aptos Narrow" w:hAnsi="Aptos Narrow"/>
+          <w:color w:val="000000"/>
+        </w:rPr>
+        <w:br/>
+        <w:t xml:space="preserve">Problems with </w:t>
+      </w:r>
+      <w:proofErr w:type="gramStart"/>
+      <w:r>
+        <w:rPr>
+          <w:rFonts w:ascii="Aptos Narrow" w:hAnsi="Aptos Narrow"/>
+          <w:color w:val="000000"/>
+        </w:rPr>
+        <w:t>XXXX  Handling</w:t>
+      </w:r>
+      <w:proofErr w:type="gramEnd"/>
+      <w:r>
+        <w:rPr>
+          <w:rFonts w:ascii="Aptos Narrow" w:hAnsi="Aptos Narrow"/>
+          <w:color w:val="000000"/>
+        </w:rPr>
+        <w:t xml:space="preserve"> Failure to Verify </w:t>
+      </w:r>
+      <w:proofErr w:type="gramStart"/>
+      <w:r>
+        <w:rPr>
+          <w:rFonts w:ascii="Aptos Narrow" w:hAnsi="Aptos Narrow"/>
+          <w:color w:val="000000"/>
+        </w:rPr>
+        <w:t>Authorization :</w:t>
+      </w:r>
+      <w:proofErr w:type="gramEnd"/>
+      <w:r>
+        <w:rPr>
+          <w:rFonts w:ascii="Aptos Narrow" w:hAnsi="Aptos Narrow"/>
+          <w:color w:val="000000"/>
+        </w:rPr>
+        <w:t xml:space="preserve"> </w:t>
+      </w:r>
+      <w:proofErr w:type="gramStart"/>
+      <w:r>
+        <w:rPr>
+          <w:rFonts w:ascii="Aptos Narrow" w:hAnsi="Aptos Narrow"/>
+          <w:color w:val="000000"/>
+        </w:rPr>
+        <w:t>XXXX  never</w:t>
+      </w:r>
+      <w:proofErr w:type="gramEnd"/>
+      <w:r>
+        <w:rPr>
+          <w:rFonts w:ascii="Aptos Narrow" w:hAnsi="Aptos Narrow"/>
+          <w:color w:val="000000"/>
+        </w:rPr>
+        <w:t xml:space="preserve"> contacted me, the cardholder, to confirm if I had disputed the transaction before debiting my </w:t>
+      </w:r>
+      <w:proofErr w:type="spellStart"/>
+      <w:r>
+        <w:rPr>
+          <w:rFonts w:ascii="Aptos Narrow" w:hAnsi="Aptos Narrow"/>
+          <w:color w:val="000000"/>
+        </w:rPr>
+        <w:t>wifes</w:t>
+      </w:r>
+      <w:proofErr w:type="spellEnd"/>
+      <w:r>
+        <w:rPr>
+          <w:rFonts w:ascii="Aptos Narrow" w:hAnsi="Aptos Narrow"/>
+          <w:color w:val="000000"/>
+        </w:rPr>
+        <w:t xml:space="preserve"> account. </w:t>
+      </w:r>
+      <w:r>
+        <w:rPr>
+          <w:rFonts w:ascii="Aptos Narrow" w:hAnsi="Aptos Narrow"/>
+          <w:color w:val="000000"/>
+        </w:rPr>
+        <w:br/>
+      </w:r>
+      <w:r>
+        <w:rPr>
+          <w:rFonts w:ascii="Aptos Narrow" w:hAnsi="Aptos Narrow"/>
+          <w:color w:val="000000"/>
+        </w:rPr>
+        <w:br/>
+        <w:t xml:space="preserve">Misuse of Privacy </w:t>
+      </w:r>
+      <w:proofErr w:type="gramStart"/>
+      <w:r>
+        <w:rPr>
+          <w:rFonts w:ascii="Aptos Narrow" w:hAnsi="Aptos Narrow"/>
+          <w:color w:val="000000"/>
+        </w:rPr>
+        <w:t>Policy :</w:t>
+      </w:r>
+      <w:proofErr w:type="gramEnd"/>
+      <w:r>
+        <w:rPr>
+          <w:rFonts w:ascii="Aptos Narrow" w:hAnsi="Aptos Narrow"/>
+          <w:color w:val="000000"/>
+        </w:rPr>
+        <w:t xml:space="preserve"> </w:t>
+      </w:r>
+      <w:proofErr w:type="gramStart"/>
+      <w:r>
+        <w:rPr>
+          <w:rFonts w:ascii="Aptos Narrow" w:hAnsi="Aptos Narrow"/>
+          <w:color w:val="000000"/>
+        </w:rPr>
+        <w:t>XXXX  refuses</w:t>
+      </w:r>
+      <w:proofErr w:type="gramEnd"/>
+      <w:r>
+        <w:rPr>
+          <w:rFonts w:ascii="Aptos Narrow" w:hAnsi="Aptos Narrow"/>
+          <w:color w:val="000000"/>
+        </w:rPr>
+        <w:t xml:space="preserve"> to communicate directly with me about the dispute details, citing privacy rules, even though I am the sender and cardholder. </w:t>
+      </w:r>
+      <w:r>
+        <w:rPr>
+          <w:rFonts w:ascii="Aptos Narrow" w:hAnsi="Aptos Narrow"/>
+          <w:color w:val="000000"/>
+        </w:rPr>
+        <w:br/>
+      </w:r>
+      <w:r>
+        <w:rPr>
+          <w:rFonts w:ascii="Aptos Narrow" w:hAnsi="Aptos Narrow"/>
+          <w:color w:val="000000"/>
+        </w:rPr>
+        <w:br/>
+        <w:t xml:space="preserve">Premature Account </w:t>
+      </w:r>
+      <w:proofErr w:type="gramStart"/>
+      <w:r>
+        <w:rPr>
+          <w:rFonts w:ascii="Aptos Narrow" w:hAnsi="Aptos Narrow"/>
+          <w:color w:val="000000"/>
+        </w:rPr>
+        <w:t>Debit :</w:t>
+      </w:r>
+      <w:proofErr w:type="gramEnd"/>
+      <w:r>
+        <w:rPr>
+          <w:rFonts w:ascii="Aptos Narrow" w:hAnsi="Aptos Narrow"/>
+          <w:color w:val="000000"/>
+        </w:rPr>
+        <w:t xml:space="preserve"> </w:t>
+      </w:r>
+      <w:proofErr w:type="gramStart"/>
+      <w:r>
+        <w:rPr>
+          <w:rFonts w:ascii="Aptos Narrow" w:hAnsi="Aptos Narrow"/>
+          <w:color w:val="000000"/>
+        </w:rPr>
+        <w:t>XXXX  withdrew</w:t>
+      </w:r>
+      <w:proofErr w:type="gramEnd"/>
+      <w:r>
+        <w:rPr>
+          <w:rFonts w:ascii="Aptos Narrow" w:hAnsi="Aptos Narrow"/>
+          <w:color w:val="000000"/>
+        </w:rPr>
+        <w:t xml:space="preserve"> {$950.00} from my </w:t>
+      </w:r>
+      <w:proofErr w:type="spellStart"/>
+      <w:r>
+        <w:rPr>
+          <w:rFonts w:ascii="Aptos Narrow" w:hAnsi="Aptos Narrow"/>
+          <w:color w:val="000000"/>
+        </w:rPr>
+        <w:t>wifes</w:t>
+      </w:r>
+      <w:proofErr w:type="spellEnd"/>
+      <w:r>
+        <w:rPr>
+          <w:rFonts w:ascii="Aptos Narrow" w:hAnsi="Aptos Narrow"/>
+          <w:color w:val="000000"/>
+        </w:rPr>
+        <w:t xml:space="preserve"> account months before the dispute was completed by the card issuer, causing unnecessary financial harm. </w:t>
+      </w:r>
+      <w:r>
+        <w:rPr>
+          <w:rFonts w:ascii="Aptos Narrow" w:hAnsi="Aptos Narrow"/>
+          <w:color w:val="000000"/>
+        </w:rPr>
+        <w:br/>
+      </w:r>
+      <w:r>
+        <w:rPr>
+          <w:rFonts w:ascii="Aptos Narrow" w:hAnsi="Aptos Narrow"/>
+          <w:color w:val="000000"/>
+        </w:rPr>
+        <w:br/>
+        <w:t xml:space="preserve">Lack of </w:t>
+      </w:r>
+      <w:proofErr w:type="gramStart"/>
+      <w:r>
+        <w:rPr>
+          <w:rFonts w:ascii="Aptos Narrow" w:hAnsi="Aptos Narrow"/>
+          <w:color w:val="000000"/>
+        </w:rPr>
+        <w:t>Transparency :</w:t>
+      </w:r>
+      <w:proofErr w:type="gramEnd"/>
+      <w:r>
+        <w:rPr>
+          <w:rFonts w:ascii="Aptos Narrow" w:hAnsi="Aptos Narrow"/>
+          <w:color w:val="000000"/>
+        </w:rPr>
+        <w:t xml:space="preserve"> </w:t>
+      </w:r>
+      <w:proofErr w:type="gramStart"/>
+      <w:r>
+        <w:rPr>
+          <w:rFonts w:ascii="Aptos Narrow" w:hAnsi="Aptos Narrow"/>
+          <w:color w:val="000000"/>
+        </w:rPr>
+        <w:t>XXXX  has</w:t>
+      </w:r>
+      <w:proofErr w:type="gramEnd"/>
+      <w:r>
+        <w:rPr>
+          <w:rFonts w:ascii="Aptos Narrow" w:hAnsi="Aptos Narrow"/>
+          <w:color w:val="000000"/>
+        </w:rPr>
+        <w:t xml:space="preserve"> not provided proof of any dispute authorization or documentation from the card issuer to justify the debit. </w:t>
+      </w:r>
+      <w:r>
+        <w:rPr>
+          <w:rFonts w:ascii="Aptos Narrow" w:hAnsi="Aptos Narrow"/>
+          <w:color w:val="000000"/>
+        </w:rPr>
+        <w:br/>
+      </w:r>
+      <w:r>
+        <w:rPr>
+          <w:rFonts w:ascii="Aptos Narrow" w:hAnsi="Aptos Narrow"/>
+          <w:color w:val="000000"/>
+        </w:rPr>
+        <w:br/>
+        <w:t xml:space="preserve">Resolution I Am Requesting from CFPB I respectfully request CFPBs assistance in directing Venmo to : Conduct a reinvestigation into the alleged dispute, Allow direct communication with me ( the cardholder ) for verification purposes, Provide documentation of any communications between XXXX  and the card issuer regarding this dispute, Restore the {$950.00} to my </w:t>
+      </w:r>
+      <w:proofErr w:type="spellStart"/>
+      <w:r>
+        <w:rPr>
+          <w:rFonts w:ascii="Aptos Narrow" w:hAnsi="Aptos Narrow"/>
+          <w:color w:val="000000"/>
+        </w:rPr>
+        <w:t>wifes</w:t>
+      </w:r>
+      <w:proofErr w:type="spellEnd"/>
+      <w:r>
+        <w:rPr>
+          <w:rFonts w:ascii="Aptos Narrow" w:hAnsi="Aptos Narrow"/>
+          <w:color w:val="000000"/>
+        </w:rPr>
+        <w:t xml:space="preserve"> XXXX  account immediately Important Note My Wife Has Also Filed a CFPB Complaint ( Case Number : XXXX ) My wife has already filed her own CFPB complaint, explaining that : She received the {$950.00}, transferred it to her bank, and later saw her XXXX  account debited. </w:t>
+      </w:r>
+      <w:r>
+        <w:rPr>
+          <w:rFonts w:ascii="Aptos Narrow" w:hAnsi="Aptos Narrow"/>
+          <w:color w:val="000000"/>
+        </w:rPr>
+        <w:br/>
+      </w:r>
+      <w:r>
+        <w:rPr>
+          <w:rFonts w:ascii="Aptos Narrow" w:hAnsi="Aptos Narrow"/>
+          <w:color w:val="000000"/>
+        </w:rPr>
+        <w:lastRenderedPageBreak/>
+        <w:br/>
+      </w:r>
+      <w:proofErr w:type="gramStart"/>
+      <w:r>
+        <w:rPr>
+          <w:rFonts w:ascii="Aptos Narrow" w:hAnsi="Aptos Narrow"/>
+          <w:color w:val="000000"/>
+        </w:rPr>
+        <w:t>XXXX  claims</w:t>
+      </w:r>
+      <w:proofErr w:type="gramEnd"/>
+      <w:r>
+        <w:rPr>
+          <w:rFonts w:ascii="Aptos Narrow" w:hAnsi="Aptos Narrow"/>
+          <w:color w:val="000000"/>
+        </w:rPr>
+        <w:t xml:space="preserve"> I disputed the payment, which I did not. </w:t>
+      </w:r>
+      <w:r>
+        <w:rPr>
+          <w:rFonts w:ascii="Aptos Narrow" w:hAnsi="Aptos Narrow"/>
+          <w:color w:val="000000"/>
+        </w:rPr>
+        <w:br/>
+      </w:r>
+      <w:r>
+        <w:rPr>
+          <w:rFonts w:ascii="Aptos Narrow" w:hAnsi="Aptos Narrow"/>
+          <w:color w:val="000000"/>
+        </w:rPr>
+        <w:br/>
+      </w:r>
+      <w:proofErr w:type="gramStart"/>
+      <w:r>
+        <w:rPr>
+          <w:rFonts w:ascii="Aptos Narrow" w:hAnsi="Aptos Narrow"/>
+          <w:color w:val="000000"/>
+        </w:rPr>
+        <w:t>XXXX  is</w:t>
+      </w:r>
+      <w:proofErr w:type="gramEnd"/>
+      <w:r>
+        <w:rPr>
+          <w:rFonts w:ascii="Aptos Narrow" w:hAnsi="Aptos Narrow"/>
+          <w:color w:val="000000"/>
+        </w:rPr>
+        <w:t xml:space="preserve"> demanding she repay {$950.00} to regain access to her account, </w:t>
+      </w:r>
+      <w:proofErr w:type="gramStart"/>
+      <w:r>
+        <w:rPr>
+          <w:rFonts w:ascii="Aptos Narrow" w:hAnsi="Aptos Narrow"/>
+          <w:color w:val="000000"/>
+        </w:rPr>
+        <w:t>despite the fact that</w:t>
+      </w:r>
+      <w:proofErr w:type="gramEnd"/>
+      <w:r>
+        <w:rPr>
+          <w:rFonts w:ascii="Aptos Narrow" w:hAnsi="Aptos Narrow"/>
+          <w:color w:val="000000"/>
+        </w:rPr>
+        <w:t xml:space="preserve"> neither of us initiated this dispute. </w:t>
+      </w:r>
+      <w:r>
+        <w:rPr>
+          <w:rFonts w:ascii="Aptos Narrow" w:hAnsi="Aptos Narrow"/>
+          <w:color w:val="000000"/>
+        </w:rPr>
+        <w:br/>
+      </w:r>
+      <w:r>
+        <w:rPr>
+          <w:rFonts w:ascii="Aptos Narrow" w:hAnsi="Aptos Narrow"/>
+          <w:color w:val="000000"/>
+        </w:rPr>
+        <w:br/>
+        <w:t xml:space="preserve">By mentioning this, I respectfully ask CFPB to link both complaints together so the situation can be reviewed as a single case because the problem impacts both the sender </w:t>
+      </w:r>
+      <w:proofErr w:type="gramStart"/>
+      <w:r>
+        <w:rPr>
+          <w:rFonts w:ascii="Aptos Narrow" w:hAnsi="Aptos Narrow"/>
+          <w:color w:val="000000"/>
+        </w:rPr>
+        <w:t>( me</w:t>
+      </w:r>
+      <w:proofErr w:type="gramEnd"/>
+      <w:r>
+        <w:rPr>
+          <w:rFonts w:ascii="Aptos Narrow" w:hAnsi="Aptos Narrow"/>
+          <w:color w:val="000000"/>
+        </w:rPr>
+        <w:t xml:space="preserve"> ) and the receiver</w:t>
       </w:r>
     </w:p>
     <w:p>
@@ -27565,7 +33428,7 @@
   <w:style w:type="paragraph" w:default="1" w:styleId="Normal">
     <w:name w:val="Normal"/>
     <w:qFormat/>
-    <w:rsid w:val="00CD0999"/>
+    <w:rsid w:val="00960C15"/>
     <w:pPr>
       <w:spacing w:after="0" w:line="240" w:lineRule="auto"/>
     </w:pPr>
